--- a/Sessions Data/Session7-Notes.docx
+++ b/Sessions Data/Session7-Notes.docx
@@ -185,7 +185,15 @@
         <w:t>g</w:t>
       </w:r>
       <w:r>
-        <w:t xml:space="preserve"> deal for the state and wanted to learn more</w:t>
+        <w:t xml:space="preserve"> deal for the state and </w:t>
+      </w:r>
+      <w:proofErr w:type="gramStart"/>
+      <w:r>
+        <w:t>wanted</w:t>
+      </w:r>
+      <w:proofErr w:type="gramEnd"/>
+      <w:r>
+        <w:t xml:space="preserve"> to learn more</w:t>
       </w:r>
       <w:r>
         <w:t>.</w:t>
@@ -240,13 +248,29 @@
         <w:t>division</w:t>
       </w:r>
       <w:r>
-        <w:t xml:space="preserve">. Working in </w:t>
-      </w:r>
-      <w:r>
-        <w:t xml:space="preserve">model for the </w:t>
-      </w:r>
-      <w:r>
-        <w:t>GSL.</w:t>
+        <w:t xml:space="preserve">. Working </w:t>
+      </w:r>
+      <w:proofErr w:type="gramStart"/>
+      <w:r>
+        <w:t xml:space="preserve">in </w:t>
+      </w:r>
+      <w:r>
+        <w:t>model</w:t>
+      </w:r>
+      <w:proofErr w:type="gramEnd"/>
+      <w:r>
+        <w:t xml:space="preserve"> for </w:t>
+      </w:r>
+      <w:proofErr w:type="gramStart"/>
+      <w:r>
+        <w:t xml:space="preserve">the </w:t>
+      </w:r>
+      <w:r>
+        <w:t>GSL</w:t>
+      </w:r>
+      <w:proofErr w:type="gramEnd"/>
+      <w:r>
+        <w:t>.</w:t>
       </w:r>
     </w:p>
     <w:p>
@@ -257,7 +281,15 @@
         <w:t xml:space="preserve">P17: works in watershed protection </w:t>
       </w:r>
       <w:r>
-        <w:t xml:space="preserve">(water quality ) in a regional water district in Texas, Serves about 2.5 million. </w:t>
+        <w:t xml:space="preserve">(water </w:t>
+      </w:r>
+      <w:proofErr w:type="gramStart"/>
+      <w:r>
+        <w:t>quality )</w:t>
+      </w:r>
+      <w:proofErr w:type="gramEnd"/>
+      <w:r>
+        <w:t xml:space="preserve"> in a regional water district in Texas, Serves about 2.5 million. </w:t>
       </w:r>
       <w:r>
         <w:t>Attended</w:t>
@@ -764,7 +796,17 @@
               </w:rPr>
             </w:pPr>
             <w:r>
-              <w:t xml:space="preserve">Maximize water to sent to GSL while optimizing water use in Bear River Watershed for agriculture, wildlife habitat and groundwater recharge in an interconnected system. </w:t>
+              <w:t xml:space="preserve">Maximize water to </w:t>
+            </w:r>
+            <w:proofErr w:type="spellStart"/>
+            <w:proofErr w:type="gramStart"/>
+            <w:r>
+              <w:t>sent</w:t>
+            </w:r>
+            <w:proofErr w:type="spellEnd"/>
+            <w:proofErr w:type="gramEnd"/>
+            <w:r>
+              <w:t xml:space="preserve"> to GSL while optimizing water use in Bear River Watershed for agriculture, wildlife habitat and groundwater recharge in an interconnected system. </w:t>
             </w:r>
           </w:p>
         </w:tc>
@@ -818,7 +860,23 @@
         <w:t>,</w:t>
       </w:r>
       <w:r>
-        <w:t xml:space="preserve"> I am seeing a lot more conservation and a little less ag I think i can be a little more giving and prioritize ag uses a little less. We can store it nearby if we really need it and send it later in the year. I decided to change mine and make it more data based and looked at the historical ag use and cut ten percent of that to contribute to the gsl.</w:t>
+        <w:t xml:space="preserve"> I am seeing a lot more conservation and a little less ag I think </w:t>
+      </w:r>
+      <w:proofErr w:type="spellStart"/>
+      <w:r>
+        <w:t>i</w:t>
+      </w:r>
+      <w:proofErr w:type="spellEnd"/>
+      <w:r>
+        <w:t xml:space="preserve"> can be a little more giving and prioritize ag uses a little less. We can store it nearby if we really need it and send it later in the year. I decided to change mine and make it more data based and looked at the historical ag use and cut ten percent of that to contribute to the </w:t>
+      </w:r>
+      <w:proofErr w:type="spellStart"/>
+      <w:r>
+        <w:t>gsl</w:t>
+      </w:r>
+      <w:proofErr w:type="spellEnd"/>
+      <w:r>
+        <w:t>.</w:t>
       </w:r>
     </w:p>
     <w:p>
@@ -890,7 +948,15 @@
         <w:t xml:space="preserve">worried about GSL, </w:t>
       </w:r>
       <w:r>
-        <w:t>might feel like they’re pretty far removed from the ecosystem</w:t>
+        <w:t xml:space="preserve">might feel like they’re </w:t>
+      </w:r>
+      <w:proofErr w:type="gramStart"/>
+      <w:r>
+        <w:t>pretty far</w:t>
+      </w:r>
+      <w:proofErr w:type="gramEnd"/>
+      <w:r>
+        <w:t xml:space="preserve"> removed from the ecosystem</w:t>
       </w:r>
       <w:r>
         <w:t xml:space="preserve"> and the dust repercussions.</w:t>
@@ -924,7 +990,15 @@
         <w:t xml:space="preserve"> </w:t>
       </w:r>
       <w:r>
-        <w:t>Make sure ag is v</w:t>
+        <w:t xml:space="preserve">Make sure </w:t>
+      </w:r>
+      <w:proofErr w:type="gramStart"/>
+      <w:r>
+        <w:t>ag</w:t>
+      </w:r>
+      <w:proofErr w:type="gramEnd"/>
+      <w:r>
+        <w:t xml:space="preserve"> is v</w:t>
       </w:r>
       <w:r>
         <w:t>iabl</w:t>
@@ -964,10 +1038,34 @@
         <w:t>o</w:t>
       </w:r>
       <w:r>
-        <w:t xml:space="preserve"> adjust more water efficient agricultural practices</w:t>
-      </w:r>
-      <w:r>
-        <w:t xml:space="preserve"> if it helps their bootm, line, might be willing to work with the bank if that works for their bottom line. </w:t>
+        <w:t xml:space="preserve"> </w:t>
+      </w:r>
+      <w:proofErr w:type="gramStart"/>
+      <w:r>
+        <w:t>adjust</w:t>
+      </w:r>
+      <w:proofErr w:type="gramEnd"/>
+      <w:r>
+        <w:t xml:space="preserve"> more water efficient agricultural practices</w:t>
+      </w:r>
+      <w:r>
+        <w:t xml:space="preserve"> if it helps their </w:t>
+      </w:r>
+      <w:proofErr w:type="spellStart"/>
+      <w:r>
+        <w:t>bootm</w:t>
+      </w:r>
+      <w:proofErr w:type="spellEnd"/>
+      <w:r>
+        <w:t>, line</w:t>
+      </w:r>
+      <w:proofErr w:type="gramStart"/>
+      <w:r>
+        <w:t>, might</w:t>
+      </w:r>
+      <w:proofErr w:type="gramEnd"/>
+      <w:r>
+        <w:t xml:space="preserve"> be willing to work with the bank if that works for their bottom line. </w:t>
       </w:r>
     </w:p>
     <w:p>
@@ -1033,15 +1131,39 @@
         </w:numPr>
         <w:spacing w:before="240" w:line="276" w:lineRule="auto"/>
       </w:pPr>
-      <w:r>
-        <w:t xml:space="preserve">Similar to Lowe ID, </w:t>
-      </w:r>
-      <w:r>
-        <w:t>but they might be slightly more incentivized to be worried about great</w:t>
+      <w:proofErr w:type="gramStart"/>
+      <w:r>
+        <w:t>Similar to</w:t>
+      </w:r>
+      <w:proofErr w:type="gramEnd"/>
+      <w:r>
+        <w:t xml:space="preserve"> Lowe</w:t>
+      </w:r>
+      <w:r>
+        <w:t>r</w:t>
+      </w:r>
+      <w:r>
+        <w:t xml:space="preserve"> </w:t>
+      </w:r>
+      <w:proofErr w:type="gramStart"/>
+      <w:r>
+        <w:t xml:space="preserve">ID, </w:t>
+      </w:r>
+      <w:r>
+        <w:t>but</w:t>
+      </w:r>
+      <w:proofErr w:type="gramEnd"/>
+      <w:r>
+        <w:t xml:space="preserve"> they might be slightly more incentivized to be worried about </w:t>
+      </w:r>
+      <w:proofErr w:type="gramStart"/>
+      <w:r>
+        <w:t>great</w:t>
       </w:r>
       <w:r>
         <w:t xml:space="preserve"> salt lake</w:t>
       </w:r>
+      <w:proofErr w:type="gramEnd"/>
       <w:r>
         <w:t>, because they'r</w:t>
       </w:r>
@@ -1182,7 +1304,15 @@
         <w:t>$</w:t>
       </w:r>
       <w:r>
-        <w:t>100 but short term leas</w:t>
+        <w:t xml:space="preserve">100 but </w:t>
+      </w:r>
+      <w:proofErr w:type="gramStart"/>
+      <w:r>
+        <w:t>short term</w:t>
+      </w:r>
+      <w:proofErr w:type="gramEnd"/>
+      <w:r>
+        <w:t xml:space="preserve"> leas</w:t>
       </w:r>
       <w:r>
         <w:t>e</w:t>
@@ -1193,11 +1323,16 @@
       <w:r>
         <w:t>$</w:t>
       </w:r>
+      <w:proofErr w:type="gramStart"/>
       <w:r>
         <w:t xml:space="preserve">400 </w:t>
       </w:r>
       <w:r>
-        <w:t xml:space="preserve">, so it </w:t>
+        <w:t>,</w:t>
+      </w:r>
+      <w:proofErr w:type="gramEnd"/>
+      <w:r>
+        <w:t xml:space="preserve"> so it </w:t>
       </w:r>
       <w:r>
         <w:t>could be very profitable too</w:t>
@@ -1219,7 +1354,23 @@
         <w:t>D</w:t>
       </w:r>
       <w:r>
-        <w:t>oes this include bear river bird refuge? (no only ag uses</w:t>
+        <w:t>oes this include bear river bird refuge? (</w:t>
+      </w:r>
+      <w:proofErr w:type="gramStart"/>
+      <w:r>
+        <w:t>no</w:t>
+      </w:r>
+      <w:proofErr w:type="gramEnd"/>
+      <w:r>
+        <w:t xml:space="preserve"> only </w:t>
+      </w:r>
+      <w:proofErr w:type="gramStart"/>
+      <w:r>
+        <w:t>ag</w:t>
+      </w:r>
+      <w:proofErr w:type="gramEnd"/>
+      <w:r>
+        <w:t xml:space="preserve"> uses</w:t>
       </w:r>
       <w:r>
         <w:t xml:space="preserve">, </w:t>
@@ -1298,17 +1449,49 @@
         <w:spacing w:before="240" w:line="276" w:lineRule="auto"/>
       </w:pPr>
       <w:r>
-        <w:t xml:space="preserve">I want to make sure there is all these other benefits that also happens, I’m not sure how to characterize that in my </w:t>
+        <w:t xml:space="preserve">I want to make sure there </w:t>
+      </w:r>
+      <w:proofErr w:type="gramStart"/>
+      <w:r>
+        <w:t>is</w:t>
+      </w:r>
+      <w:proofErr w:type="gramEnd"/>
+      <w:r>
+        <w:t xml:space="preserve"> all these other benefits that also </w:t>
+      </w:r>
+      <w:proofErr w:type="gramStart"/>
+      <w:r>
+        <w:t>happens</w:t>
+      </w:r>
+      <w:proofErr w:type="gramEnd"/>
+      <w:r>
+        <w:t xml:space="preserve">, I’m not sure how to characterize that in my </w:t>
       </w:r>
       <w:r>
         <w:t xml:space="preserve">strategy. </w:t>
       </w:r>
       <w:r>
-        <w:t xml:space="preserve">I want to make sure that we are not just delivering water to great salt lake but they </w:t>
+        <w:t xml:space="preserve">I want to make sure that we are not just delivering water to </w:t>
+      </w:r>
+      <w:proofErr w:type="gramStart"/>
+      <w:r>
+        <w:t>great salt lake</w:t>
+      </w:r>
+      <w:proofErr w:type="gramEnd"/>
+      <w:r>
+        <w:t xml:space="preserve"> but they </w:t>
       </w:r>
       <w:r>
         <w:lastRenderedPageBreak/>
-        <w:t xml:space="preserve">have this very integrated system and all the activity that happen in the flood irrigated wetlands and birds use those flood irrigated fields as wetlands. </w:t>
+        <w:t xml:space="preserve">have this very integrated system and all the activity that </w:t>
+      </w:r>
+      <w:proofErr w:type="gramStart"/>
+      <w:r>
+        <w:t>happen</w:t>
+      </w:r>
+      <w:proofErr w:type="gramEnd"/>
+      <w:r>
+        <w:t xml:space="preserve"> in the flood irrigated wetlands and birds use those flood irrigated fields as wetlands. </w:t>
       </w:r>
     </w:p>
     <w:p>
@@ -1337,7 +1520,15 @@
         <w:spacing w:before="240" w:line="276" w:lineRule="auto"/>
       </w:pPr>
       <w:r>
-        <w:t>Do you want me to set a budget, if I am a bank and have unlimited money</w:t>
+        <w:t xml:space="preserve">Do you want me to set a </w:t>
+      </w:r>
+      <w:proofErr w:type="gramStart"/>
+      <w:r>
+        <w:t>budget,</w:t>
+      </w:r>
+      <w:proofErr w:type="gramEnd"/>
+      <w:r>
+        <w:t xml:space="preserve"> if I am a bank and have unlimited money</w:t>
       </w:r>
       <w:r>
         <w:t>?</w:t>
@@ -1353,7 +1544,15 @@
         <w:spacing w:before="240" w:line="276" w:lineRule="auto"/>
       </w:pPr>
       <w:r>
-        <w:t xml:space="preserve">I feel overwhelmed with this decision, how much people pay per acft? </w:t>
+        <w:t xml:space="preserve">I feel overwhelmed with this decision, how much people pay per </w:t>
+      </w:r>
+      <w:proofErr w:type="spellStart"/>
+      <w:r>
+        <w:t>acft</w:t>
+      </w:r>
+      <w:proofErr w:type="spellEnd"/>
+      <w:r>
+        <w:t xml:space="preserve">? </w:t>
       </w:r>
       <w:r>
         <w:t xml:space="preserve"> </w:t>
@@ -1369,7 +1568,15 @@
         <w:spacing w:before="240" w:line="276" w:lineRule="auto"/>
       </w:pPr>
       <w:r>
-        <w:t xml:space="preserve">R and other had conversation about budgeting </w:t>
+        <w:t xml:space="preserve">R and </w:t>
+      </w:r>
+      <w:proofErr w:type="gramStart"/>
+      <w:r>
+        <w:t>other</w:t>
+      </w:r>
+      <w:proofErr w:type="gramEnd"/>
+      <w:r>
+        <w:t xml:space="preserve"> had conversation about budgeting </w:t>
       </w:r>
     </w:p>
     <w:p>
@@ -1432,7 +1639,15 @@
         <w:spacing w:before="240" w:line="276" w:lineRule="auto"/>
       </w:pPr>
       <w:r>
-        <w:t>P14: I want to add up what we have; 50 M from Bureau of Reclamation, 1 million form commissioner’s office</w:t>
+        <w:t xml:space="preserve">P14: I want to add up what we have; 50 M from Bureau of Reclamation, 1 million </w:t>
+      </w:r>
+      <w:proofErr w:type="gramStart"/>
+      <w:r>
+        <w:t>form</w:t>
+      </w:r>
+      <w:proofErr w:type="gramEnd"/>
+      <w:r>
+        <w:t xml:space="preserve"> commissioner’s office</w:t>
       </w:r>
     </w:p>
     <w:p>
@@ -1445,7 +1660,23 @@
         <w:spacing w:before="240" w:line="276" w:lineRule="auto"/>
       </w:pPr>
       <w:r>
-        <w:t>P15: Consider how much water do we want to send to the GSL. Strike Team report says 250k – 800k acft per year,</w:t>
+        <w:t xml:space="preserve">P15: Consider how much water do we want to send to </w:t>
+      </w:r>
+      <w:proofErr w:type="gramStart"/>
+      <w:r>
+        <w:t>the GSL</w:t>
+      </w:r>
+      <w:proofErr w:type="gramEnd"/>
+      <w:r>
+        <w:t xml:space="preserve">. Strike Team report says 250k – 800k </w:t>
+      </w:r>
+      <w:proofErr w:type="spellStart"/>
+      <w:r>
+        <w:t>acft</w:t>
+      </w:r>
+      <w:proofErr w:type="spellEnd"/>
+      <w:r>
+        <w:t xml:space="preserve"> per year,</w:t>
       </w:r>
     </w:p>
     <w:p>
@@ -1458,7 +1689,15 @@
         <w:spacing w:before="240" w:line="276" w:lineRule="auto"/>
       </w:pPr>
       <w:r>
-        <w:t>P16: If we need 250k acft per year, take 60% of tha</w:t>
+        <w:t xml:space="preserve">P16: If we need 250k </w:t>
+      </w:r>
+      <w:proofErr w:type="spellStart"/>
+      <w:r>
+        <w:t>acft</w:t>
+      </w:r>
+      <w:proofErr w:type="spellEnd"/>
+      <w:r>
+        <w:t xml:space="preserve"> per year, take 60% of tha</w:t>
       </w:r>
       <w:r>
         <w:t xml:space="preserve">t as Bear River basin contributes about 60% of inflows to GSL </w:t>
@@ -1522,9 +1761,11 @@
       <w:r>
         <w:t xml:space="preserve"> maximize water to the </w:t>
       </w:r>
+      <w:proofErr w:type="gramStart"/>
       <w:r>
         <w:t>GSL</w:t>
       </w:r>
+      <w:proofErr w:type="gramEnd"/>
       <w:r>
         <w:t xml:space="preserve"> </w:t>
       </w:r>
@@ -1544,44 +1785,67 @@
         <w:t>supports</w:t>
       </w:r>
       <w:r>
-        <w:t xml:space="preserve"> migrating birds, deer etc + </w:t>
-      </w:r>
-      <w:r>
-        <w:t xml:space="preserve"> restoring </w:t>
+        <w:t xml:space="preserve"> migrating birds, deer </w:t>
+      </w:r>
+      <w:proofErr w:type="spellStart"/>
+      <w:r>
+        <w:t>etc</w:t>
+      </w:r>
+      <w:proofErr w:type="spellEnd"/>
+      <w:r>
+        <w:t xml:space="preserve"> </w:t>
+      </w:r>
+      <w:proofErr w:type="gramStart"/>
+      <w:r>
+        <w:t xml:space="preserve">+ </w:t>
+      </w:r>
+      <w:r>
+        <w:t xml:space="preserve"> restoring</w:t>
+      </w:r>
+      <w:proofErr w:type="gramEnd"/>
+      <w:r>
+        <w:t xml:space="preserve"> </w:t>
       </w:r>
       <w:r>
         <w:t>groundwate</w:t>
       </w:r>
       <w:r>
-        <w:t>r. Its an interconnected system, making sure that we are not</w:t>
-      </w:r>
-      <w:r>
-        <w:t xml:space="preserve"> just thinking about water for GSL only but the whole system.</w:t>
-      </w:r>
-    </w:p>
-    <w:p>
-      <w:pPr>
-        <w:spacing w:before="240" w:line="276" w:lineRule="auto"/>
-      </w:pPr>
-      <w:r>
-        <w:t>I feel so powerful! (in regards to the budget)</w:t>
-      </w:r>
-    </w:p>
-    <w:p>
-      <w:pPr>
-        <w:spacing w:before="240" w:line="276" w:lineRule="auto"/>
-        <w:rPr>
-          <w:rFonts w:cstheme="minorHAnsi"/>
-          <w:b/>
-          <w:bCs/>
-        </w:rPr>
-      </w:pPr>
-      <w:r>
-        <w:rPr>
-          <w:b/>
-          <w:bCs/>
-        </w:rPr>
-        <w:t>Conversation:</w:t>
+        <w:t xml:space="preserve">r. </w:t>
+      </w:r>
+      <w:proofErr w:type="spellStart"/>
+      <w:proofErr w:type="gramStart"/>
+      <w:r>
+        <w:t>Its</w:t>
+      </w:r>
+      <w:proofErr w:type="spellEnd"/>
+      <w:proofErr w:type="gramEnd"/>
+      <w:r>
+        <w:t xml:space="preserve"> an interconnected system, making sure that we are not</w:t>
+      </w:r>
+      <w:r>
+        <w:t xml:space="preserve"> just thinking about water for </w:t>
+      </w:r>
+      <w:proofErr w:type="gramStart"/>
+      <w:r>
+        <w:t>GSL only</w:t>
+      </w:r>
+      <w:proofErr w:type="gramEnd"/>
+      <w:r>
+        <w:t xml:space="preserve"> but the whole system.</w:t>
+      </w:r>
+    </w:p>
+    <w:p>
+      <w:pPr>
+        <w:spacing w:before="240" w:line="276" w:lineRule="auto"/>
+      </w:pPr>
+      <w:r>
+        <w:t>I feel so powerful! (</w:t>
+      </w:r>
+      <w:r>
+        <w:t>regarding</w:t>
+      </w:r>
+      <w:r>
+        <w:t xml:space="preserve"> the budget)</w:t>
       </w:r>
     </w:p>
     <w:p>
@@ -1650,7 +1914,21 @@
         <w:rPr>
           <w:rFonts w:cstheme="minorHAnsi"/>
         </w:rPr>
-        <w:t>proposed in the president’s budget, if we get half of what is promised .. so that is 500 million.</w:t>
+        <w:t>proposed in the president’s budget, if we get half of what is promised</w:t>
+      </w:r>
+      <w:proofErr w:type="gramStart"/>
+      <w:r>
+        <w:rPr>
+          <w:rFonts w:cstheme="minorHAnsi"/>
+        </w:rPr>
+        <w:t xml:space="preserve"> ..</w:t>
+      </w:r>
+      <w:proofErr w:type="gramEnd"/>
+      <w:r>
+        <w:rPr>
+          <w:rFonts w:cstheme="minorHAnsi"/>
+        </w:rPr>
+        <w:t xml:space="preserve"> so that is 500 million.</w:t>
       </w:r>
       <w:r>
         <w:rPr>
@@ -1834,7 +2112,6 @@
         </w:rPr>
       </w:pPr>
       <w:r>
-        <w:lastRenderedPageBreak/>
         <w:t xml:space="preserve">Will stick to </w:t>
       </w:r>
       <w:r>
@@ -1867,6 +2144,7 @@
         </w:rPr>
       </w:pPr>
       <w:r>
+        <w:lastRenderedPageBreak/>
         <w:t>Retaining some water for my users.</w:t>
       </w:r>
     </w:p>
@@ -1886,7 +2164,11 @@
         <w:t xml:space="preserve"> (TX)</w:t>
       </w:r>
       <w:r>
-        <w:t xml:space="preserve"> urban rates are a bit differen</w:t>
+        <w:t xml:space="preserve"> urban rates are a bit </w:t>
+      </w:r>
+      <w:proofErr w:type="gramStart"/>
+      <w:r>
+        <w:t>differen</w:t>
       </w:r>
       <w:r>
         <w:t xml:space="preserve">t, </w:t>
@@ -1895,7 +2177,24 @@
         <w:t xml:space="preserve"> </w:t>
       </w:r>
       <w:r>
-        <w:t xml:space="preserve">it comes out to be ~$460 per acft  - </w:t>
+        <w:t>it</w:t>
+      </w:r>
+      <w:proofErr w:type="gramEnd"/>
+      <w:r>
+        <w:t xml:space="preserve"> comes out to be ~$460 per </w:t>
+      </w:r>
+      <w:proofErr w:type="spellStart"/>
+      <w:proofErr w:type="gramStart"/>
+      <w:r>
+        <w:t>acft</w:t>
+      </w:r>
+      <w:proofErr w:type="spellEnd"/>
+      <w:r>
+        <w:t xml:space="preserve">  -</w:t>
+      </w:r>
+      <w:proofErr w:type="gramEnd"/>
+      <w:r>
+        <w:t xml:space="preserve"> </w:t>
       </w:r>
     </w:p>
     <w:p>
@@ -1958,10 +2257,20 @@
         <w:spacing w:before="240" w:line="276" w:lineRule="auto"/>
       </w:pPr>
       <w:r>
-        <w:t>P14: Farming is hard, farmers aren’t rich.</w:t>
-      </w:r>
-      <w:r>
-        <w:t xml:space="preserve">I know banks aren't supposed to be </w:t>
+        <w:t xml:space="preserve">P14: Farming is hard, farmers aren’t </w:t>
+      </w:r>
+      <w:proofErr w:type="spellStart"/>
+      <w:proofErr w:type="gramStart"/>
+      <w:r>
+        <w:t>rich.</w:t>
+      </w:r>
+      <w:r>
+        <w:t>I</w:t>
+      </w:r>
+      <w:proofErr w:type="spellEnd"/>
+      <w:proofErr w:type="gramEnd"/>
+      <w:r>
+        <w:t xml:space="preserve"> know banks aren't supposed to be </w:t>
       </w:r>
       <w:r>
         <w:t>altruistic,</w:t>
@@ -1970,8 +2279,21 @@
         <w:t xml:space="preserve"> </w:t>
       </w:r>
       <w:r>
-        <w:t>but this bank is – wants to make sure we make it worth if for farmers</w:t>
-      </w:r>
+        <w:t xml:space="preserve">but this bank is – wants to make sure we make it worth </w:t>
+      </w:r>
+      <w:proofErr w:type="spellStart"/>
+      <w:r>
+        <w:t>if</w:t>
+      </w:r>
+      <w:proofErr w:type="spellEnd"/>
+      <w:r>
+        <w:t xml:space="preserve"> for </w:t>
+      </w:r>
+      <w:proofErr w:type="gramStart"/>
+      <w:r>
+        <w:t>farmers</w:t>
+      </w:r>
+      <w:proofErr w:type="gramEnd"/>
       <w:r>
         <w:t xml:space="preserve"> so they don’t lose their farms</w:t>
       </w:r>
@@ -1982,7 +2304,15 @@
         <w:t xml:space="preserve">How does </w:t>
       </w:r>
       <w:r>
-        <w:t>this price per acft impact farmers?</w:t>
+        <w:t xml:space="preserve">this price per </w:t>
+      </w:r>
+      <w:proofErr w:type="spellStart"/>
+      <w:r>
+        <w:t>acft</w:t>
+      </w:r>
+      <w:proofErr w:type="spellEnd"/>
+      <w:r>
+        <w:t xml:space="preserve"> impact farmers?</w:t>
       </w:r>
     </w:p>
     <w:p>
@@ -1995,7 +2325,15 @@
         <w:spacing w:before="240" w:line="276" w:lineRule="auto"/>
       </w:pPr>
       <w:r>
-        <w:t xml:space="preserve">P17: They want their water for cheap, I am sure that’s the same everywhere. In TX, </w:t>
+        <w:t xml:space="preserve">P17: They want their water for </w:t>
+      </w:r>
+      <w:proofErr w:type="gramStart"/>
+      <w:r>
+        <w:t>cheap,</w:t>
+      </w:r>
+      <w:proofErr w:type="gramEnd"/>
+      <w:r>
+        <w:t xml:space="preserve"> I am sure that’s the same everywhere. In TX, </w:t>
       </w:r>
       <w:r>
         <w:t>m</w:t>
@@ -2050,7 +2388,23 @@
         <w:t xml:space="preserve">ze talked about </w:t>
       </w:r>
       <w:r>
-        <w:t>the leasing – they were going off the price of alfalfa – around $200 per acft, seemed like that was a fairly livable w</w:t>
+        <w:t xml:space="preserve">the leasing – they were going off the price of alfalfa – around $200 per </w:t>
+      </w:r>
+      <w:proofErr w:type="spellStart"/>
+      <w:r>
+        <w:t>acft</w:t>
+      </w:r>
+      <w:proofErr w:type="spellEnd"/>
+      <w:r>
+        <w:t xml:space="preserve">, seemed like that was a </w:t>
+      </w:r>
+      <w:proofErr w:type="gramStart"/>
+      <w:r>
+        <w:t>fairly livable</w:t>
+      </w:r>
+      <w:proofErr w:type="gramEnd"/>
+      <w:r>
+        <w:t xml:space="preserve"> w</w:t>
       </w:r>
       <w:r>
         <w:t>at</w:t>
@@ -2083,11 +2437,16 @@
       <w:r>
         <w:t>accept $</w:t>
       </w:r>
+      <w:proofErr w:type="gramStart"/>
       <w:r>
         <w:t>300</w:t>
       </w:r>
       <w:r>
-        <w:t xml:space="preserve">  - Median of what’s offered vs pricing for leasing in GSL basin.</w:t>
+        <w:t xml:space="preserve">  -</w:t>
+      </w:r>
+      <w:proofErr w:type="gramEnd"/>
+      <w:r>
+        <w:t xml:space="preserve"> Median of what’s offered vs pricing for leasing in GSL basin.</w:t>
       </w:r>
     </w:p>
     <w:p>
@@ -2167,53 +2526,56 @@
           <w:sz w:val="22"/>
           <w:szCs w:val="22"/>
         </w:rPr>
-        <w:t xml:space="preserve"> profits and ensuring long-term stability for agriculture in the area and part of that is making sure that if it's a drought here next year, then there will still be water in the system for us to farm. </w:t>
-      </w:r>
+        <w:t xml:space="preserve"> profits and </w:t>
+      </w:r>
+      <w:proofErr w:type="gramStart"/>
       <w:r>
         <w:rPr>
           <w:rFonts w:asciiTheme="minorHAnsi" w:hAnsiTheme="minorHAnsi" w:cstheme="minorHAnsi"/>
           <w:sz w:val="22"/>
           <w:szCs w:val="22"/>
         </w:rPr>
-        <w:t xml:space="preserve"> </w:t>
-      </w:r>
-    </w:p>
-    <w:p>
-      <w:pPr>
-        <w:pStyle w:val="PlainText"/>
-        <w:numPr>
-          <w:ilvl w:val="0"/>
-          <w:numId w:val="20"/>
-        </w:numPr>
+        <w:t>ensuring</w:t>
+      </w:r>
+      <w:proofErr w:type="gramEnd"/>
+      <w:r>
         <w:rPr>
           <w:rFonts w:asciiTheme="minorHAnsi" w:hAnsiTheme="minorHAnsi" w:cstheme="minorHAnsi"/>
           <w:sz w:val="22"/>
           <w:szCs w:val="22"/>
         </w:rPr>
-      </w:pPr>
+        <w:t xml:space="preserve"> long-term stability for agriculture in the area and part of that is making sure that if it's a drought here next year, then there will still be water in the system for us to farm. </w:t>
+      </w:r>
       <w:r>
         <w:rPr>
           <w:rFonts w:asciiTheme="minorHAnsi" w:hAnsiTheme="minorHAnsi" w:cstheme="minorHAnsi"/>
           <w:sz w:val="22"/>
           <w:szCs w:val="22"/>
         </w:rPr>
-        <w:t>D</w:t>
-      </w:r>
-      <w:r>
+        <w:t xml:space="preserve"> </w:t>
+      </w:r>
+    </w:p>
+    <w:p>
+      <w:pPr>
+        <w:pStyle w:val="PlainText"/>
+        <w:numPr>
+          <w:ilvl w:val="0"/>
+          <w:numId w:val="20"/>
+        </w:numPr>
         <w:rPr>
           <w:rFonts w:asciiTheme="minorHAnsi" w:hAnsiTheme="minorHAnsi" w:cstheme="minorHAnsi"/>
           <w:sz w:val="22"/>
           <w:szCs w:val="22"/>
         </w:rPr>
-        <w:t>o i currently have stored water in bear lake?</w:t>
-      </w:r>
+      </w:pPr>
+      <w:proofErr w:type="gramStart"/>
       <w:r>
         <w:rPr>
           <w:rFonts w:asciiTheme="minorHAnsi" w:hAnsiTheme="minorHAnsi" w:cstheme="minorHAnsi"/>
           <w:sz w:val="22"/>
           <w:szCs w:val="22"/>
         </w:rPr>
-        <w:t xml:space="preserve"> </w:t>
+        <w:t>D</w:t>
       </w:r>
       <w:r>
         <w:rPr>
@@ -2221,23 +2583,26 @@
           <w:sz w:val="22"/>
           <w:szCs w:val="22"/>
         </w:rPr>
-        <w:t>(</w:t>
-      </w:r>
+        <w:t xml:space="preserve">o </w:t>
+      </w:r>
+      <w:proofErr w:type="spellStart"/>
       <w:r>
         <w:rPr>
           <w:rFonts w:asciiTheme="minorHAnsi" w:hAnsiTheme="minorHAnsi" w:cstheme="minorHAnsi"/>
           <w:sz w:val="22"/>
           <w:szCs w:val="22"/>
         </w:rPr>
-        <w:t>N</w:t>
-      </w:r>
+        <w:t>i</w:t>
+      </w:r>
+      <w:proofErr w:type="spellEnd"/>
+      <w:proofErr w:type="gramEnd"/>
       <w:r>
         <w:rPr>
           <w:rFonts w:asciiTheme="minorHAnsi" w:hAnsiTheme="minorHAnsi" w:cstheme="minorHAnsi"/>
           <w:sz w:val="22"/>
           <w:szCs w:val="22"/>
         </w:rPr>
-        <w:t>o</w:t>
+        <w:t xml:space="preserve"> currently have stored water in bear lake?</w:t>
       </w:r>
       <w:r>
         <w:rPr>
@@ -2245,7 +2610,7 @@
           <w:sz w:val="22"/>
           <w:szCs w:val="22"/>
         </w:rPr>
-        <w:t>,</w:t>
+        <w:t xml:space="preserve"> </w:t>
       </w:r>
       <w:r>
         <w:rPr>
@@ -2253,7 +2618,7 @@
           <w:sz w:val="22"/>
           <w:szCs w:val="22"/>
         </w:rPr>
-        <w:t xml:space="preserve"> it is the breakthrough year</w:t>
+        <w:t>(</w:t>
       </w:r>
       <w:r>
         <w:rPr>
@@ -2261,29 +2626,23 @@
           <w:sz w:val="22"/>
           <w:szCs w:val="22"/>
         </w:rPr>
-        <w:t>, but can conserve for next year).</w:t>
-      </w:r>
-    </w:p>
-    <w:p>
-      <w:pPr>
-        <w:pStyle w:val="PlainText"/>
-        <w:numPr>
-          <w:ilvl w:val="0"/>
-          <w:numId w:val="20"/>
-        </w:numPr>
+        <w:t>N</w:t>
+      </w:r>
+      <w:r>
         <w:rPr>
           <w:rFonts w:asciiTheme="minorHAnsi" w:hAnsiTheme="minorHAnsi" w:cstheme="minorHAnsi"/>
           <w:sz w:val="22"/>
           <w:szCs w:val="22"/>
         </w:rPr>
-      </w:pPr>
+        <w:t>o</w:t>
+      </w:r>
       <w:r>
         <w:rPr>
           <w:rFonts w:asciiTheme="minorHAnsi" w:hAnsiTheme="minorHAnsi" w:cstheme="minorHAnsi"/>
           <w:sz w:val="22"/>
           <w:szCs w:val="22"/>
         </w:rPr>
-        <w:t xml:space="preserve">We are </w:t>
+        <w:t>,</w:t>
       </w:r>
       <w:r>
         <w:rPr>
@@ -2291,15 +2650,16 @@
           <w:sz w:val="22"/>
           <w:szCs w:val="22"/>
         </w:rPr>
-        <w:t xml:space="preserve">not thinking about history of why we're using 300k (historic </w:t>
-      </w:r>
+        <w:t xml:space="preserve"> it is the breakthrough </w:t>
+      </w:r>
+      <w:proofErr w:type="gramStart"/>
       <w:r>
         <w:rPr>
           <w:rFonts w:asciiTheme="minorHAnsi" w:hAnsiTheme="minorHAnsi" w:cstheme="minorHAnsi"/>
           <w:sz w:val="22"/>
           <w:szCs w:val="22"/>
         </w:rPr>
-        <w:t>consumptive use</w:t>
+        <w:t>year</w:t>
       </w:r>
       <w:r>
         <w:rPr>
@@ -2307,31 +2667,38 @@
           <w:sz w:val="22"/>
           <w:szCs w:val="22"/>
         </w:rPr>
-        <w:t>)</w:t>
-      </w:r>
+        <w:t>, but</w:t>
+      </w:r>
+      <w:proofErr w:type="gramEnd"/>
       <w:r>
         <w:rPr>
           <w:rFonts w:asciiTheme="minorHAnsi" w:hAnsiTheme="minorHAnsi" w:cstheme="minorHAnsi"/>
           <w:sz w:val="22"/>
           <w:szCs w:val="22"/>
         </w:rPr>
-        <w:t>?</w:t>
-      </w:r>
-      <w:r>
+        <w:t xml:space="preserve"> can conserve for next year).</w:t>
+      </w:r>
+    </w:p>
+    <w:p>
+      <w:pPr>
+        <w:pStyle w:val="PlainText"/>
+        <w:numPr>
+          <w:ilvl w:val="0"/>
+          <w:numId w:val="20"/>
+        </w:numPr>
         <w:rPr>
           <w:rFonts w:asciiTheme="minorHAnsi" w:hAnsiTheme="minorHAnsi" w:cstheme="minorHAnsi"/>
           <w:sz w:val="22"/>
           <w:szCs w:val="22"/>
         </w:rPr>
-        <w:t xml:space="preserve"> </w:t>
-      </w:r>
+      </w:pPr>
       <w:r>
         <w:rPr>
           <w:rFonts w:asciiTheme="minorHAnsi" w:hAnsiTheme="minorHAnsi" w:cstheme="minorHAnsi"/>
           <w:sz w:val="22"/>
           <w:szCs w:val="22"/>
         </w:rPr>
-        <w:t>M</w:t>
+        <w:t xml:space="preserve">We are </w:t>
       </w:r>
       <w:r>
         <w:rPr>
@@ -2339,7 +2706,7 @@
           <w:sz w:val="22"/>
           <w:szCs w:val="22"/>
         </w:rPr>
-        <w:t>aybe the reason we use 300k because we were trying to be judicious, and that's how much land we could actually put in productio</w:t>
+        <w:t xml:space="preserve">not thinking about history of why we're using 300k (historic </w:t>
       </w:r>
       <w:r>
         <w:rPr>
@@ -2347,7 +2714,7 @@
           <w:sz w:val="22"/>
           <w:szCs w:val="22"/>
         </w:rPr>
-        <w:t xml:space="preserve">n. </w:t>
+        <w:t>consumptive use</w:t>
       </w:r>
       <w:r>
         <w:rPr>
@@ -2355,7 +2722,7 @@
           <w:sz w:val="22"/>
           <w:szCs w:val="22"/>
         </w:rPr>
-        <w:t xml:space="preserve">I could choose to </w:t>
+        <w:t>)</w:t>
       </w:r>
       <w:r>
         <w:rPr>
@@ -2363,7 +2730,7 @@
           <w:sz w:val="22"/>
           <w:szCs w:val="22"/>
         </w:rPr>
-        <w:t>maximize</w:t>
+        <w:t>?</w:t>
       </w:r>
       <w:r>
         <w:rPr>
@@ -2371,7 +2738,7 @@
           <w:sz w:val="22"/>
           <w:szCs w:val="22"/>
         </w:rPr>
-        <w:t xml:space="preserve"> how much water we're using, and I don't have to factor in all of the like, how much acreage there is</w:t>
+        <w:t xml:space="preserve"> </w:t>
       </w:r>
       <w:r>
         <w:rPr>
@@ -2379,53 +2746,51 @@
           <w:sz w:val="22"/>
           <w:szCs w:val="22"/>
         </w:rPr>
-        <w:t>? [Yes]</w:t>
-      </w:r>
-    </w:p>
-    <w:p>
-      <w:pPr>
-        <w:pStyle w:val="PlainText"/>
-        <w:numPr>
-          <w:ilvl w:val="0"/>
-          <w:numId w:val="20"/>
-        </w:numPr>
+        <w:t>M</w:t>
+      </w:r>
+      <w:r>
         <w:rPr>
           <w:rFonts w:asciiTheme="minorHAnsi" w:hAnsiTheme="minorHAnsi" w:cstheme="minorHAnsi"/>
           <w:sz w:val="22"/>
           <w:szCs w:val="22"/>
         </w:rPr>
-      </w:pPr>
+        <w:t xml:space="preserve">aybe the reason we use 300k </w:t>
+      </w:r>
+      <w:proofErr w:type="gramStart"/>
       <w:r>
         <w:rPr>
           <w:rFonts w:asciiTheme="minorHAnsi" w:hAnsiTheme="minorHAnsi" w:cstheme="minorHAnsi"/>
           <w:sz w:val="22"/>
           <w:szCs w:val="22"/>
         </w:rPr>
-        <w:t>W</w:t>
-      </w:r>
+        <w:t>because</w:t>
+      </w:r>
+      <w:proofErr w:type="gramEnd"/>
       <w:r>
         <w:rPr>
           <w:rFonts w:asciiTheme="minorHAnsi" w:hAnsiTheme="minorHAnsi" w:cstheme="minorHAnsi"/>
           <w:sz w:val="22"/>
           <w:szCs w:val="22"/>
         </w:rPr>
-        <w:t xml:space="preserve">ith </w:t>
-      </w:r>
+        <w:t xml:space="preserve"> we were trying to be judicious, and that's how much land we could </w:t>
+      </w:r>
+      <w:proofErr w:type="gramStart"/>
       <w:r>
         <w:rPr>
           <w:rFonts w:asciiTheme="minorHAnsi" w:hAnsiTheme="minorHAnsi" w:cstheme="minorHAnsi"/>
           <w:sz w:val="22"/>
           <w:szCs w:val="22"/>
         </w:rPr>
-        <w:t xml:space="preserve"> my strategy, I would like to increase my consumptive use </w:t>
-      </w:r>
+        <w:t>actually put</w:t>
+      </w:r>
+      <w:proofErr w:type="gramEnd"/>
       <w:r>
         <w:rPr>
           <w:rFonts w:asciiTheme="minorHAnsi" w:hAnsiTheme="minorHAnsi" w:cstheme="minorHAnsi"/>
           <w:sz w:val="22"/>
           <w:szCs w:val="22"/>
         </w:rPr>
-        <w:t>v</w:t>
+        <w:t xml:space="preserve"> in productio</w:t>
       </w:r>
       <w:r>
         <w:rPr>
@@ -2433,7 +2798,7 @@
           <w:sz w:val="22"/>
           <w:szCs w:val="22"/>
         </w:rPr>
-        <w:t>s historic</w:t>
+        <w:t xml:space="preserve">n. </w:t>
       </w:r>
       <w:r>
         <w:rPr>
@@ -2441,7 +2806,7 @@
           <w:sz w:val="22"/>
           <w:szCs w:val="22"/>
         </w:rPr>
-        <w:t xml:space="preserve"> b</w:t>
+        <w:t xml:space="preserve">I could choose to </w:t>
       </w:r>
       <w:r>
         <w:rPr>
@@ -2449,7 +2814,7 @@
           <w:sz w:val="22"/>
           <w:szCs w:val="22"/>
         </w:rPr>
-        <w:t>y a little bit, but also accounti</w:t>
+        <w:t>maximize</w:t>
       </w:r>
       <w:r>
         <w:rPr>
@@ -2457,23 +2822,25 @@
           <w:sz w:val="22"/>
           <w:szCs w:val="22"/>
         </w:rPr>
-        <w:t xml:space="preserve">ng for the fact that we live in </w:t>
-      </w:r>
+        <w:t xml:space="preserve"> how much water we're using, and I don't have to factor in </w:t>
+      </w:r>
+      <w:proofErr w:type="gramStart"/>
       <w:r>
         <w:rPr>
           <w:rFonts w:asciiTheme="minorHAnsi" w:hAnsiTheme="minorHAnsi" w:cstheme="minorHAnsi"/>
           <w:sz w:val="22"/>
           <w:szCs w:val="22"/>
         </w:rPr>
-        <w:t>semi-arid</w:t>
-      </w:r>
+        <w:t>all of</w:t>
+      </w:r>
+      <w:proofErr w:type="gramEnd"/>
       <w:r>
         <w:rPr>
           <w:rFonts w:asciiTheme="minorHAnsi" w:hAnsiTheme="minorHAnsi" w:cstheme="minorHAnsi"/>
           <w:sz w:val="22"/>
           <w:szCs w:val="22"/>
         </w:rPr>
-        <w:t xml:space="preserve"> climate</w:t>
+        <w:t xml:space="preserve"> the like, how much acreage there is</w:t>
       </w:r>
       <w:r>
         <w:rPr>
@@ -2481,23 +2848,30 @@
           <w:sz w:val="22"/>
           <w:szCs w:val="22"/>
         </w:rPr>
-        <w:t xml:space="preserve"> so I want to store a little bit as well</w:t>
-      </w:r>
-      <w:r>
+        <w:t>? [Yes]</w:t>
+      </w:r>
+    </w:p>
+    <w:p>
+      <w:pPr>
+        <w:pStyle w:val="PlainText"/>
+        <w:numPr>
+          <w:ilvl w:val="0"/>
+          <w:numId w:val="20"/>
+        </w:numPr>
         <w:rPr>
           <w:rFonts w:asciiTheme="minorHAnsi" w:hAnsiTheme="minorHAnsi" w:cstheme="minorHAnsi"/>
           <w:sz w:val="22"/>
           <w:szCs w:val="22"/>
         </w:rPr>
-        <w:t xml:space="preserve">. </w:t>
-      </w:r>
+      </w:pPr>
+      <w:proofErr w:type="gramStart"/>
       <w:r>
         <w:rPr>
           <w:rFonts w:asciiTheme="minorHAnsi" w:hAnsiTheme="minorHAnsi" w:cstheme="minorHAnsi"/>
           <w:sz w:val="22"/>
           <w:szCs w:val="22"/>
         </w:rPr>
-        <w:t xml:space="preserve">Let’s do </w:t>
+        <w:t>W</w:t>
       </w:r>
       <w:r>
         <w:rPr>
@@ -2505,7 +2879,7 @@
           <w:sz w:val="22"/>
           <w:szCs w:val="22"/>
         </w:rPr>
-        <w:t xml:space="preserve">350 k acft </w:t>
+        <w:t xml:space="preserve">ith </w:t>
       </w:r>
       <w:r>
         <w:rPr>
@@ -2513,37 +2887,32 @@
           <w:sz w:val="22"/>
           <w:szCs w:val="22"/>
         </w:rPr>
-        <w:t xml:space="preserve">for consumptive use </w:t>
-      </w:r>
+        <w:t xml:space="preserve"> my</w:t>
+      </w:r>
+      <w:proofErr w:type="gramEnd"/>
       <w:r>
         <w:rPr>
           <w:rFonts w:asciiTheme="minorHAnsi" w:hAnsiTheme="minorHAnsi" w:cstheme="minorHAnsi"/>
           <w:sz w:val="22"/>
           <w:szCs w:val="22"/>
         </w:rPr>
-        <w:t xml:space="preserve">this year. </w:t>
-      </w:r>
-    </w:p>
-    <w:p>
-      <w:pPr>
-        <w:pStyle w:val="PlainText"/>
-        <w:numPr>
-          <w:ilvl w:val="0"/>
-          <w:numId w:val="20"/>
-        </w:numPr>
+        <w:t xml:space="preserve"> strategy, I would like to increase my consumptive use </w:t>
+      </w:r>
+      <w:r>
         <w:rPr>
           <w:rFonts w:asciiTheme="minorHAnsi" w:hAnsiTheme="minorHAnsi" w:cstheme="minorHAnsi"/>
           <w:sz w:val="22"/>
           <w:szCs w:val="22"/>
         </w:rPr>
-      </w:pPr>
+        <w:t>v</w:t>
+      </w:r>
       <w:r>
         <w:rPr>
           <w:rFonts w:asciiTheme="minorHAnsi" w:hAnsiTheme="minorHAnsi" w:cstheme="minorHAnsi"/>
           <w:sz w:val="22"/>
           <w:szCs w:val="22"/>
         </w:rPr>
-        <w:t>Left with 7</w:t>
+        <w:t>s historic</w:t>
       </w:r>
       <w:r>
         <w:rPr>
@@ -2551,7 +2920,7 @@
           <w:sz w:val="22"/>
           <w:szCs w:val="22"/>
         </w:rPr>
-        <w:t xml:space="preserve">5k acft water. </w:t>
+        <w:t xml:space="preserve"> b</w:t>
       </w:r>
       <w:r>
         <w:rPr>
@@ -2559,23 +2928,25 @@
           <w:sz w:val="22"/>
           <w:szCs w:val="22"/>
         </w:rPr>
-        <w:t>It</w:t>
-      </w:r>
+        <w:t xml:space="preserve">y a little </w:t>
+      </w:r>
+      <w:proofErr w:type="gramStart"/>
       <w:r>
         <w:rPr>
           <w:rFonts w:asciiTheme="minorHAnsi" w:hAnsiTheme="minorHAnsi" w:cstheme="minorHAnsi"/>
           <w:sz w:val="22"/>
           <w:szCs w:val="22"/>
         </w:rPr>
-        <w:t>’</w:t>
-      </w:r>
+        <w:t>bit, but</w:t>
+      </w:r>
+      <w:proofErr w:type="gramEnd"/>
       <w:r>
         <w:rPr>
           <w:rFonts w:asciiTheme="minorHAnsi" w:hAnsiTheme="minorHAnsi" w:cstheme="minorHAnsi"/>
           <w:sz w:val="22"/>
           <w:szCs w:val="22"/>
         </w:rPr>
-        <w:t>s hard to make this decision</w:t>
+        <w:t xml:space="preserve"> also accounti</w:t>
       </w:r>
       <w:r>
         <w:rPr>
@@ -2583,7 +2954,7 @@
           <w:sz w:val="22"/>
           <w:szCs w:val="22"/>
         </w:rPr>
-        <w:t xml:space="preserve"> [sell vs conserve]</w:t>
+        <w:t xml:space="preserve">ng for the fact that we live in </w:t>
       </w:r>
       <w:r>
         <w:rPr>
@@ -2591,37 +2962,33 @@
           <w:sz w:val="22"/>
           <w:szCs w:val="22"/>
         </w:rPr>
-        <w:t>, can the bank give me an offer?</w:t>
-      </w:r>
-    </w:p>
-    <w:p>
-      <w:pPr>
-        <w:pStyle w:val="PlainText"/>
-        <w:numPr>
-          <w:ilvl w:val="0"/>
-          <w:numId w:val="20"/>
-        </w:numPr>
+        <w:t>semi-arid</w:t>
+      </w:r>
+      <w:r>
         <w:rPr>
           <w:rFonts w:asciiTheme="minorHAnsi" w:hAnsiTheme="minorHAnsi" w:cstheme="minorHAnsi"/>
           <w:sz w:val="22"/>
           <w:szCs w:val="22"/>
         </w:rPr>
-      </w:pPr>
+        <w:t xml:space="preserve"> </w:t>
+      </w:r>
+      <w:proofErr w:type="gramStart"/>
       <w:r>
         <w:rPr>
           <w:rFonts w:asciiTheme="minorHAnsi" w:hAnsiTheme="minorHAnsi" w:cstheme="minorHAnsi"/>
           <w:sz w:val="22"/>
           <w:szCs w:val="22"/>
         </w:rPr>
-        <w:t xml:space="preserve">Bank: </w:t>
-      </w:r>
+        <w:t>climate</w:t>
+      </w:r>
+      <w:proofErr w:type="gramEnd"/>
       <w:r>
         <w:rPr>
           <w:rFonts w:asciiTheme="minorHAnsi" w:hAnsiTheme="minorHAnsi" w:cstheme="minorHAnsi"/>
           <w:sz w:val="22"/>
           <w:szCs w:val="22"/>
         </w:rPr>
-        <w:t>I think for this round we are gonna go 300 per acre foot of water</w:t>
+        <w:t xml:space="preserve"> so I want to store a little bit as well</w:t>
       </w:r>
       <w:r>
         <w:rPr>
@@ -2629,59 +2996,49 @@
           <w:sz w:val="22"/>
           <w:szCs w:val="22"/>
         </w:rPr>
-        <w:t>, same as upper users.</w:t>
-      </w:r>
-    </w:p>
-    <w:p>
-      <w:pPr>
-        <w:pStyle w:val="PlainText"/>
-        <w:numPr>
-          <w:ilvl w:val="0"/>
-          <w:numId w:val="20"/>
-        </w:numPr>
+        <w:t xml:space="preserve">. </w:t>
+      </w:r>
+      <w:r>
         <w:rPr>
           <w:rFonts w:asciiTheme="minorHAnsi" w:hAnsiTheme="minorHAnsi" w:cstheme="minorHAnsi"/>
           <w:sz w:val="22"/>
           <w:szCs w:val="22"/>
         </w:rPr>
-      </w:pPr>
+        <w:t xml:space="preserve">Let’s do </w:t>
+      </w:r>
       <w:r>
         <w:rPr>
           <w:rFonts w:asciiTheme="minorHAnsi" w:hAnsiTheme="minorHAnsi" w:cstheme="minorHAnsi"/>
           <w:sz w:val="22"/>
           <w:szCs w:val="22"/>
         </w:rPr>
-        <w:t>P</w:t>
-      </w:r>
+        <w:t xml:space="preserve">350 k </w:t>
+      </w:r>
+      <w:proofErr w:type="spellStart"/>
       <w:r>
         <w:rPr>
           <w:rFonts w:asciiTheme="minorHAnsi" w:hAnsiTheme="minorHAnsi" w:cstheme="minorHAnsi"/>
           <w:sz w:val="22"/>
           <w:szCs w:val="22"/>
         </w:rPr>
-        <w:t>15 : It’s not my world, I know its money but what does that mean?</w:t>
-      </w:r>
-    </w:p>
-    <w:p>
-      <w:pPr>
-        <w:pStyle w:val="PlainText"/>
-        <w:numPr>
-          <w:ilvl w:val="0"/>
-          <w:numId w:val="20"/>
-        </w:numPr>
+        <w:t>acft</w:t>
+      </w:r>
+      <w:proofErr w:type="spellEnd"/>
+      <w:r>
         <w:rPr>
           <w:rFonts w:asciiTheme="minorHAnsi" w:hAnsiTheme="minorHAnsi" w:cstheme="minorHAnsi"/>
           <w:sz w:val="22"/>
           <w:szCs w:val="22"/>
         </w:rPr>
-      </w:pPr>
+        <w:t xml:space="preserve"> </w:t>
+      </w:r>
       <w:r>
         <w:rPr>
           <w:rFonts w:asciiTheme="minorHAnsi" w:hAnsiTheme="minorHAnsi" w:cstheme="minorHAnsi"/>
           <w:sz w:val="22"/>
           <w:szCs w:val="22"/>
         </w:rPr>
-        <w:t xml:space="preserve">P15: </w:t>
+        <w:t xml:space="preserve">for consumptive use </w:t>
       </w:r>
       <w:r>
         <w:rPr>
@@ -2689,141 +3046,373 @@
           <w:sz w:val="22"/>
           <w:szCs w:val="22"/>
         </w:rPr>
-        <w:t>Keeping with my stra</w:t>
-      </w:r>
-      <w:r>
+        <w:t xml:space="preserve">this year. </w:t>
+      </w:r>
+    </w:p>
+    <w:p>
+      <w:pPr>
+        <w:pStyle w:val="PlainText"/>
+        <w:numPr>
+          <w:ilvl w:val="0"/>
+          <w:numId w:val="20"/>
+        </w:numPr>
         <w:rPr>
           <w:rFonts w:asciiTheme="minorHAnsi" w:hAnsiTheme="minorHAnsi" w:cstheme="minorHAnsi"/>
           <w:sz w:val="22"/>
           <w:szCs w:val="22"/>
         </w:rPr>
-        <w:t>tegy - ma</w:t>
-      </w:r>
+      </w:pPr>
       <w:r>
         <w:rPr>
           <w:rFonts w:asciiTheme="minorHAnsi" w:hAnsiTheme="minorHAnsi" w:cstheme="minorHAnsi"/>
           <w:sz w:val="22"/>
           <w:szCs w:val="22"/>
         </w:rPr>
-        <w:t>ybe s</w:t>
-      </w:r>
-      <w:r>
-        <w:rPr>
-          <w:rFonts w:asciiTheme="minorHAnsi" w:hAnsiTheme="minorHAnsi" w:cstheme="minorHAnsi"/>
-        </w:rPr>
-        <w:t>ome of my users would go for that</w:t>
-      </w:r>
-      <w:r>
-        <w:rPr>
-          <w:rFonts w:asciiTheme="minorHAnsi" w:hAnsiTheme="minorHAnsi" w:cstheme="minorHAnsi"/>
-        </w:rPr>
-        <w:t>, put 10k to sell for $300.</w:t>
-      </w:r>
-    </w:p>
-    <w:p>
-      <w:pPr>
-        <w:pStyle w:val="PlainText"/>
-        <w:numPr>
-          <w:ilvl w:val="0"/>
-          <w:numId w:val="20"/>
-        </w:numPr>
+        <w:t>Left with 7</w:t>
+      </w:r>
+      <w:r>
         <w:rPr>
           <w:rFonts w:asciiTheme="minorHAnsi" w:hAnsiTheme="minorHAnsi" w:cstheme="minorHAnsi"/>
           <w:sz w:val="22"/>
           <w:szCs w:val="22"/>
         </w:rPr>
-      </w:pPr>
+        <w:t xml:space="preserve">5k </w:t>
+      </w:r>
+      <w:proofErr w:type="spellStart"/>
       <w:r>
         <w:rPr>
           <w:rFonts w:asciiTheme="minorHAnsi" w:hAnsiTheme="minorHAnsi" w:cstheme="minorHAnsi"/>
           <w:sz w:val="22"/>
           <w:szCs w:val="22"/>
         </w:rPr>
-        <w:t>R: Want to factor in social inertia and ask for more?</w:t>
-      </w:r>
-    </w:p>
-    <w:p>
-      <w:pPr>
-        <w:pStyle w:val="PlainText"/>
-        <w:numPr>
-          <w:ilvl w:val="0"/>
-          <w:numId w:val="20"/>
-        </w:numPr>
+        <w:t>acft</w:t>
+      </w:r>
+      <w:proofErr w:type="spellEnd"/>
+      <w:r>
         <w:rPr>
           <w:rFonts w:asciiTheme="minorHAnsi" w:hAnsiTheme="minorHAnsi" w:cstheme="minorHAnsi"/>
           <w:sz w:val="22"/>
           <w:szCs w:val="22"/>
         </w:rPr>
-      </w:pPr>
+        <w:t xml:space="preserve"> water. </w:t>
+      </w:r>
       <w:r>
         <w:rPr>
           <w:rFonts w:asciiTheme="minorHAnsi" w:hAnsiTheme="minorHAnsi" w:cstheme="minorHAnsi"/>
           <w:sz w:val="22"/>
           <w:szCs w:val="22"/>
         </w:rPr>
-        <w:t>Bank: We already agreed on $300.</w:t>
-      </w:r>
-    </w:p>
-    <w:p>
-      <w:pPr>
-        <w:pStyle w:val="PlainText"/>
-        <w:numPr>
-          <w:ilvl w:val="0"/>
-          <w:numId w:val="20"/>
-        </w:numPr>
+        <w:t>It</w:t>
+      </w:r>
+      <w:r>
         <w:rPr>
           <w:rFonts w:asciiTheme="minorHAnsi" w:hAnsiTheme="minorHAnsi" w:cstheme="minorHAnsi"/>
           <w:sz w:val="22"/>
           <w:szCs w:val="22"/>
         </w:rPr>
-      </w:pPr>
-      <w:r>
-        <w:rPr>
-          <w:rFonts w:asciiTheme="minorHAnsi" w:hAnsiTheme="minorHAnsi" w:cstheme="minorHAnsi"/>
-        </w:rPr>
-        <w:t>P15:</w:t>
-      </w:r>
-      <w:r>
-        <w:rPr>
-          <w:rFonts w:asciiTheme="minorHAnsi" w:hAnsiTheme="minorHAnsi" w:cstheme="minorHAnsi"/>
-        </w:rPr>
-        <w:t xml:space="preserve"> </w:t>
-      </w:r>
-      <w:r>
-        <w:rPr>
-          <w:rFonts w:asciiTheme="minorHAnsi" w:hAnsiTheme="minorHAnsi" w:cstheme="minorHAnsi"/>
-        </w:rPr>
-        <w:t>It’s not a top priority but =m</w:t>
-      </w:r>
-      <w:r>
-        <w:rPr>
-          <w:rFonts w:asciiTheme="minorHAnsi" w:hAnsiTheme="minorHAnsi" w:cstheme="minorHAnsi"/>
-        </w:rPr>
-        <w:t>aybe some enterprising people would want to try that out</w:t>
-      </w:r>
-      <w:r>
-        <w:rPr>
-          <w:rFonts w:asciiTheme="minorHAnsi" w:hAnsiTheme="minorHAnsi" w:cstheme="minorHAnsi"/>
-        </w:rPr>
-        <w:t>.</w:t>
-      </w:r>
-    </w:p>
-    <w:p>
-      <w:pPr>
-        <w:pStyle w:val="PlainText"/>
-        <w:numPr>
-          <w:ilvl w:val="0"/>
-          <w:numId w:val="20"/>
-        </w:numPr>
+        <w:t>’</w:t>
+      </w:r>
+      <w:r>
         <w:rPr>
           <w:rFonts w:asciiTheme="minorHAnsi" w:hAnsiTheme="minorHAnsi" w:cstheme="minorHAnsi"/>
           <w:sz w:val="22"/>
           <w:szCs w:val="22"/>
         </w:rPr>
-      </w:pPr>
+        <w:t>s hard to make this decision</w:t>
+      </w:r>
       <w:r>
         <w:rPr>
           <w:rFonts w:asciiTheme="minorHAnsi" w:hAnsiTheme="minorHAnsi" w:cstheme="minorHAnsi"/>
+          <w:sz w:val="22"/>
+          <w:szCs w:val="22"/>
+        </w:rPr>
+        <w:t xml:space="preserve"> [sell vs conserve]</w:t>
+      </w:r>
+      <w:r>
+        <w:rPr>
+          <w:rFonts w:asciiTheme="minorHAnsi" w:hAnsiTheme="minorHAnsi" w:cstheme="minorHAnsi"/>
+          <w:sz w:val="22"/>
+          <w:szCs w:val="22"/>
+        </w:rPr>
+        <w:t>, can the bank give me an offer?</w:t>
+      </w:r>
+    </w:p>
+    <w:p>
+      <w:pPr>
+        <w:pStyle w:val="PlainText"/>
+        <w:numPr>
+          <w:ilvl w:val="0"/>
+          <w:numId w:val="20"/>
+        </w:numPr>
+        <w:rPr>
+          <w:rFonts w:asciiTheme="minorHAnsi" w:hAnsiTheme="minorHAnsi" w:cstheme="minorHAnsi"/>
+          <w:sz w:val="22"/>
+          <w:szCs w:val="22"/>
+        </w:rPr>
+      </w:pPr>
+      <w:r>
+        <w:rPr>
+          <w:rFonts w:asciiTheme="minorHAnsi" w:hAnsiTheme="minorHAnsi" w:cstheme="minorHAnsi"/>
+          <w:sz w:val="22"/>
+          <w:szCs w:val="22"/>
+        </w:rPr>
+        <w:t xml:space="preserve">Bank: </w:t>
+      </w:r>
+      <w:r>
+        <w:rPr>
+          <w:rFonts w:asciiTheme="minorHAnsi" w:hAnsiTheme="minorHAnsi" w:cstheme="minorHAnsi"/>
+          <w:sz w:val="22"/>
+          <w:szCs w:val="22"/>
+        </w:rPr>
+        <w:t xml:space="preserve">I think for this round we are </w:t>
+      </w:r>
+      <w:proofErr w:type="spellStart"/>
+      <w:r>
+        <w:rPr>
+          <w:rFonts w:asciiTheme="minorHAnsi" w:hAnsiTheme="minorHAnsi" w:cstheme="minorHAnsi"/>
+          <w:sz w:val="22"/>
+          <w:szCs w:val="22"/>
+        </w:rPr>
+        <w:t>gonna</w:t>
+      </w:r>
+      <w:proofErr w:type="spellEnd"/>
+      <w:r>
+        <w:rPr>
+          <w:rFonts w:asciiTheme="minorHAnsi" w:hAnsiTheme="minorHAnsi" w:cstheme="minorHAnsi"/>
+          <w:sz w:val="22"/>
+          <w:szCs w:val="22"/>
+        </w:rPr>
+        <w:t xml:space="preserve"> go 300 per acre foot of water</w:t>
+      </w:r>
+      <w:r>
+        <w:rPr>
+          <w:rFonts w:asciiTheme="minorHAnsi" w:hAnsiTheme="minorHAnsi" w:cstheme="minorHAnsi"/>
+          <w:sz w:val="22"/>
+          <w:szCs w:val="22"/>
+        </w:rPr>
+        <w:t>, same as upper users.</w:t>
+      </w:r>
+    </w:p>
+    <w:p>
+      <w:pPr>
+        <w:pStyle w:val="PlainText"/>
+        <w:numPr>
+          <w:ilvl w:val="0"/>
+          <w:numId w:val="20"/>
+        </w:numPr>
+        <w:rPr>
+          <w:rFonts w:asciiTheme="minorHAnsi" w:hAnsiTheme="minorHAnsi" w:cstheme="minorHAnsi"/>
+          <w:sz w:val="22"/>
+          <w:szCs w:val="22"/>
+        </w:rPr>
+      </w:pPr>
+      <w:r>
+        <w:rPr>
+          <w:rFonts w:asciiTheme="minorHAnsi" w:hAnsiTheme="minorHAnsi" w:cstheme="minorHAnsi"/>
+          <w:sz w:val="22"/>
+          <w:szCs w:val="22"/>
+        </w:rPr>
+        <w:t>P</w:t>
+      </w:r>
+      <w:proofErr w:type="gramStart"/>
+      <w:r>
+        <w:rPr>
+          <w:rFonts w:asciiTheme="minorHAnsi" w:hAnsiTheme="minorHAnsi" w:cstheme="minorHAnsi"/>
+          <w:sz w:val="22"/>
+          <w:szCs w:val="22"/>
+        </w:rPr>
+        <w:t>15 :</w:t>
+      </w:r>
+      <w:proofErr w:type="gramEnd"/>
+      <w:r>
+        <w:rPr>
+          <w:rFonts w:asciiTheme="minorHAnsi" w:hAnsiTheme="minorHAnsi" w:cstheme="minorHAnsi"/>
+          <w:sz w:val="22"/>
+          <w:szCs w:val="22"/>
+        </w:rPr>
+        <w:t xml:space="preserve"> It’s not my world, I know its </w:t>
+      </w:r>
+      <w:proofErr w:type="gramStart"/>
+      <w:r>
+        <w:rPr>
+          <w:rFonts w:asciiTheme="minorHAnsi" w:hAnsiTheme="minorHAnsi" w:cstheme="minorHAnsi"/>
+          <w:sz w:val="22"/>
+          <w:szCs w:val="22"/>
+        </w:rPr>
+        <w:t>money</w:t>
+      </w:r>
+      <w:proofErr w:type="gramEnd"/>
+      <w:r>
+        <w:rPr>
+          <w:rFonts w:asciiTheme="minorHAnsi" w:hAnsiTheme="minorHAnsi" w:cstheme="minorHAnsi"/>
+          <w:sz w:val="22"/>
+          <w:szCs w:val="22"/>
+        </w:rPr>
+        <w:t xml:space="preserve"> but what does that mean?</w:t>
+      </w:r>
+    </w:p>
+    <w:p>
+      <w:pPr>
+        <w:pStyle w:val="PlainText"/>
+        <w:numPr>
+          <w:ilvl w:val="0"/>
+          <w:numId w:val="20"/>
+        </w:numPr>
+        <w:rPr>
+          <w:rFonts w:asciiTheme="minorHAnsi" w:hAnsiTheme="minorHAnsi" w:cstheme="minorHAnsi"/>
+          <w:sz w:val="22"/>
+          <w:szCs w:val="22"/>
+        </w:rPr>
+      </w:pPr>
+      <w:r>
+        <w:rPr>
+          <w:rFonts w:asciiTheme="minorHAnsi" w:hAnsiTheme="minorHAnsi" w:cstheme="minorHAnsi"/>
+          <w:sz w:val="22"/>
+          <w:szCs w:val="22"/>
+        </w:rPr>
+        <w:t xml:space="preserve">P15: </w:t>
+      </w:r>
+      <w:r>
+        <w:rPr>
+          <w:rFonts w:asciiTheme="minorHAnsi" w:hAnsiTheme="minorHAnsi" w:cstheme="minorHAnsi"/>
+          <w:sz w:val="22"/>
+          <w:szCs w:val="22"/>
+        </w:rPr>
+        <w:t>Keeping with my stra</w:t>
+      </w:r>
+      <w:r>
+        <w:rPr>
+          <w:rFonts w:asciiTheme="minorHAnsi" w:hAnsiTheme="minorHAnsi" w:cstheme="minorHAnsi"/>
+          <w:sz w:val="22"/>
+          <w:szCs w:val="22"/>
+        </w:rPr>
+        <w:t>tegy - ma</w:t>
+      </w:r>
+      <w:r>
+        <w:rPr>
+          <w:rFonts w:asciiTheme="minorHAnsi" w:hAnsiTheme="minorHAnsi" w:cstheme="minorHAnsi"/>
+          <w:sz w:val="22"/>
+          <w:szCs w:val="22"/>
+        </w:rPr>
+        <w:t>ybe s</w:t>
+      </w:r>
+      <w:r>
+        <w:rPr>
+          <w:rFonts w:asciiTheme="minorHAnsi" w:hAnsiTheme="minorHAnsi" w:cstheme="minorHAnsi"/>
+        </w:rPr>
+        <w:t>ome of my users would go for that</w:t>
+      </w:r>
+      <w:r>
+        <w:rPr>
+          <w:rFonts w:asciiTheme="minorHAnsi" w:hAnsiTheme="minorHAnsi" w:cstheme="minorHAnsi"/>
+        </w:rPr>
+        <w:t>, put 10k to sell for $300.</w:t>
+      </w:r>
+    </w:p>
+    <w:p>
+      <w:pPr>
+        <w:pStyle w:val="PlainText"/>
+        <w:numPr>
+          <w:ilvl w:val="0"/>
+          <w:numId w:val="20"/>
+        </w:numPr>
+        <w:rPr>
+          <w:rFonts w:asciiTheme="minorHAnsi" w:hAnsiTheme="minorHAnsi" w:cstheme="minorHAnsi"/>
+          <w:sz w:val="22"/>
+          <w:szCs w:val="22"/>
+        </w:rPr>
+      </w:pPr>
+      <w:r>
+        <w:rPr>
+          <w:rFonts w:asciiTheme="minorHAnsi" w:hAnsiTheme="minorHAnsi" w:cstheme="minorHAnsi"/>
+          <w:sz w:val="22"/>
+          <w:szCs w:val="22"/>
+        </w:rPr>
+        <w:t>R: Want to factor in social inertia and ask for more?</w:t>
+      </w:r>
+    </w:p>
+    <w:p>
+      <w:pPr>
+        <w:pStyle w:val="PlainText"/>
+        <w:numPr>
+          <w:ilvl w:val="0"/>
+          <w:numId w:val="20"/>
+        </w:numPr>
+        <w:rPr>
+          <w:rFonts w:asciiTheme="minorHAnsi" w:hAnsiTheme="minorHAnsi" w:cstheme="minorHAnsi"/>
+          <w:sz w:val="22"/>
+          <w:szCs w:val="22"/>
+        </w:rPr>
+      </w:pPr>
+      <w:r>
+        <w:rPr>
+          <w:rFonts w:asciiTheme="minorHAnsi" w:hAnsiTheme="minorHAnsi" w:cstheme="minorHAnsi"/>
+          <w:sz w:val="22"/>
+          <w:szCs w:val="22"/>
+        </w:rPr>
+        <w:t>Bank: We already agreed on $300.</w:t>
+      </w:r>
+    </w:p>
+    <w:p>
+      <w:pPr>
+        <w:pStyle w:val="PlainText"/>
+        <w:numPr>
+          <w:ilvl w:val="0"/>
+          <w:numId w:val="20"/>
+        </w:numPr>
+        <w:rPr>
+          <w:rFonts w:asciiTheme="minorHAnsi" w:hAnsiTheme="minorHAnsi" w:cstheme="minorHAnsi"/>
+          <w:sz w:val="22"/>
+          <w:szCs w:val="22"/>
+        </w:rPr>
+      </w:pPr>
+      <w:r>
+        <w:rPr>
+          <w:rFonts w:asciiTheme="minorHAnsi" w:hAnsiTheme="minorHAnsi" w:cstheme="minorHAnsi"/>
+        </w:rPr>
+        <w:t>P15:</w:t>
+      </w:r>
+      <w:r>
+        <w:rPr>
+          <w:rFonts w:asciiTheme="minorHAnsi" w:hAnsiTheme="minorHAnsi" w:cstheme="minorHAnsi"/>
+        </w:rPr>
+        <w:t xml:space="preserve"> </w:t>
+      </w:r>
+      <w:r>
+        <w:rPr>
+          <w:rFonts w:asciiTheme="minorHAnsi" w:hAnsiTheme="minorHAnsi" w:cstheme="minorHAnsi"/>
+        </w:rPr>
+        <w:t>It’s not a top priority but =m</w:t>
+      </w:r>
+      <w:r>
+        <w:rPr>
+          <w:rFonts w:asciiTheme="minorHAnsi" w:hAnsiTheme="minorHAnsi" w:cstheme="minorHAnsi"/>
+        </w:rPr>
+        <w:t>aybe some enterprising people would want to try that out</w:t>
+      </w:r>
+      <w:r>
+        <w:rPr>
+          <w:rFonts w:asciiTheme="minorHAnsi" w:hAnsiTheme="minorHAnsi" w:cstheme="minorHAnsi"/>
+        </w:rPr>
+        <w:t>.</w:t>
+      </w:r>
+    </w:p>
+    <w:p>
+      <w:pPr>
+        <w:pStyle w:val="PlainText"/>
+        <w:numPr>
+          <w:ilvl w:val="0"/>
+          <w:numId w:val="20"/>
+        </w:numPr>
+        <w:rPr>
+          <w:rFonts w:asciiTheme="minorHAnsi" w:hAnsiTheme="minorHAnsi" w:cstheme="minorHAnsi"/>
+          <w:sz w:val="22"/>
+          <w:szCs w:val="22"/>
+        </w:rPr>
+      </w:pPr>
+      <w:r>
+        <w:rPr>
+          <w:rFonts w:asciiTheme="minorHAnsi" w:hAnsiTheme="minorHAnsi" w:cstheme="minorHAnsi"/>
         </w:rPr>
         <w:t>S</w:t>
       </w:r>
@@ -2831,7 +3420,21 @@
         <w:rPr>
           <w:rFonts w:asciiTheme="minorHAnsi" w:hAnsiTheme="minorHAnsi" w:cstheme="minorHAnsi"/>
         </w:rPr>
-        <w:t xml:space="preserve">tore 65,000 acre feet </w:t>
+        <w:t xml:space="preserve">tore </w:t>
+      </w:r>
+      <w:proofErr w:type="gramStart"/>
+      <w:r>
+        <w:rPr>
+          <w:rFonts w:asciiTheme="minorHAnsi" w:hAnsiTheme="minorHAnsi" w:cstheme="minorHAnsi"/>
+        </w:rPr>
+        <w:t>65,000 acre</w:t>
+      </w:r>
+      <w:proofErr w:type="gramEnd"/>
+      <w:r>
+        <w:rPr>
+          <w:rFonts w:asciiTheme="minorHAnsi" w:hAnsiTheme="minorHAnsi" w:cstheme="minorHAnsi"/>
+        </w:rPr>
+        <w:t xml:space="preserve"> feet </w:t>
       </w:r>
       <w:r>
         <w:rPr>
@@ -2910,7 +3513,28 @@
         <w:t xml:space="preserve">P15: </w:t>
       </w:r>
       <w:r>
-        <w:t xml:space="preserve">here we do want to help the GSl a little bit. It’s a </w:t>
+        <w:t xml:space="preserve">here we do want to help </w:t>
+      </w:r>
+      <w:proofErr w:type="gramStart"/>
+      <w:r>
+        <w:t xml:space="preserve">the </w:t>
+      </w:r>
+      <w:proofErr w:type="spellStart"/>
+      <w:r>
+        <w:t>GSl</w:t>
+      </w:r>
+      <w:proofErr w:type="spellEnd"/>
+      <w:proofErr w:type="gramEnd"/>
+      <w:r>
+        <w:t xml:space="preserve"> a little bit. </w:t>
+      </w:r>
+      <w:proofErr w:type="gramStart"/>
+      <w:r>
+        <w:t>It’s</w:t>
+      </w:r>
+      <w:proofErr w:type="gramEnd"/>
+      <w:r>
+        <w:t xml:space="preserve"> a </w:t>
       </w:r>
       <w:r>
         <w:t>bad year? (2</w:t>
@@ -2925,7 +3549,15 @@
         <w:t xml:space="preserve"> lowest in last 20 years)</w:t>
       </w:r>
       <w:r>
-        <w:t>, it makes us think about what if next year is a dry year too.</w:t>
+        <w:t xml:space="preserve">, it makes us think about what if next year </w:t>
+      </w:r>
+      <w:proofErr w:type="gramStart"/>
+      <w:r>
+        <w:t>is a dry year too</w:t>
+      </w:r>
+      <w:proofErr w:type="gramEnd"/>
+      <w:r>
+        <w:t>.</w:t>
       </w:r>
     </w:p>
     <w:p>
@@ -2938,7 +3570,6 @@
         <w:spacing w:before="240" w:line="276" w:lineRule="auto"/>
       </w:pPr>
       <w:r>
-        <w:lastRenderedPageBreak/>
         <w:t xml:space="preserve">P15: </w:t>
       </w:r>
       <w:r>
@@ -2960,7 +3591,15 @@
         <w:t xml:space="preserve"> 2000 to the bank</w:t>
       </w:r>
       <w:r>
-        <w:t xml:space="preserve"> as we are slightly conceredn [about the lake]</w:t>
+        <w:t xml:space="preserve"> as we are slightly </w:t>
+      </w:r>
+      <w:proofErr w:type="spellStart"/>
+      <w:r>
+        <w:t>conceredn</w:t>
+      </w:r>
+      <w:proofErr w:type="spellEnd"/>
+      <w:r>
+        <w:t xml:space="preserve"> [about the lake]</w:t>
       </w:r>
       <w:r>
         <w:t xml:space="preserve">, conserve </w:t>
@@ -2979,6 +3618,7 @@
         <w:spacing w:before="240" w:line="276" w:lineRule="auto"/>
       </w:pPr>
       <w:r>
+        <w:lastRenderedPageBreak/>
         <w:t xml:space="preserve">Bank: </w:t>
       </w:r>
       <w:r>
@@ -3019,7 +3659,15 @@
         <w:t>GSL</w:t>
       </w:r>
       <w:r>
-        <w:t xml:space="preserve"> but also its a hard year and bank a bit for next year</w:t>
+        <w:t xml:space="preserve"> but also </w:t>
+      </w:r>
+      <w:proofErr w:type="gramStart"/>
+      <w:r>
+        <w:t>its</w:t>
+      </w:r>
+      <w:proofErr w:type="gramEnd"/>
+      <w:r>
+        <w:t xml:space="preserve"> a hard year and bank a bit for next year</w:t>
       </w:r>
       <w:r>
         <w:t>.</w:t>
@@ -3069,8 +3717,13 @@
         </w:numPr>
         <w:spacing w:before="240" w:line="276" w:lineRule="auto"/>
       </w:pPr>
-      <w:r>
-        <w:t xml:space="preserve">So </w:t>
+      <w:proofErr w:type="gramStart"/>
+      <w:r>
+        <w:t>So</w:t>
+      </w:r>
+      <w:proofErr w:type="gramEnd"/>
+      <w:r>
+        <w:t xml:space="preserve"> </w:t>
       </w:r>
       <w:r>
         <w:t>question is,</w:t>
@@ -3134,7 +3787,15 @@
         <w:t>I</w:t>
       </w:r>
       <w:r>
-        <w:t xml:space="preserve"> was thinking cutting back irrigation this year</w:t>
+        <w:t xml:space="preserve"> was </w:t>
+      </w:r>
+      <w:proofErr w:type="gramStart"/>
+      <w:r>
+        <w:t>thinking</w:t>
+      </w:r>
+      <w:proofErr w:type="gramEnd"/>
+      <w:r>
+        <w:t xml:space="preserve"> cutting back irrigation this year</w:t>
       </w:r>
       <w:r>
         <w:t xml:space="preserve"> as a </w:t>
@@ -3161,8 +3822,13 @@
         </w:numPr>
         <w:spacing w:before="240" w:line="276" w:lineRule="auto"/>
       </w:pPr>
-      <w:r>
-        <w:t xml:space="preserve">So I am using </w:t>
+      <w:proofErr w:type="gramStart"/>
+      <w:r>
+        <w:t>So</w:t>
+      </w:r>
+      <w:proofErr w:type="gramEnd"/>
+      <w:r>
+        <w:t xml:space="preserve"> I am using </w:t>
       </w:r>
       <w:r>
         <w:t>90% of total depletion allowed</w:t>
@@ -3174,7 +3840,15 @@
         <w:t xml:space="preserve"> almost 40,000 </w:t>
       </w:r>
       <w:r>
-        <w:t xml:space="preserve">is remaining that I can conserve or sell to the bank so I did about </w:t>
+        <w:t xml:space="preserve">is remaining that I can conserve or sell to the </w:t>
+      </w:r>
+      <w:proofErr w:type="gramStart"/>
+      <w:r>
+        <w:t>bank</w:t>
+      </w:r>
+      <w:proofErr w:type="gramEnd"/>
+      <w:r>
+        <w:t xml:space="preserve"> so I did about </w:t>
       </w:r>
       <w:r>
         <w:t xml:space="preserve">half </w:t>
@@ -3298,11 +3972,24 @@
       <w:r>
         <w:t xml:space="preserve">re you considering the maximum </w:t>
       </w:r>
+      <w:proofErr w:type="gramStart"/>
       <w:r>
         <w:t>allotted</w:t>
       </w:r>
       <w:r>
-        <w:t xml:space="preserve"> water rights to each of the area?</w:t>
+        <w:t xml:space="preserve"> water rights</w:t>
+      </w:r>
+      <w:proofErr w:type="gramEnd"/>
+      <w:r>
+        <w:t xml:space="preserve"> to </w:t>
+      </w:r>
+      <w:proofErr w:type="gramStart"/>
+      <w:r>
+        <w:t>each of the</w:t>
+      </w:r>
+      <w:proofErr w:type="gramEnd"/>
+      <w:r>
+        <w:t xml:space="preserve"> area?</w:t>
       </w:r>
       <w:r>
         <w:t xml:space="preserve"> [</w:t>
@@ -3365,8 +4052,13 @@
       <w:r>
         <w:t xml:space="preserve">they might </w:t>
       </w:r>
-      <w:r>
-        <w:t xml:space="preserve">diverting </w:t>
+      <w:proofErr w:type="gramStart"/>
+      <w:r>
+        <w:t>diverting</w:t>
+      </w:r>
+      <w:proofErr w:type="gramEnd"/>
+      <w:r>
+        <w:t xml:space="preserve"> </w:t>
       </w:r>
       <w:r>
         <w:t xml:space="preserve">more water </w:t>
@@ -3378,13 +4070,26 @@
         <w:t xml:space="preserve"> i</w:t>
       </w:r>
       <w:r>
-        <w:t>f we consider the depletion</w:t>
-      </w:r>
+        <w:t xml:space="preserve">f we consider </w:t>
+      </w:r>
+      <w:proofErr w:type="gramStart"/>
+      <w:r>
+        <w:t>the depletion</w:t>
+      </w:r>
+      <w:proofErr w:type="gramEnd"/>
       <w:r>
         <w:t>. T</w:t>
       </w:r>
       <w:r>
-        <w:t>hey try to get more water, sometimes. Because they have the water right</w:t>
+        <w:t xml:space="preserve">hey try to get more </w:t>
+      </w:r>
+      <w:proofErr w:type="gramStart"/>
+      <w:r>
+        <w:t>water,</w:t>
+      </w:r>
+      <w:proofErr w:type="gramEnd"/>
+      <w:r>
+        <w:t xml:space="preserve"> sometimes. Because they have the water right</w:t>
       </w:r>
       <w:r>
         <w:t>.</w:t>
@@ -3434,13 +4139,21 @@
         <w:t>P16: Are you considering power flows – minimum needed for power generation in PacifiCorp reservoirs?</w:t>
       </w:r>
       <w:r>
-        <w:t xml:space="preserve"> [R explains – No. But for Bear Lake we are maintaining the lake at abo</w:t>
+        <w:t xml:space="preserve"> [R explains – No. But for Bear Lake we are </w:t>
+      </w:r>
+      <w:proofErr w:type="gramStart"/>
+      <w:r>
+        <w:t>maintaining the lake at abo</w:t>
       </w:r>
       <w:r>
         <w:t>v</w:t>
       </w:r>
       <w:r>
-        <w:t>e minimum at all times.]</w:t>
+        <w:t>e minimum at all times</w:t>
+      </w:r>
+      <w:proofErr w:type="gramEnd"/>
+      <w:r>
+        <w:t>.]</w:t>
       </w:r>
     </w:p>
     <w:p>
@@ -3540,13 +4253,15 @@
         <w:t>trust</w:t>
       </w:r>
       <w:r>
-        <w:t>, t</w:t>
-      </w:r>
-      <w:r>
-        <w:t>rust is really hard to build,</w:t>
-      </w:r>
-      <w:r>
-        <w:t xml:space="preserve"> so build trust</w:t>
+        <w:t xml:space="preserve">, trust is </w:t>
+      </w:r>
+      <w:proofErr w:type="gramStart"/>
+      <w:r>
+        <w:t>really hard</w:t>
+      </w:r>
+      <w:proofErr w:type="gramEnd"/>
+      <w:r>
+        <w:t xml:space="preserve"> to build, so build trust</w:t>
       </w:r>
       <w:r>
         <w:t xml:space="preserve"> that they </w:t>
@@ -3564,7 +4279,17 @@
         <w:t xml:space="preserve">. </w:t>
       </w:r>
       <w:r>
-        <w:t>and its worth it to sell some of th</w:t>
+        <w:t xml:space="preserve">and </w:t>
+      </w:r>
+      <w:proofErr w:type="spellStart"/>
+      <w:proofErr w:type="gramStart"/>
+      <w:r>
+        <w:t>its</w:t>
+      </w:r>
+      <w:proofErr w:type="spellEnd"/>
+      <w:proofErr w:type="gramEnd"/>
+      <w:r>
+        <w:t xml:space="preserve"> worth it to sell some of th</w:t>
       </w:r>
       <w:r>
         <w:t>e water.</w:t>
@@ -3585,8 +4310,13 @@
       <w:r>
         <w:t xml:space="preserve">I want to deliver half of it 15,000 </w:t>
       </w:r>
-      <w:r>
-        <w:t xml:space="preserve">acft </w:t>
+      <w:proofErr w:type="spellStart"/>
+      <w:r>
+        <w:t>acft</w:t>
+      </w:r>
+      <w:proofErr w:type="spellEnd"/>
+      <w:r>
+        <w:t xml:space="preserve"> </w:t>
       </w:r>
       <w:r>
         <w:t xml:space="preserve">in </w:t>
@@ -3595,7 +4325,15 @@
         <w:t xml:space="preserve">total (half </w:t>
       </w:r>
       <w:r>
-        <w:t>of Bear Lake bank and half of Caceh Valley bank</w:t>
+        <w:t xml:space="preserve">of Bear Lake bank and half of </w:t>
+      </w:r>
+      <w:proofErr w:type="spellStart"/>
+      <w:r>
+        <w:t>Caceh</w:t>
+      </w:r>
+      <w:proofErr w:type="spellEnd"/>
+      <w:r>
+        <w:t xml:space="preserve"> Valley bank</w:t>
       </w:r>
       <w:r>
         <w:t>),</w:t>
@@ -3603,8 +4341,13 @@
       <w:r>
         <w:t xml:space="preserve"> then you have 14,000 </w:t>
       </w:r>
-      <w:r>
-        <w:t xml:space="preserve">acft </w:t>
+      <w:proofErr w:type="spellStart"/>
+      <w:r>
+        <w:t>acft</w:t>
+      </w:r>
+      <w:proofErr w:type="spellEnd"/>
+      <w:r>
+        <w:t xml:space="preserve"> </w:t>
       </w:r>
       <w:r>
         <w:t>in bank</w:t>
@@ -3679,7 +4422,6 @@
         </w:numPr>
       </w:pPr>
       <w:r>
-        <w:lastRenderedPageBreak/>
         <w:t xml:space="preserve">Just </w:t>
       </w:r>
       <w:r>
@@ -3710,13 +4452,22 @@
         </w:numPr>
       </w:pPr>
       <w:r>
+        <w:lastRenderedPageBreak/>
         <w:t xml:space="preserve">P15: Bank’s strategy was to </w:t>
       </w:r>
       <w:r>
         <w:t>benefit the lake and the whole watershed. Doe</w:t>
       </w:r>
       <w:r>
-        <w:t xml:space="preserve">s the bank stored water in Bear Lake be used by bank in  the watershed? [No, </w:t>
+        <w:t xml:space="preserve">s the bank stored water in Bear Lake be used by bank </w:t>
+      </w:r>
+      <w:proofErr w:type="gramStart"/>
+      <w:r>
+        <w:t>in  the</w:t>
+      </w:r>
+      <w:proofErr w:type="gramEnd"/>
+      <w:r>
+        <w:t xml:space="preserve"> watershed? [No, </w:t>
       </w:r>
       <w:r>
         <w:t>it becomes storage and can only be delivered to GSL</w:t>
@@ -3737,7 +4488,15 @@
         <w:t xml:space="preserve">P14: I wish </w:t>
       </w:r>
       <w:r>
-        <w:t>bank got interest, that would be cool.</w:t>
+        <w:t xml:space="preserve">bank got </w:t>
+      </w:r>
+      <w:proofErr w:type="gramStart"/>
+      <w:r>
+        <w:t>interest</w:t>
+      </w:r>
+      <w:proofErr w:type="gramEnd"/>
+      <w:r>
+        <w:t>, that would be cool.</w:t>
       </w:r>
     </w:p>
     <w:p>
@@ -3749,7 +4508,15 @@
         </w:numPr>
       </w:pPr>
       <w:r>
-        <w:t>P16: Are you considering evaporation losses form Bear Lake?</w:t>
+        <w:t xml:space="preserve">P16: Are you considering evaporation losses </w:t>
+      </w:r>
+      <w:proofErr w:type="gramStart"/>
+      <w:r>
+        <w:t>form</w:t>
+      </w:r>
+      <w:proofErr w:type="gramEnd"/>
+      <w:r>
+        <w:t xml:space="preserve"> Bear Lake?</w:t>
       </w:r>
     </w:p>
     <w:p>
@@ -3761,7 +4528,23 @@
         </w:numPr>
       </w:pPr>
       <w:r>
-        <w:t>R: Yes, but accounting them as system loss so the user doesn’t bear the loss if they are conserving in the lake.</w:t>
+        <w:t xml:space="preserve">R: </w:t>
+      </w:r>
+      <w:proofErr w:type="gramStart"/>
+      <w:r>
+        <w:t>Yes, but</w:t>
+      </w:r>
+      <w:proofErr w:type="gramEnd"/>
+      <w:r>
+        <w:t xml:space="preserve"> </w:t>
+      </w:r>
+      <w:proofErr w:type="gramStart"/>
+      <w:r>
+        <w:t>accounting them</w:t>
+      </w:r>
+      <w:proofErr w:type="gramEnd"/>
+      <w:r>
+        <w:t xml:space="preserve"> as system loss so the user doesn’t bear the loss if they are conserving in the lake.</w:t>
       </w:r>
     </w:p>
     <w:p>
@@ -3877,7 +4660,14 @@
         <w:rPr>
           <w:color w:val="0000FF"/>
         </w:rPr>
-        <w:t>Time:</w:t>
+        <w:t>Time</w:t>
+      </w:r>
+      <w:proofErr w:type="gramStart"/>
+      <w:r>
+        <w:rPr>
+          <w:color w:val="0000FF"/>
+        </w:rPr>
+        <w:t>:</w:t>
       </w:r>
       <w:r>
         <w:tab/>
@@ -3889,7 +4679,14 @@
         <w:rPr>
           <w:color w:val="0000FF"/>
         </w:rPr>
-        <w:t xml:space="preserve">2:24   </w:t>
+        <w:t>2</w:t>
+      </w:r>
+      <w:proofErr w:type="gramEnd"/>
+      <w:r>
+        <w:rPr>
+          <w:color w:val="0000FF"/>
+        </w:rPr>
+        <w:t xml:space="preserve">:24   </w:t>
       </w:r>
       <w:r>
         <w:tab/>
@@ -4018,13 +4815,7 @@
         <w:rPr>
           <w:rFonts w:cstheme="minorHAnsi"/>
         </w:rPr>
-        <w:t>W</w:t>
-      </w:r>
-      <w:r>
-        <w:rPr>
-          <w:rFonts w:cstheme="minorHAnsi"/>
-        </w:rPr>
-        <w:t>e're going to grow a little bit, and at the same time, we're going to work with the N</w:t>
+        <w:t>We're going to grow a little bit, and at the same time, we're going to work with the N</w:t>
       </w:r>
       <w:r>
         <w:rPr>
@@ -4134,11 +4925,19 @@
         </w:rPr>
         <w:t xml:space="preserve">of your water </w:t>
       </w:r>
-      <w:r>
-        <w:rPr>
-          <w:rFonts w:cstheme="minorHAnsi"/>
-        </w:rPr>
-        <w:t>will give you $500 per acre fee</w:t>
+      <w:proofErr w:type="gramStart"/>
+      <w:r>
+        <w:rPr>
+          <w:rFonts w:cstheme="minorHAnsi"/>
+        </w:rPr>
+        <w:t>will</w:t>
+      </w:r>
+      <w:proofErr w:type="gramEnd"/>
+      <w:r>
+        <w:rPr>
+          <w:rFonts w:cstheme="minorHAnsi"/>
+        </w:rPr>
+        <w:t xml:space="preserve"> give you $500 per acre fee</w:t>
       </w:r>
       <w:r>
         <w:rPr>
@@ -4156,7 +4955,21 @@
         <w:rPr>
           <w:rFonts w:cstheme="minorHAnsi"/>
         </w:rPr>
-        <w:t xml:space="preserve"> if you saved </w:t>
+        <w:t xml:space="preserve"> if you </w:t>
+      </w:r>
+      <w:proofErr w:type="gramStart"/>
+      <w:r>
+        <w:rPr>
+          <w:rFonts w:cstheme="minorHAnsi"/>
+        </w:rPr>
+        <w:t>saved</w:t>
+      </w:r>
+      <w:proofErr w:type="gramEnd"/>
+      <w:r>
+        <w:rPr>
+          <w:rFonts w:cstheme="minorHAnsi"/>
+        </w:rPr>
+        <w:t xml:space="preserve"> </w:t>
       </w:r>
       <w:r>
         <w:rPr>
@@ -4274,11 +5087,19 @@
           <w:rFonts w:cstheme="minorHAnsi"/>
         </w:rPr>
       </w:pPr>
-      <w:r>
-        <w:rPr>
-          <w:rFonts w:cstheme="minorHAnsi"/>
-        </w:rPr>
-        <w:t xml:space="preserve">The math </w:t>
+      <w:proofErr w:type="gramStart"/>
+      <w:r>
+        <w:rPr>
+          <w:rFonts w:cstheme="minorHAnsi"/>
+        </w:rPr>
+        <w:t>The math</w:t>
+      </w:r>
+      <w:proofErr w:type="gramEnd"/>
+      <w:r>
+        <w:rPr>
+          <w:rFonts w:cstheme="minorHAnsi"/>
+        </w:rPr>
+        <w:t xml:space="preserve"> </w:t>
       </w:r>
       <w:r>
         <w:rPr>
@@ -4363,7 +5184,21 @@
         <w:rPr>
           <w:rFonts w:cstheme="minorHAnsi"/>
         </w:rPr>
-        <w:t>bove and beyond w</w:t>
+        <w:t xml:space="preserve">bove and </w:t>
+      </w:r>
+      <w:proofErr w:type="gramStart"/>
+      <w:r>
+        <w:rPr>
+          <w:rFonts w:cstheme="minorHAnsi"/>
+        </w:rPr>
+        <w:t>beyond</w:t>
+      </w:r>
+      <w:proofErr w:type="gramEnd"/>
+      <w:r>
+        <w:rPr>
+          <w:rFonts w:cstheme="minorHAnsi"/>
+        </w:rPr>
+        <w:t xml:space="preserve"> w</w:t>
       </w:r>
       <w:r>
         <w:rPr>
@@ -4394,7 +5229,21 @@
         <w:rPr>
           <w:rFonts w:cstheme="minorHAnsi"/>
         </w:rPr>
-        <w:t>ell 90% of the available water after use to the ban</w:t>
+        <w:t xml:space="preserve">ell 90% of the available water after use </w:t>
+      </w:r>
+      <w:proofErr w:type="gramStart"/>
+      <w:r>
+        <w:rPr>
+          <w:rFonts w:cstheme="minorHAnsi"/>
+        </w:rPr>
+        <w:t>to</w:t>
+      </w:r>
+      <w:proofErr w:type="gramEnd"/>
+      <w:r>
+        <w:rPr>
+          <w:rFonts w:cstheme="minorHAnsi"/>
+        </w:rPr>
+        <w:t xml:space="preserve"> the ban</w:t>
       </w:r>
       <w:r>
         <w:rPr>
@@ -4419,13 +5268,7 @@
         <w:rPr>
           <w:rFonts w:cstheme="minorHAnsi"/>
         </w:rPr>
-        <w:t>P17: Thi</w:t>
-      </w:r>
-      <w:r>
-        <w:rPr>
-          <w:rFonts w:cstheme="minorHAnsi"/>
-        </w:rPr>
-        <w:t>s is where you were going to give me a good price</w:t>
+        <w:t>P17: This is where you were going to give me a good price</w:t>
       </w:r>
       <w:r>
         <w:rPr>
@@ -4560,7 +5403,6 @@
         <w:rPr>
           <w:rFonts w:cstheme="minorHAnsi"/>
         </w:rPr>
-        <w:lastRenderedPageBreak/>
         <w:t>Bank</w:t>
       </w:r>
       <w:r>
@@ -4617,6 +5459,7 @@
         <w:rPr>
           <w:rFonts w:cstheme="minorHAnsi"/>
         </w:rPr>
+        <w:lastRenderedPageBreak/>
         <w:t>R explained the historical water use for the year for that user vs the water use they had established in Year 1 in the model.</w:t>
       </w:r>
     </w:p>
@@ -4654,7 +5497,21 @@
         <w:rPr>
           <w:rFonts w:cstheme="minorHAnsi"/>
         </w:rPr>
-        <w:t>would go off of historical consumptive use</w:t>
+        <w:t xml:space="preserve">would go </w:t>
+      </w:r>
+      <w:proofErr w:type="gramStart"/>
+      <w:r>
+        <w:rPr>
+          <w:rFonts w:cstheme="minorHAnsi"/>
+        </w:rPr>
+        <w:t>off of</w:t>
+      </w:r>
+      <w:proofErr w:type="gramEnd"/>
+      <w:r>
+        <w:rPr>
+          <w:rFonts w:cstheme="minorHAnsi"/>
+        </w:rPr>
+        <w:t xml:space="preserve"> historical consumptive use</w:t>
       </w:r>
       <w:r>
         <w:rPr>
@@ -4668,6 +5525,7 @@
         </w:rPr>
         <w:t>that year (2016) for this year</w:t>
       </w:r>
+      <w:proofErr w:type="gramStart"/>
       <w:r>
         <w:rPr>
           <w:rFonts w:cstheme="minorHAnsi"/>
@@ -4678,8 +5536,23 @@
         <w:rPr>
           <w:rFonts w:cstheme="minorHAnsi"/>
         </w:rPr>
-        <w:t>,  if you use 10% less, I will pay $500 per acft</w:t>
-      </w:r>
+        <w:t>,  if</w:t>
+      </w:r>
+      <w:proofErr w:type="gramEnd"/>
+      <w:r>
+        <w:rPr>
+          <w:rFonts w:cstheme="minorHAnsi"/>
+        </w:rPr>
+        <w:t xml:space="preserve"> you use 10% less, I will pay $500 per </w:t>
+      </w:r>
+      <w:proofErr w:type="spellStart"/>
+      <w:r>
+        <w:rPr>
+          <w:rFonts w:cstheme="minorHAnsi"/>
+        </w:rPr>
+        <w:t>acft</w:t>
+      </w:r>
+      <w:proofErr w:type="spellEnd"/>
     </w:p>
     <w:p>
       <w:pPr>
@@ -4697,7 +5570,21 @@
         <w:rPr>
           <w:rFonts w:cstheme="minorHAnsi"/>
         </w:rPr>
-        <w:t>P17: I can agree to that</w:t>
+        <w:t xml:space="preserve">P17: I can agree </w:t>
+      </w:r>
+      <w:proofErr w:type="gramStart"/>
+      <w:r>
+        <w:rPr>
+          <w:rFonts w:cstheme="minorHAnsi"/>
+        </w:rPr>
+        <w:t>to</w:t>
+      </w:r>
+      <w:proofErr w:type="gramEnd"/>
+      <w:r>
+        <w:rPr>
+          <w:rFonts w:cstheme="minorHAnsi"/>
+        </w:rPr>
+        <w:t xml:space="preserve"> that</w:t>
       </w:r>
       <w:r>
         <w:rPr>
@@ -4781,13 +5668,27 @@
         <w:rPr>
           <w:rFonts w:cstheme="minorHAnsi"/>
         </w:rPr>
-        <w:t xml:space="preserve"> - </w:t>
-      </w:r>
-      <w:r>
-        <w:rPr>
-          <w:rFonts w:cstheme="minorHAnsi"/>
-        </w:rPr>
-        <w:t xml:space="preserve"> some of our money goes to them to take up part of their cost share so that they're getting the additional incentive to participate in equity. </w:t>
+        <w:t xml:space="preserve"> </w:t>
+      </w:r>
+      <w:proofErr w:type="gramStart"/>
+      <w:r>
+        <w:rPr>
+          <w:rFonts w:cstheme="minorHAnsi"/>
+        </w:rPr>
+        <w:t xml:space="preserve">- </w:t>
+      </w:r>
+      <w:r>
+        <w:rPr>
+          <w:rFonts w:cstheme="minorHAnsi"/>
+        </w:rPr>
+        <w:t xml:space="preserve"> some</w:t>
+      </w:r>
+      <w:proofErr w:type="gramEnd"/>
+      <w:r>
+        <w:rPr>
+          <w:rFonts w:cstheme="minorHAnsi"/>
+        </w:rPr>
+        <w:t xml:space="preserve"> of our money goes to them to take up part of their cost share so that they're getting the additional incentive to participate in equity. </w:t>
       </w:r>
     </w:p>
     <w:p>
@@ -4809,11 +5710,16 @@
         <w:t>’</w:t>
       </w:r>
       <w:r>
-        <w:t>s say a rancher has a</w:t>
+        <w:t xml:space="preserve">s say a rancher has </w:t>
+      </w:r>
+      <w:proofErr w:type="gramStart"/>
+      <w:r>
+        <w:t>a</w:t>
       </w:r>
       <w:r>
         <w:t xml:space="preserve"> equip</w:t>
       </w:r>
+      <w:proofErr w:type="gramEnd"/>
       <w:r>
         <w:t xml:space="preserve"> contract</w:t>
       </w:r>
@@ -4842,10 +5748,18 @@
         <w:t xml:space="preserve"> </w:t>
       </w:r>
       <w:r>
-        <w:t xml:space="preserve">pays 50% </w:t>
-      </w:r>
-      <w:r>
-        <w:t xml:space="preserve"> of the cost of the strategy </w:t>
+        <w:t>pays 50</w:t>
+      </w:r>
+      <w:proofErr w:type="gramStart"/>
+      <w:r>
+        <w:t xml:space="preserve">% </w:t>
+      </w:r>
+      <w:r>
+        <w:t xml:space="preserve"> of</w:t>
+      </w:r>
+      <w:proofErr w:type="gramEnd"/>
+      <w:r>
+        <w:t xml:space="preserve"> the cost of the strategy </w:t>
       </w:r>
       <w:r>
         <w:t>and the rancher pays 50%</w:t>
@@ -4866,13 +5780,21 @@
         <w:t xml:space="preserve"> (so, 25% of total), so rancher pays 25% instead of </w:t>
       </w:r>
       <w:r>
-        <w:t>50%</w:t>
+        <w:t>50</w:t>
+      </w:r>
+      <w:proofErr w:type="gramStart"/>
+      <w:r>
+        <w:t>%</w:t>
       </w:r>
       <w:r>
         <w:t xml:space="preserve"> </w:t>
       </w:r>
       <w:r>
-        <w:t>. W</w:t>
+        <w:t>.</w:t>
+      </w:r>
+      <w:proofErr w:type="gramEnd"/>
+      <w:r>
+        <w:t xml:space="preserve"> W</w:t>
       </w:r>
       <w:r>
         <w:t xml:space="preserve">e give </w:t>
@@ -4893,8 +5815,13 @@
         <w:t>200</w:t>
       </w:r>
       <w:r>
-        <w:t>,000 a year for these kind of incentives</w:t>
-      </w:r>
+        <w:t xml:space="preserve">,000 a year for </w:t>
+      </w:r>
+      <w:proofErr w:type="gramStart"/>
+      <w:r>
+        <w:t>these kind of incentives</w:t>
+      </w:r>
+      <w:proofErr w:type="gramEnd"/>
       <w:r>
         <w:t>.</w:t>
       </w:r>
@@ -4944,8 +5871,13 @@
         <w:t>$</w:t>
       </w:r>
       <w:r>
-        <w:t>500 per acre foot sounds pretty nice</w:t>
-      </w:r>
+        <w:t xml:space="preserve">500 per acre foot sounds </w:t>
+      </w:r>
+      <w:proofErr w:type="gramStart"/>
+      <w:r>
+        <w:t>pretty nice</w:t>
+      </w:r>
+      <w:proofErr w:type="gramEnd"/>
       <w:r>
         <w:t>. If the offer still stands, I</w:t>
       </w:r>
@@ -4959,7 +5891,15 @@
         <w:t xml:space="preserve">90% </w:t>
       </w:r>
       <w:r>
-        <w:t xml:space="preserve">of the that year’s consumptive use and sell 10% to the bank. </w:t>
+        <w:t xml:space="preserve">of </w:t>
+      </w:r>
+      <w:proofErr w:type="gramStart"/>
+      <w:r>
+        <w:t>the that</w:t>
+      </w:r>
+      <w:proofErr w:type="gramEnd"/>
+      <w:r>
+        <w:t xml:space="preserve"> year’s consumptive use and sell 10% to the bank. </w:t>
       </w:r>
       <w:r>
         <w:t>A</w:t>
@@ -4977,8 +5917,13 @@
         <w:t xml:space="preserve">e my </w:t>
       </w:r>
       <w:r>
-        <w:t>stored water</w:t>
-      </w:r>
+        <w:t xml:space="preserve">stored </w:t>
+      </w:r>
+      <w:proofErr w:type="gramStart"/>
+      <w:r>
+        <w:t>water</w:t>
+      </w:r>
+      <w:proofErr w:type="gramEnd"/>
       <w:r>
         <w:t xml:space="preserve"> so we are still producing.</w:t>
       </w:r>
@@ -4996,7 +5941,25 @@
         <w:t xml:space="preserve">P14: </w:t>
       </w:r>
       <w:r>
-        <w:t xml:space="preserve">Is it normal if its a wetter year are people usually using more water? </w:t>
+        <w:t xml:space="preserve">Is it normal if </w:t>
+      </w:r>
+      <w:proofErr w:type="spellStart"/>
+      <w:proofErr w:type="gramStart"/>
+      <w:r>
+        <w:t>its</w:t>
+      </w:r>
+      <w:proofErr w:type="spellEnd"/>
+      <w:proofErr w:type="gramEnd"/>
+      <w:r>
+        <w:t xml:space="preserve"> a wetter year are people usually </w:t>
+      </w:r>
+      <w:proofErr w:type="gramStart"/>
+      <w:r>
+        <w:t>using</w:t>
+      </w:r>
+      <w:proofErr w:type="gramEnd"/>
+      <w:r>
+        <w:t xml:space="preserve"> more water? </w:t>
       </w:r>
     </w:p>
     <w:p>
@@ -5027,7 +5990,17 @@
         <w:t xml:space="preserve">- </w:t>
       </w:r>
       <w:r>
-        <w:t>When we have less water in the system people know their down stream neighbors</w:t>
+        <w:t xml:space="preserve">When we have less water in the system people know their </w:t>
+      </w:r>
+      <w:proofErr w:type="spellStart"/>
+      <w:proofErr w:type="gramStart"/>
+      <w:r>
+        <w:t>down stream</w:t>
+      </w:r>
+      <w:proofErr w:type="spellEnd"/>
+      <w:proofErr w:type="gramEnd"/>
+      <w:r>
+        <w:t xml:space="preserve"> neighbors</w:t>
       </w:r>
       <w:r>
         <w:t xml:space="preserve">, sometimes same people </w:t>
@@ -5036,7 +6009,15 @@
         <w:t>are part of different canal companies</w:t>
       </w:r>
       <w:r>
-        <w:t xml:space="preserve"> but on a wetter year they might be more tempted to use all their water.</w:t>
+        <w:t xml:space="preserve"> but </w:t>
+      </w:r>
+      <w:proofErr w:type="gramStart"/>
+      <w:r>
+        <w:t>on</w:t>
+      </w:r>
+      <w:proofErr w:type="gramEnd"/>
+      <w:r>
+        <w:t xml:space="preserve"> a wetter year they might be more tempted to use all their water.</w:t>
       </w:r>
     </w:p>
     <w:p>
@@ -5056,7 +6037,15 @@
         <w:t xml:space="preserve">P15: </w:t>
       </w:r>
       <w:r>
-        <w:t>You’re more likely to get curtailed in a bad water year like you might have the paper water but no physical water</w:t>
+        <w:t xml:space="preserve">You’re more likely to get curtailed in a bad water year like you might have </w:t>
+      </w:r>
+      <w:proofErr w:type="gramStart"/>
+      <w:r>
+        <w:t>the paper</w:t>
+      </w:r>
+      <w:proofErr w:type="gramEnd"/>
+      <w:r>
+        <w:t xml:space="preserve"> water but no physical water</w:t>
       </w:r>
       <w:r>
         <w:t>.</w:t>
@@ -5103,58 +6092,57 @@
         <w:t xml:space="preserve">P15: </w:t>
       </w:r>
       <w:r>
-        <w:t>W</w:t>
-      </w:r>
-      <w:r>
-        <w:t>e're in Idaho, we don't have to set give water to this bank</w:t>
-      </w:r>
-      <w:r>
-        <w:t>, ma</w:t>
-      </w:r>
-      <w:r>
-        <w:t>ybe there's not a whole lot of trust there yet. There's only a few people who are getting the j</w:t>
-      </w:r>
-      <w:r>
-        <w:t>ist</w:t>
-      </w:r>
-      <w:r>
-        <w:t xml:space="preserve"> of this, so they might be figuring out</w:t>
-      </w:r>
-      <w:r>
-        <w:t xml:space="preserve"> t</w:t>
-      </w:r>
-      <w:r>
-        <w:t>his is a good price</w:t>
-      </w:r>
-      <w:r>
-        <w:t>.vB</w:t>
-      </w:r>
-      <w:r>
-        <w:t xml:space="preserve">ut generally, farmers want to farm. </w:t>
-      </w:r>
-      <w:r>
-        <w:t>I</w:t>
-      </w:r>
-      <w:r>
-        <w:t>f there's water available, especially since we had storage, and we have rights available that we can use</w:t>
-      </w:r>
-      <w:r>
-        <w:t xml:space="preserve">, </w:t>
-      </w:r>
-      <w:r>
-        <w:t xml:space="preserve"> my thinking is we're going to use most of the water to farm, and then we will satisfy that </w:t>
-      </w:r>
-      <w:r>
-        <w:t>1</w:t>
-      </w:r>
-      <w:r>
-        <w:t>0%</w:t>
-      </w:r>
-      <w:r>
-        <w:t xml:space="preserve"> . s</w:t>
-      </w:r>
-      <w:r>
-        <w:t>o we get that good price.</w:t>
+        <w:t xml:space="preserve">We're in Idaho, we don't have to set give water to this bank, maybe there's not a whole lot of trust there yet. </w:t>
+      </w:r>
+      <w:proofErr w:type="gramStart"/>
+      <w:r>
+        <w:t>There's</w:t>
+      </w:r>
+      <w:proofErr w:type="gramEnd"/>
+      <w:r>
+        <w:t xml:space="preserve"> only a few people who are getting the </w:t>
+      </w:r>
+      <w:proofErr w:type="spellStart"/>
+      <w:r>
+        <w:t>jist</w:t>
+      </w:r>
+      <w:proofErr w:type="spellEnd"/>
+      <w:r>
+        <w:t xml:space="preserve"> of this, so they might be figuring out this is a good </w:t>
+      </w:r>
+      <w:proofErr w:type="spellStart"/>
+      <w:proofErr w:type="gramStart"/>
+      <w:r>
+        <w:t>price.vBut</w:t>
+      </w:r>
+      <w:proofErr w:type="spellEnd"/>
+      <w:proofErr w:type="gramEnd"/>
+      <w:r>
+        <w:t xml:space="preserve"> generally, farmers want to farm. If there's water available, especially since we had storage, and we have rights available that we can </w:t>
+      </w:r>
+      <w:proofErr w:type="gramStart"/>
+      <w:r>
+        <w:t>use,  my</w:t>
+      </w:r>
+      <w:proofErr w:type="gramEnd"/>
+      <w:r>
+        <w:t xml:space="preserve"> thinking is we're going to use most of the water to farm, and then we will satisfy that 10</w:t>
+      </w:r>
+      <w:proofErr w:type="gramStart"/>
+      <w:r>
+        <w:t>% .</w:t>
+      </w:r>
+      <w:proofErr w:type="gramEnd"/>
+      <w:r>
+        <w:t xml:space="preserve"> </w:t>
+      </w:r>
+      <w:proofErr w:type="gramStart"/>
+      <w:r>
+        <w:t>so</w:t>
+      </w:r>
+      <w:proofErr w:type="gramEnd"/>
+      <w:r>
+        <w:t xml:space="preserve"> we get that good price.</w:t>
       </w:r>
     </w:p>
     <w:p>
@@ -5173,7 +6161,15 @@
         <w:t>I</w:t>
       </w:r>
       <w:r>
-        <w:t>s the bank okay that e</w:t>
+        <w:t xml:space="preserve">s </w:t>
+      </w:r>
+      <w:proofErr w:type="gramStart"/>
+      <w:r>
+        <w:t>the bank</w:t>
+      </w:r>
+      <w:proofErr w:type="gramEnd"/>
+      <w:r>
+        <w:t xml:space="preserve"> okay that e</w:t>
       </w:r>
       <w:r>
         <w:t>ven though they are conserving</w:t>
@@ -5182,7 +6178,15 @@
         <w:t xml:space="preserve"> as compared to</w:t>
       </w:r>
       <w:r>
-        <w:t xml:space="preserve"> their historic use, but </w:t>
+        <w:t xml:space="preserve"> their historic use</w:t>
+      </w:r>
+      <w:proofErr w:type="gramStart"/>
+      <w:r>
+        <w:t>, but</w:t>
+      </w:r>
+      <w:proofErr w:type="gramEnd"/>
+      <w:r>
+        <w:t xml:space="preserve"> </w:t>
       </w:r>
       <w:r>
         <w:t xml:space="preserve">not all the water is coming </w:t>
@@ -5191,7 +6195,15 @@
         <w:t>to the bank for</w:t>
       </w:r>
       <w:r>
-        <w:t xml:space="preserve"> GSL but they are conserving it in their accou</w:t>
+        <w:t xml:space="preserve"> </w:t>
+      </w:r>
+      <w:proofErr w:type="gramStart"/>
+      <w:r>
+        <w:t>GSL</w:t>
+      </w:r>
+      <w:proofErr w:type="gramEnd"/>
+      <w:r>
+        <w:t xml:space="preserve"> but they are conserving it in their accou</w:t>
       </w:r>
       <w:r>
         <w:t>n</w:t>
@@ -5237,7 +6249,15 @@
         <w:t>they are</w:t>
       </w:r>
       <w:r>
-        <w:t xml:space="preserve"> sneaky, but I already made an agreement. So next time, I would change my strategy. </w:t>
+        <w:t xml:space="preserve"> sneaky, but I already made an agreement. So next time, I </w:t>
+      </w:r>
+      <w:proofErr w:type="gramStart"/>
+      <w:r>
+        <w:t>would</w:t>
+      </w:r>
+      <w:proofErr w:type="gramEnd"/>
+      <w:r>
+        <w:t xml:space="preserve"> change my strategy. </w:t>
       </w:r>
     </w:p>
     <w:p>
@@ -5253,7 +6273,15 @@
         <w:t>If</w:t>
       </w:r>
       <w:r>
-        <w:t xml:space="preserve"> I change strategies, I would want all of that conserv</w:t>
+        <w:t xml:space="preserve"> I change strategies, I </w:t>
+      </w:r>
+      <w:proofErr w:type="gramStart"/>
+      <w:r>
+        <w:t>would</w:t>
+      </w:r>
+      <w:proofErr w:type="gramEnd"/>
+      <w:r>
+        <w:t xml:space="preserve"> want all of that conserv</w:t>
       </w:r>
       <w:r>
         <w:t>ed</w:t>
@@ -5275,29 +6303,37 @@
         <w:spacing w:before="240" w:line="276" w:lineRule="auto"/>
       </w:pPr>
       <w:r>
+        <w:t>P15: A</w:t>
+      </w:r>
+      <w:r>
+        <w:t xml:space="preserve">nother incentive for me to keep water stored in </w:t>
+      </w:r>
+      <w:proofErr w:type="gramStart"/>
+      <w:r>
+        <w:t>Bear</w:t>
+      </w:r>
+      <w:r>
+        <w:t xml:space="preserve"> lake</w:t>
+      </w:r>
+      <w:proofErr w:type="gramEnd"/>
+      <w:r>
+        <w:t xml:space="preserve"> is thinking about the next year</w:t>
+      </w:r>
+      <w:r>
+        <w:t>, we don’t know what</w:t>
+      </w:r>
+      <w:r>
+        <w:t xml:space="preserve"> It's going to be</w:t>
+      </w:r>
+      <w:r>
+        <w:t>. L</w:t>
+      </w:r>
+      <w:r>
+        <w:t xml:space="preserve">ast year I probably should have stored more than I ended </w:t>
+      </w:r>
+      <w:r>
         <w:lastRenderedPageBreak/>
-        <w:t>P15: A</w:t>
-      </w:r>
-      <w:r>
-        <w:t xml:space="preserve">nother incentive for me to keep water stored in </w:t>
-      </w:r>
-      <w:r>
-        <w:t>Bear</w:t>
-      </w:r>
-      <w:r>
-        <w:t xml:space="preserve"> lake is thinking about the next year</w:t>
-      </w:r>
-      <w:r>
-        <w:t>, we don’t know what</w:t>
-      </w:r>
-      <w:r>
-        <w:t xml:space="preserve"> It's going to be</w:t>
-      </w:r>
-      <w:r>
-        <w:t>. L</w:t>
-      </w:r>
-      <w:r>
-        <w:t>ast year I probably should have stored more than I ended up using.</w:t>
+        <w:t>up using.</w:t>
       </w:r>
       <w:r>
         <w:t xml:space="preserve"> </w:t>
@@ -5343,7 +6379,15 @@
         <w:t>T</w:t>
       </w:r>
       <w:r>
-        <w:t>he bank still wants to like maintain wild</w:t>
+        <w:t xml:space="preserve">he bank still wants </w:t>
+      </w:r>
+      <w:proofErr w:type="gramStart"/>
+      <w:r>
+        <w:t>to like</w:t>
+      </w:r>
+      <w:proofErr w:type="gramEnd"/>
+      <w:r>
+        <w:t xml:space="preserve"> maintain wild</w:t>
       </w:r>
       <w:r>
         <w:t>life</w:t>
@@ -5473,7 +6517,15 @@
         <w:spacing w:before="240" w:line="276" w:lineRule="auto"/>
       </w:pPr>
       <w:r>
-        <w:t xml:space="preserve">P14/Bank : </w:t>
+        <w:t>P14/</w:t>
+      </w:r>
+      <w:proofErr w:type="gramStart"/>
+      <w:r>
+        <w:t>Bank :</w:t>
+      </w:r>
+      <w:proofErr w:type="gramEnd"/>
+      <w:r>
+        <w:t xml:space="preserve"> </w:t>
       </w:r>
       <w:r>
         <w:t>Sold</w:t>
@@ -5542,55 +6594,23 @@
         <w:t xml:space="preserve">P16: </w:t>
       </w:r>
       <w:r>
-        <w:t xml:space="preserve">Yeah, so we are gonna stick to our </w:t>
-      </w:r>
-      <w:r>
-        <w:t>d</w:t>
-      </w:r>
-      <w:r>
-        <w:t xml:space="preserve">ecision from last year, we want to keep it to </w:t>
-      </w:r>
-      <w:r>
-        <w:t>4</w:t>
-      </w:r>
-      <w:r>
-        <w:t>25</w:t>
-      </w:r>
-      <w:r>
-        <w:t>,</w:t>
-      </w:r>
-      <w:r>
-        <w:t>000 ac</w:t>
-      </w:r>
-      <w:r>
-        <w:t>ft</w:t>
-      </w:r>
-      <w:r>
-        <w:t xml:space="preserve">. </w:t>
-      </w:r>
-      <w:r>
-        <w:t>O</w:t>
-      </w:r>
-      <w:r>
-        <w:t xml:space="preserve">ur </w:t>
-      </w:r>
-      <w:r>
-        <w:t>a</w:t>
-      </w:r>
-      <w:r>
-        <w:t>vailable water is 6644</w:t>
-      </w:r>
-      <w:r>
-        <w:t>k</w:t>
-      </w:r>
-      <w:r>
-        <w:t>, but I'm seeing that keeping those in the storage in</w:t>
-      </w:r>
-      <w:r>
-        <w:t xml:space="preserve"> Bear Lake</w:t>
-      </w:r>
-      <w:r>
-        <w:t xml:space="preserve"> isn't going to impact me that well, so I'm going to sell bank. </w:t>
+        <w:t xml:space="preserve">Yeah, so we are </w:t>
+      </w:r>
+      <w:proofErr w:type="spellStart"/>
+      <w:r>
+        <w:t>gonna</w:t>
+      </w:r>
+      <w:proofErr w:type="spellEnd"/>
+      <w:r>
+        <w:t xml:space="preserve"> stick to our decision from last year, we want to keep it to 425,000 </w:t>
+      </w:r>
+      <w:proofErr w:type="spellStart"/>
+      <w:r>
+        <w:t>acft</w:t>
+      </w:r>
+      <w:proofErr w:type="spellEnd"/>
+      <w:r>
+        <w:t xml:space="preserve">. Our available water is 6644k, but I'm seeing that keeping those in the storage in Bear Lake isn't going to impact me that well, so I'm going to sell bank. </w:t>
       </w:r>
     </w:p>
     <w:p>
@@ -5603,10 +6623,7 @@
         <w:spacing w:before="240" w:line="276" w:lineRule="auto"/>
       </w:pPr>
       <w:r>
-        <w:t xml:space="preserve">P14/Bank: </w:t>
-      </w:r>
-      <w:r>
-        <w:t>What's that percent that you saved?</w:t>
+        <w:t>P14/Bank: What's that percent that you saved?</w:t>
       </w:r>
     </w:p>
     <w:p>
@@ -5619,10 +6636,7 @@
         <w:spacing w:before="240" w:line="276" w:lineRule="auto"/>
       </w:pPr>
       <w:r>
-        <w:t>P16: P</w:t>
-      </w:r>
-      <w:r>
-        <w:t>robably 5%</w:t>
+        <w:t>P16: Probably 5%</w:t>
       </w:r>
     </w:p>
     <w:p>
@@ -5648,10 +6662,7 @@
         <w:spacing w:before="240" w:line="276" w:lineRule="auto"/>
       </w:pPr>
       <w:r>
-        <w:t xml:space="preserve">P16: </w:t>
-      </w:r>
-      <w:r>
-        <w:t xml:space="preserve">That's fine. </w:t>
+        <w:t xml:space="preserve">P16: That's fine. </w:t>
       </w:r>
     </w:p>
     <w:p>
@@ -5673,7 +6684,19 @@
         <w:t>Can I pressure my downstream water users</w:t>
       </w:r>
       <w:r>
-        <w:t xml:space="preserve"> as Cache Valley? [Please do </w:t>
+        <w:t xml:space="preserve"> </w:t>
+      </w:r>
+      <w:proofErr w:type="gramStart"/>
+      <w:r>
+        <w:t>as</w:t>
+      </w:r>
+      <w:proofErr w:type="gramEnd"/>
+      <w:r>
+        <w:t xml:space="preserve"> Cache Valley? [Please </w:t>
+      </w:r>
+      <w:proofErr w:type="gramStart"/>
+      <w:r>
+        <w:t xml:space="preserve">do </w:t>
       </w:r>
       <w:r>
         <w:rPr>
@@ -5696,6 +6719,7 @@
       <w:r>
         <w:t>]</w:t>
       </w:r>
+      <w:proofErr w:type="gramEnd"/>
     </w:p>
     <w:p>
       <w:pPr>
@@ -5716,7 +6740,15 @@
         <w:t>Cache</w:t>
       </w:r>
       <w:r>
-        <w:t xml:space="preserve"> valley we sent more water to the bank for Great Salt Lake, and so we feel like we're doing more, but you're closer to the lake. I feel like you guys should be sending more water to the lake than we are.</w:t>
+        <w:t xml:space="preserve"> </w:t>
+      </w:r>
+      <w:proofErr w:type="gramStart"/>
+      <w:r>
+        <w:t>valley</w:t>
+      </w:r>
+      <w:proofErr w:type="gramEnd"/>
+      <w:r>
+        <w:t xml:space="preserve"> we sent more water to the bank for Great Salt Lake, and so we feel like we're doing more, but you're closer to the lake. I feel like you guys should be sending more water to the lake than we are.</w:t>
       </w:r>
       <w:r>
         <w:t xml:space="preserve"> F</w:t>
@@ -5738,7 +6770,15 @@
         <w:t xml:space="preserve">P14: </w:t>
       </w:r>
       <w:r>
-        <w:t xml:space="preserve">I love the peer pressure. </w:t>
+        <w:t xml:space="preserve">I love </w:t>
+      </w:r>
+      <w:proofErr w:type="gramStart"/>
+      <w:r>
+        <w:t>the peer</w:t>
+      </w:r>
+      <w:proofErr w:type="gramEnd"/>
+      <w:r>
+        <w:t xml:space="preserve"> pressure. </w:t>
       </w:r>
     </w:p>
     <w:p>
@@ -5775,13 +6815,37 @@
         <w:t>GSL</w:t>
       </w:r>
       <w:r>
-        <w:t>. So to me, it seems like it's a wi</w:t>
-      </w:r>
-      <w:r>
-        <w:t xml:space="preserve">n - </w:t>
-      </w:r>
-      <w:r>
-        <w:t xml:space="preserve"> win. So I'm going to stick to this</w:t>
+        <w:t xml:space="preserve">. </w:t>
+      </w:r>
+      <w:proofErr w:type="gramStart"/>
+      <w:r>
+        <w:t>So</w:t>
+      </w:r>
+      <w:proofErr w:type="gramEnd"/>
+      <w:r>
+        <w:t xml:space="preserve"> to me, it seems like it's a wi</w:t>
+      </w:r>
+      <w:r>
+        <w:t xml:space="preserve">n </w:t>
+      </w:r>
+      <w:proofErr w:type="gramStart"/>
+      <w:r>
+        <w:t xml:space="preserve">- </w:t>
+      </w:r>
+      <w:r>
+        <w:t xml:space="preserve"> win</w:t>
+      </w:r>
+      <w:proofErr w:type="gramEnd"/>
+      <w:r>
+        <w:t xml:space="preserve">. </w:t>
+      </w:r>
+      <w:proofErr w:type="gramStart"/>
+      <w:r>
+        <w:t>So</w:t>
+      </w:r>
+      <w:proofErr w:type="gramEnd"/>
+      <w:r>
+        <w:t xml:space="preserve"> I'm going to stick to this</w:t>
       </w:r>
       <w:r>
         <w:t>.</w:t>
@@ -5920,11 +6984,23 @@
         <w:spacing w:before="240" w:line="276" w:lineRule="auto"/>
       </w:pPr>
       <w:r>
-        <w:t xml:space="preserve">P14/Bank: So this is kind of a wet year, I know that Great Salt fluctuates. It's a hard decision because if I send it to Great Salt Lake, there's really high evaporation, higher than Bear Lake.  I </w:t>
-      </w:r>
-      <w:r>
-        <w:lastRenderedPageBreak/>
-        <w:t xml:space="preserve">know it's a wet year and, in dry years it is much harder to get water. I want to send water to the lake - so that's my conundrum. </w:t>
+        <w:t xml:space="preserve">P14/Bank: </w:t>
+      </w:r>
+      <w:proofErr w:type="gramStart"/>
+      <w:r>
+        <w:t>So</w:t>
+      </w:r>
+      <w:proofErr w:type="gramEnd"/>
+      <w:r>
+        <w:t xml:space="preserve"> this is kind of a wet year, I know that Great Salt fluctuates. It's a hard decision because if I send it to Great Salt Lake, there's </w:t>
+      </w:r>
+      <w:proofErr w:type="gramStart"/>
+      <w:r>
+        <w:t>really high</w:t>
+      </w:r>
+      <w:proofErr w:type="gramEnd"/>
+      <w:r>
+        <w:t xml:space="preserve"> evaporation, higher than Bear Lake.  I know it's a wet year and, in dry years it is much harder to get water. I want to send water to the lake - so that's my conundrum. </w:t>
       </w:r>
     </w:p>
     <w:p>
@@ -5937,7 +7013,15 @@
         <w:spacing w:before="240" w:line="276" w:lineRule="auto"/>
       </w:pPr>
       <w:r>
-        <w:t xml:space="preserve">Even if it goes down to the lake, it's going to be evaporated.  </w:t>
+        <w:t xml:space="preserve">Even if it goes down to the lake, it's going to </w:t>
+      </w:r>
+      <w:proofErr w:type="gramStart"/>
+      <w:r>
+        <w:t>be evaporated</w:t>
+      </w:r>
+      <w:proofErr w:type="gramEnd"/>
+      <w:r>
+        <w:t xml:space="preserve">.  </w:t>
       </w:r>
     </w:p>
     <w:p>
@@ -5950,6 +7034,7 @@
         <w:spacing w:before="240" w:line="276" w:lineRule="auto"/>
       </w:pPr>
       <w:r>
+        <w:lastRenderedPageBreak/>
         <w:t xml:space="preserve">R explains we are sending it down to the end of the water year in the winter, so at least the transmission losses would be minimum. </w:t>
       </w:r>
     </w:p>
@@ -6081,8 +7166,16 @@
         <w:rPr>
           <w:rFonts w:cstheme="minorHAnsi"/>
         </w:rPr>
-        <w:t>Seemed like the tiered water offering was very helpful to make a decision</w:t>
-      </w:r>
+        <w:t xml:space="preserve">Seemed like the tiered water offering was very helpful to </w:t>
+      </w:r>
+      <w:proofErr w:type="gramStart"/>
+      <w:r>
+        <w:rPr>
+          <w:rFonts w:cstheme="minorHAnsi"/>
+        </w:rPr>
+        <w:t>make a decision</w:t>
+      </w:r>
+      <w:proofErr w:type="gramEnd"/>
       <w:r>
         <w:rPr>
           <w:rFonts w:cstheme="minorHAnsi"/>
@@ -6114,12 +7207,14 @@
         </w:rPr>
         <w:t xml:space="preserve">are going to be </w:t>
       </w:r>
+      <w:proofErr w:type="gramStart"/>
       <w:r>
         <w:rPr>
           <w:rFonts w:cstheme="minorHAnsi"/>
         </w:rPr>
         <w:t>really important</w:t>
       </w:r>
+      <w:proofErr w:type="gramEnd"/>
       <w:r>
         <w:rPr>
           <w:rFonts w:cstheme="minorHAnsi"/>
@@ -6168,7 +7263,21 @@
         <w:rPr>
           <w:rFonts w:cstheme="minorHAnsi"/>
         </w:rPr>
-        <w:t xml:space="preserve">I think it would have been helpful as the </w:t>
+        <w:t xml:space="preserve">I think it would have been helpful </w:t>
+      </w:r>
+      <w:proofErr w:type="gramStart"/>
+      <w:r>
+        <w:rPr>
+          <w:rFonts w:cstheme="minorHAnsi"/>
+        </w:rPr>
+        <w:t>as</w:t>
+      </w:r>
+      <w:proofErr w:type="gramEnd"/>
+      <w:r>
+        <w:rPr>
+          <w:rFonts w:cstheme="minorHAnsi"/>
+        </w:rPr>
+        <w:t xml:space="preserve"> the </w:t>
       </w:r>
       <w:r>
         <w:rPr>
@@ -6204,8 +7313,16 @@
         <w:rPr>
           <w:rFonts w:cstheme="minorHAnsi"/>
         </w:rPr>
-        <w:t>like how much water does it need</w:t>
-      </w:r>
+        <w:t xml:space="preserve">like how much water does it </w:t>
+      </w:r>
+      <w:proofErr w:type="gramStart"/>
+      <w:r>
+        <w:rPr>
+          <w:rFonts w:cstheme="minorHAnsi"/>
+        </w:rPr>
+        <w:t>need</w:t>
+      </w:r>
+      <w:proofErr w:type="gramEnd"/>
       <w:r>
         <w:rPr>
           <w:rFonts w:cstheme="minorHAnsi"/>
@@ -6241,8 +7358,16 @@
         <w:rPr>
           <w:rFonts w:cstheme="minorHAnsi"/>
         </w:rPr>
-        <w:t>Knowing the elevation of the lake would have been really helpful</w:t>
-      </w:r>
+        <w:t xml:space="preserve">Knowing the elevation of the lake would have been </w:t>
+      </w:r>
+      <w:proofErr w:type="gramStart"/>
+      <w:r>
+        <w:rPr>
+          <w:rFonts w:cstheme="minorHAnsi"/>
+        </w:rPr>
+        <w:t>really helpful</w:t>
+      </w:r>
+      <w:proofErr w:type="gramEnd"/>
       <w:r>
         <w:rPr>
           <w:rFonts w:cstheme="minorHAnsi"/>
@@ -6381,7 +7506,21 @@
         <w:rPr>
           <w:rFonts w:cstheme="minorHAnsi"/>
         </w:rPr>
-        <w:t xml:space="preserve"> even though we are not saving a lot but it can contribute a l</w:t>
+        <w:t xml:space="preserve"> even though we are not saving a </w:t>
+      </w:r>
+      <w:proofErr w:type="gramStart"/>
+      <w:r>
+        <w:rPr>
+          <w:rFonts w:cstheme="minorHAnsi"/>
+        </w:rPr>
+        <w:t>lot</w:t>
+      </w:r>
+      <w:proofErr w:type="gramEnd"/>
+      <w:r>
+        <w:rPr>
+          <w:rFonts w:cstheme="minorHAnsi"/>
+        </w:rPr>
+        <w:t xml:space="preserve"> but it can contribute a l</w:t>
       </w:r>
       <w:r>
         <w:rPr>
@@ -6399,7 +7538,21 @@
         <w:rPr>
           <w:rFonts w:cstheme="minorHAnsi"/>
         </w:rPr>
-        <w:t xml:space="preserve">it can add up to huge amounts. By Year 2, we were saving almost 70k acft for GSL. </w:t>
+        <w:t xml:space="preserve">it can add up to huge amounts. By Year 2, we were saving almost 70k </w:t>
+      </w:r>
+      <w:proofErr w:type="spellStart"/>
+      <w:r>
+        <w:rPr>
+          <w:rFonts w:cstheme="minorHAnsi"/>
+        </w:rPr>
+        <w:t>acft</w:t>
+      </w:r>
+      <w:proofErr w:type="spellEnd"/>
+      <w:r>
+        <w:rPr>
+          <w:rFonts w:cstheme="minorHAnsi"/>
+        </w:rPr>
+        <w:t xml:space="preserve"> for GSL. </w:t>
       </w:r>
       <w:r>
         <w:rPr>
@@ -6435,8 +7588,16 @@
         <w:rPr>
           <w:rFonts w:cstheme="minorHAnsi"/>
         </w:rPr>
-        <w:t>how things add up in the long run is the biggest power of these type of exercises</w:t>
-      </w:r>
+        <w:t xml:space="preserve">how things add up in the long run is the biggest power of </w:t>
+      </w:r>
+      <w:proofErr w:type="gramStart"/>
+      <w:r>
+        <w:rPr>
+          <w:rFonts w:cstheme="minorHAnsi"/>
+        </w:rPr>
+        <w:t>these type of exercises</w:t>
+      </w:r>
+      <w:proofErr w:type="gramEnd"/>
       <w:r>
         <w:rPr>
           <w:rFonts w:cstheme="minorHAnsi"/>
@@ -6453,7 +7614,21 @@
         <w:rPr>
           <w:rFonts w:cstheme="minorHAnsi"/>
         </w:rPr>
-        <w:t xml:space="preserve">learn that I can actually make a difference, even if small, they can add </w:t>
+        <w:t xml:space="preserve">learn that I can </w:t>
+      </w:r>
+      <w:proofErr w:type="gramStart"/>
+      <w:r>
+        <w:rPr>
+          <w:rFonts w:cstheme="minorHAnsi"/>
+        </w:rPr>
+        <w:t>actually make</w:t>
+      </w:r>
+      <w:proofErr w:type="gramEnd"/>
+      <w:r>
+        <w:rPr>
+          <w:rFonts w:cstheme="minorHAnsi"/>
+        </w:rPr>
+        <w:t xml:space="preserve"> a difference, even if small, they can add </w:t>
       </w:r>
       <w:r>
         <w:rPr>
@@ -6581,11 +7756,13 @@
           <w:numId w:val="20"/>
         </w:numPr>
       </w:pPr>
-      <w:r>
-        <w:t xml:space="preserve">In reality, </w:t>
-      </w:r>
-      <w:r>
-        <w:t xml:space="preserve">there is another added complexity </w:t>
+      <w:proofErr w:type="gramStart"/>
+      <w:r>
+        <w:t>In reality, there</w:t>
+      </w:r>
+      <w:proofErr w:type="gramEnd"/>
+      <w:r>
+        <w:t xml:space="preserve"> is another added complexity </w:t>
       </w:r>
       <w:r>
         <w:t xml:space="preserve">of </w:t>
@@ -6600,7 +7777,15 @@
         <w:t xml:space="preserve"> </w:t>
       </w:r>
       <w:r>
-        <w:t>They can claim their entitlement, and then the incentives come into play, that why they should take the amount they claim. I</w:t>
+        <w:t xml:space="preserve">They can claim their entitlement, and then the incentives come into play, that </w:t>
+      </w:r>
+      <w:proofErr w:type="gramStart"/>
+      <w:r>
+        <w:t>why</w:t>
+      </w:r>
+      <w:proofErr w:type="gramEnd"/>
+      <w:r>
+        <w:t xml:space="preserve"> they should take the amount they claim. I</w:t>
       </w:r>
       <w:r>
         <w:t xml:space="preserve">t can vary </w:t>
@@ -6621,11 +7806,15 @@
         <w:t>added</w:t>
       </w:r>
       <w:r>
-        <w:t xml:space="preserve"> complexity, and if you can add that layer somehow, or just a little bit or something </w:t>
-      </w:r>
-      <w:r>
-        <w:lastRenderedPageBreak/>
-        <w:t>representative, I think then people will start to think, how we can create something like this at basin scale and have it implemented for decision-making.</w:t>
+        <w:t xml:space="preserve"> complexity, and if you can add that layer somehow, or just a little bit or something representative, I think then people will start to </w:t>
+      </w:r>
+      <w:proofErr w:type="gramStart"/>
+      <w:r>
+        <w:t>think,</w:t>
+      </w:r>
+      <w:proofErr w:type="gramEnd"/>
+      <w:r>
+        <w:t xml:space="preserve"> how we can create something like this at basin scale and have it implemented for decision-making.</w:t>
       </w:r>
     </w:p>
     <w:p>
@@ -6663,13 +7852,28 @@
         <w:rPr>
           <w:rFonts w:cstheme="minorHAnsi"/>
         </w:rPr>
+        <w:lastRenderedPageBreak/>
         <w:t>In Utah, we have</w:t>
       </w:r>
       <w:r>
         <w:rPr>
           <w:rFonts w:cstheme="minorHAnsi"/>
         </w:rPr>
-        <w:t xml:space="preserve"> created the legal mechanisms for water rights holders to be able to lease their water. </w:t>
+        <w:t xml:space="preserve"> created </w:t>
+      </w:r>
+      <w:proofErr w:type="gramStart"/>
+      <w:r>
+        <w:rPr>
+          <w:rFonts w:cstheme="minorHAnsi"/>
+        </w:rPr>
+        <w:t>the legal</w:t>
+      </w:r>
+      <w:proofErr w:type="gramEnd"/>
+      <w:r>
+        <w:rPr>
+          <w:rFonts w:cstheme="minorHAnsi"/>
+        </w:rPr>
+        <w:t xml:space="preserve"> mechanisms for water rights holders to be able to lease their water. </w:t>
       </w:r>
       <w:r>
         <w:rPr>
@@ -6695,6 +7899,7 @@
         </w:rPr>
         <w:t>Wyoming</w:t>
       </w:r>
+      <w:proofErr w:type="gramStart"/>
       <w:r>
         <w:rPr>
           <w:rFonts w:cstheme="minorHAnsi"/>
@@ -6705,7 +7910,28 @@
         <w:rPr>
           <w:rFonts w:cstheme="minorHAnsi"/>
         </w:rPr>
-        <w:t xml:space="preserve"> probably not, and so making sure that like</w:t>
+        <w:t xml:space="preserve"> probably</w:t>
+      </w:r>
+      <w:proofErr w:type="gramEnd"/>
+      <w:r>
+        <w:rPr>
+          <w:rFonts w:cstheme="minorHAnsi"/>
+        </w:rPr>
+        <w:t xml:space="preserve"> </w:t>
+      </w:r>
+      <w:proofErr w:type="gramStart"/>
+      <w:r>
+        <w:rPr>
+          <w:rFonts w:cstheme="minorHAnsi"/>
+        </w:rPr>
+        <w:t>not, and</w:t>
+      </w:r>
+      <w:proofErr w:type="gramEnd"/>
+      <w:r>
+        <w:rPr>
+          <w:rFonts w:cstheme="minorHAnsi"/>
+        </w:rPr>
+        <w:t xml:space="preserve"> so making sure that like</w:t>
       </w:r>
       <w:r>
         <w:rPr>
@@ -6729,25 +7955,7 @@
         <w:rPr>
           <w:rFonts w:cstheme="minorHAnsi"/>
         </w:rPr>
-        <w:t>T</w:t>
-      </w:r>
-      <w:r>
-        <w:rPr>
-          <w:rFonts w:cstheme="minorHAnsi"/>
-        </w:rPr>
-        <w:t xml:space="preserve">hinking about Idaho's </w:t>
-      </w:r>
-      <w:r>
-        <w:rPr>
-          <w:rFonts w:cstheme="minorHAnsi"/>
-        </w:rPr>
-        <w:t>allotment</w:t>
-      </w:r>
-      <w:r>
-        <w:rPr>
-          <w:rFonts w:cstheme="minorHAnsi"/>
-        </w:rPr>
-        <w:t>, where we had</w:t>
+        <w:t>Thinking about Idaho's allotment, where we had</w:t>
       </w:r>
       <w:r>
         <w:rPr>
@@ -6771,25 +7979,21 @@
         <w:rPr>
           <w:rFonts w:cstheme="minorHAnsi"/>
         </w:rPr>
-        <w:t xml:space="preserve">omehow the bank might have to think about how to incentivize </w:t>
-      </w:r>
-      <w:r>
-        <w:rPr>
-          <w:rFonts w:cstheme="minorHAnsi"/>
-        </w:rPr>
-        <w:t>Idaho</w:t>
-      </w:r>
-      <w:r>
-        <w:rPr>
-          <w:rFonts w:cstheme="minorHAnsi"/>
-        </w:rPr>
-        <w:t xml:space="preserve"> a little bit more or de</w:t>
-      </w:r>
-      <w:r>
-        <w:rPr>
-          <w:rFonts w:cstheme="minorHAnsi"/>
-        </w:rPr>
-        <w:t>incentivize ID f</w:t>
+        <w:t xml:space="preserve">omehow the bank might have to think about how to incentivize Idaho a little bit more or </w:t>
+      </w:r>
+      <w:proofErr w:type="spellStart"/>
+      <w:r>
+        <w:rPr>
+          <w:rFonts w:cstheme="minorHAnsi"/>
+        </w:rPr>
+        <w:t>deincentivize</w:t>
+      </w:r>
+      <w:proofErr w:type="spellEnd"/>
+      <w:r>
+        <w:rPr>
+          <w:rFonts w:cstheme="minorHAnsi"/>
+        </w:rPr>
+        <w:t xml:space="preserve"> ID f</w:t>
       </w:r>
       <w:r>
         <w:rPr>
@@ -6879,7 +8083,35 @@
         <w:rPr>
           <w:rFonts w:ascii="Calibri" w:hAnsi="Calibri" w:cs="Calibri"/>
         </w:rPr>
-        <w:t xml:space="preserve"> where Utah could be benefiting </w:t>
+        <w:t xml:space="preserve"> </w:t>
+      </w:r>
+      <w:proofErr w:type="gramStart"/>
+      <w:r>
+        <w:rPr>
+          <w:rFonts w:ascii="Calibri" w:hAnsi="Calibri" w:cs="Calibri"/>
+        </w:rPr>
+        <w:t>where</w:t>
+      </w:r>
+      <w:proofErr w:type="gramEnd"/>
+      <w:r>
+        <w:rPr>
+          <w:rFonts w:ascii="Calibri" w:hAnsi="Calibri" w:cs="Calibri"/>
+        </w:rPr>
+        <w:t xml:space="preserve"> </w:t>
+      </w:r>
+      <w:proofErr w:type="gramStart"/>
+      <w:r>
+        <w:rPr>
+          <w:rFonts w:ascii="Calibri" w:hAnsi="Calibri" w:cs="Calibri"/>
+        </w:rPr>
+        <w:t>Utah could</w:t>
+      </w:r>
+      <w:proofErr w:type="gramEnd"/>
+      <w:r>
+        <w:rPr>
+          <w:rFonts w:ascii="Calibri" w:hAnsi="Calibri" w:cs="Calibri"/>
+        </w:rPr>
+        <w:t xml:space="preserve"> be benefiting </w:t>
       </w:r>
       <w:r>
         <w:rPr>
@@ -6945,13 +8177,7 @@
         <w:rPr>
           <w:rFonts w:cstheme="minorHAnsi"/>
         </w:rPr>
-        <w:t xml:space="preserve">, </w:t>
-      </w:r>
-      <w:r>
-        <w:rPr>
-          <w:rFonts w:cstheme="minorHAnsi"/>
-        </w:rPr>
-        <w:t xml:space="preserve">for </w:t>
+        <w:t xml:space="preserve">, for </w:t>
       </w:r>
       <w:r>
         <w:rPr>
@@ -6963,13 +8189,7 @@
         <w:rPr>
           <w:rFonts w:cstheme="minorHAnsi"/>
         </w:rPr>
-        <w:t>assistance</w:t>
-      </w:r>
-      <w:r>
-        <w:rPr>
-          <w:rFonts w:cstheme="minorHAnsi"/>
-        </w:rPr>
-        <w:t xml:space="preserve"> and</w:t>
+        <w:t>assistance and</w:t>
       </w:r>
       <w:r>
         <w:rPr>
@@ -7071,7 +8291,21 @@
         <w:rPr>
           <w:rFonts w:cstheme="minorHAnsi"/>
         </w:rPr>
-        <w:t xml:space="preserve">In Dallas Fortworth area, </w:t>
+        <w:t xml:space="preserve">In Dallas </w:t>
+      </w:r>
+      <w:proofErr w:type="spellStart"/>
+      <w:r>
+        <w:rPr>
+          <w:rFonts w:cstheme="minorHAnsi"/>
+        </w:rPr>
+        <w:t>Fortworth</w:t>
+      </w:r>
+      <w:proofErr w:type="spellEnd"/>
+      <w:r>
+        <w:rPr>
+          <w:rFonts w:cstheme="minorHAnsi"/>
+        </w:rPr>
+        <w:t xml:space="preserve"> area, </w:t>
       </w:r>
       <w:r>
         <w:rPr>
@@ -7149,8 +8383,16 @@
         <w:rPr>
           <w:rFonts w:cstheme="minorHAnsi"/>
         </w:rPr>
-        <w:t>comes down to,</w:t>
-      </w:r>
+        <w:t xml:space="preserve">comes down </w:t>
+      </w:r>
+      <w:proofErr w:type="gramStart"/>
+      <w:r>
+        <w:rPr>
+          <w:rFonts w:cstheme="minorHAnsi"/>
+        </w:rPr>
+        <w:t>to,</w:t>
+      </w:r>
+      <w:proofErr w:type="gramEnd"/>
       <w:r>
         <w:rPr>
           <w:rFonts w:cstheme="minorHAnsi"/>
@@ -7227,7 +8469,35 @@
         <w:rPr>
           <w:rFonts w:cstheme="minorHAnsi"/>
         </w:rPr>
-        <w:t xml:space="preserve">. How can Utah benefit buying those things that are created from the Bear river? </w:t>
+        <w:t xml:space="preserve">. How can Utah </w:t>
+      </w:r>
+      <w:proofErr w:type="gramStart"/>
+      <w:r>
+        <w:rPr>
+          <w:rFonts w:cstheme="minorHAnsi"/>
+        </w:rPr>
+        <w:t>benefit</w:t>
+      </w:r>
+      <w:proofErr w:type="gramEnd"/>
+      <w:r>
+        <w:rPr>
+          <w:rFonts w:cstheme="minorHAnsi"/>
+        </w:rPr>
+        <w:t xml:space="preserve"> buying those things that are created from the </w:t>
+      </w:r>
+      <w:proofErr w:type="gramStart"/>
+      <w:r>
+        <w:rPr>
+          <w:rFonts w:cstheme="minorHAnsi"/>
+        </w:rPr>
+        <w:t>Bear river</w:t>
+      </w:r>
+      <w:proofErr w:type="gramEnd"/>
+      <w:r>
+        <w:rPr>
+          <w:rFonts w:cstheme="minorHAnsi"/>
+        </w:rPr>
+        <w:t xml:space="preserve">? </w:t>
       </w:r>
     </w:p>
     <w:p>
@@ -7284,19 +8554,40 @@
         <w:t>u</w:t>
       </w:r>
       <w:r>
-        <w:t xml:space="preserve">s! That's the hard thing </w:t>
+        <w:t xml:space="preserve">s! </w:t>
+      </w:r>
+      <w:proofErr w:type="gramStart"/>
+      <w:r>
+        <w:t>That's the</w:t>
+      </w:r>
+      <w:proofErr w:type="gramEnd"/>
+      <w:r>
+        <w:t xml:space="preserve"> hard thing </w:t>
       </w:r>
       <w:r>
         <w:t xml:space="preserve">is </w:t>
       </w:r>
       <w:r>
-        <w:t>it takes cooperation</w:t>
-      </w:r>
-      <w:r>
-        <w:t xml:space="preserve">, it would take </w:t>
-      </w:r>
-      <w:r>
-        <w:t>people be willing to take 10% less but no</w:t>
+        <w:t xml:space="preserve">it takes </w:t>
+      </w:r>
+      <w:proofErr w:type="gramStart"/>
+      <w:r>
+        <w:t>cooperation</w:t>
+      </w:r>
+      <w:r>
+        <w:t>,</w:t>
+      </w:r>
+      <w:proofErr w:type="gramEnd"/>
+      <w:r>
+        <w:t xml:space="preserve"> it would take </w:t>
+      </w:r>
+      <w:proofErr w:type="gramStart"/>
+      <w:r>
+        <w:t>people be</w:t>
+      </w:r>
+      <w:proofErr w:type="gramEnd"/>
+      <w:r>
+        <w:t xml:space="preserve"> willing to take 10% less but no</w:t>
       </w:r>
       <w:r>
         <w:t>t</w:t>
@@ -7405,13 +8696,35 @@
         <w:rPr>
           <w:rFonts w:ascii="Calibri" w:hAnsi="Calibri" w:cs="Calibri"/>
         </w:rPr>
-        <w:t>. I</w:t>
-      </w:r>
+        <w:t xml:space="preserve">. </w:t>
+      </w:r>
+      <w:proofErr w:type="gramStart"/>
       <w:r>
         <w:rPr>
           <w:rFonts w:ascii="Calibri" w:hAnsi="Calibri" w:cs="Calibri"/>
         </w:rPr>
-        <w:t xml:space="preserve"> I don't think the compact says much about Great Salt Lake, if at all.</w:t>
+        <w:t>I</w:t>
+      </w:r>
+      <w:r>
+        <w:rPr>
+          <w:rFonts w:ascii="Calibri" w:hAnsi="Calibri" w:cs="Calibri"/>
+        </w:rPr>
+        <w:t xml:space="preserve"> </w:t>
+      </w:r>
+      <w:proofErr w:type="spellStart"/>
+      <w:r>
+        <w:rPr>
+          <w:rFonts w:ascii="Calibri" w:hAnsi="Calibri" w:cs="Calibri"/>
+        </w:rPr>
+        <w:t>I</w:t>
+      </w:r>
+      <w:proofErr w:type="spellEnd"/>
+      <w:proofErr w:type="gramEnd"/>
+      <w:r>
+        <w:rPr>
+          <w:rFonts w:ascii="Calibri" w:hAnsi="Calibri" w:cs="Calibri"/>
+        </w:rPr>
+        <w:t xml:space="preserve"> don't think the compact says much about Great Salt Lake, if at all.</w:t>
       </w:r>
     </w:p>
     <w:p>
@@ -7448,7 +8761,21 @@
         <w:rPr>
           <w:rFonts w:ascii="Calibri" w:hAnsi="Calibri" w:cs="Calibri"/>
         </w:rPr>
-        <w:t xml:space="preserve">, based on Great Salt Lake level. We didn't get that far along, though. </w:t>
+        <w:t xml:space="preserve">, based on </w:t>
+      </w:r>
+      <w:proofErr w:type="gramStart"/>
+      <w:r>
+        <w:rPr>
+          <w:rFonts w:ascii="Calibri" w:hAnsi="Calibri" w:cs="Calibri"/>
+        </w:rPr>
+        <w:t>Great Salt</w:t>
+      </w:r>
+      <w:proofErr w:type="gramEnd"/>
+      <w:r>
+        <w:rPr>
+          <w:rFonts w:ascii="Calibri" w:hAnsi="Calibri" w:cs="Calibri"/>
+        </w:rPr>
+        <w:t xml:space="preserve"> Lake level. We didn't get that far along, though. </w:t>
       </w:r>
     </w:p>
     <w:p>
@@ -7529,7 +8856,23 @@
           <w:b/>
           <w:bCs/>
         </w:rPr>
-        <w:t>Who benefits and loses in the scenario of Bear River water banking with the purpose to get more water to GSL? </w:t>
+        <w:t xml:space="preserve">Who benefits and loses in the scenario of Bear River water banking with the purpose </w:t>
+      </w:r>
+      <w:proofErr w:type="gramStart"/>
+      <w:r>
+        <w:rPr>
+          <w:b/>
+          <w:bCs/>
+        </w:rPr>
+        <w:t>to get</w:t>
+      </w:r>
+      <w:proofErr w:type="gramEnd"/>
+      <w:r>
+        <w:rPr>
+          <w:b/>
+          <w:bCs/>
+        </w:rPr>
+        <w:t xml:space="preserve"> more water to GSL? </w:t>
       </w:r>
     </w:p>
     <w:p>
@@ -7589,7 +8932,15 @@
         </w:numPr>
       </w:pPr>
       <w:r>
-        <w:t xml:space="preserve">We send water in the fall or winter in the model. </w:t>
+        <w:t xml:space="preserve">We send water in the fall or winter </w:t>
+      </w:r>
+      <w:proofErr w:type="gramStart"/>
+      <w:r>
+        <w:t>in</w:t>
+      </w:r>
+      <w:proofErr w:type="gramEnd"/>
+      <w:r>
+        <w:t xml:space="preserve"> the model. </w:t>
       </w:r>
       <w:r>
         <w:t>Is there any flexibility to send the water</w:t>
@@ -7613,83 +8964,86 @@
         </w:numPr>
       </w:pPr>
       <w:r>
+        <w:t>So</w:t>
+      </w:r>
+      <w:r>
+        <w:t xml:space="preserve"> t</w:t>
+      </w:r>
+      <w:r>
+        <w:t>hat might be like a limitation of this kind of scenario, because the lake is really adapted to spring flow</w:t>
+      </w:r>
+      <w:r>
+        <w:t>. Especially</w:t>
+      </w:r>
+      <w:r>
+        <w:t xml:space="preserve"> </w:t>
+      </w:r>
+      <w:r>
+        <w:t>b</w:t>
+      </w:r>
+      <w:r>
+        <w:t>rin</w:t>
+      </w:r>
+      <w:r>
+        <w:t>e</w:t>
+      </w:r>
+      <w:r>
+        <w:t xml:space="preserve"> sh</w:t>
+      </w:r>
+      <w:r>
+        <w:t>r</w:t>
+      </w:r>
+      <w:r>
+        <w:t>imp</w:t>
+      </w:r>
+      <w:r>
+        <w:t xml:space="preserve"> h</w:t>
+      </w:r>
+      <w:r>
+        <w:t>a</w:t>
+      </w:r>
+      <w:r>
+        <w:t>t</w:t>
+      </w:r>
+      <w:r>
+        <w:t xml:space="preserve">ching </w:t>
+      </w:r>
+      <w:r>
+        <w:t xml:space="preserve">is </w:t>
+      </w:r>
+      <w:r>
+        <w:t>dependent on th</w:t>
+      </w:r>
+      <w:r>
+        <w:t>e</w:t>
+      </w:r>
+      <w:r>
+        <w:t xml:space="preserve"> freshwater inflow</w:t>
+      </w:r>
+      <w:r>
+        <w:t>. I would th</w:t>
+      </w:r>
+      <w:r>
+        <w:t>ink about that timing, to</w:t>
+      </w:r>
+      <w:r>
+        <w:t>o, th</w:t>
+      </w:r>
+      <w:r>
+        <w:t>at's always been a big worry about Great Salt</w:t>
+      </w:r>
+      <w:r>
+        <w:t xml:space="preserve"> Lake</w:t>
+      </w:r>
+      <w:r>
+        <w:t>. W</w:t>
+      </w:r>
+      <w:r>
+        <w:t xml:space="preserve">ith climate </w:t>
+      </w:r>
+      <w:r>
         <w:lastRenderedPageBreak/>
-        <w:t>So</w:t>
-      </w:r>
-      <w:r>
-        <w:t xml:space="preserve"> t</w:t>
-      </w:r>
-      <w:r>
-        <w:t>hat might be like a limitation of this kind of scenario, because the lake is really adapted to spring flow</w:t>
-      </w:r>
-      <w:r>
-        <w:t>. Especially</w:t>
-      </w:r>
-      <w:r>
-        <w:t xml:space="preserve"> </w:t>
-      </w:r>
-      <w:r>
-        <w:t>b</w:t>
-      </w:r>
-      <w:r>
-        <w:t>rin</w:t>
-      </w:r>
-      <w:r>
-        <w:t>e</w:t>
-      </w:r>
-      <w:r>
-        <w:t xml:space="preserve"> sh</w:t>
-      </w:r>
-      <w:r>
-        <w:t>r</w:t>
-      </w:r>
-      <w:r>
-        <w:t>imp</w:t>
-      </w:r>
-      <w:r>
-        <w:t xml:space="preserve"> h</w:t>
-      </w:r>
-      <w:r>
-        <w:t>a</w:t>
-      </w:r>
-      <w:r>
-        <w:t>t</w:t>
-      </w:r>
-      <w:r>
-        <w:t xml:space="preserve">ching </w:t>
-      </w:r>
-      <w:r>
-        <w:t xml:space="preserve">is </w:t>
-      </w:r>
-      <w:r>
-        <w:t>dependent on th</w:t>
-      </w:r>
-      <w:r>
-        <w:t>e</w:t>
-      </w:r>
-      <w:r>
-        <w:t xml:space="preserve"> freshwater inflow</w:t>
-      </w:r>
-      <w:r>
-        <w:t>. I would th</w:t>
-      </w:r>
-      <w:r>
-        <w:t>ink about that timing, to</w:t>
-      </w:r>
-      <w:r>
-        <w:t>o, th</w:t>
-      </w:r>
-      <w:r>
-        <w:t>at's always been a big worry about Great Salt</w:t>
-      </w:r>
-      <w:r>
-        <w:t xml:space="preserve"> Lake</w:t>
-      </w:r>
-      <w:r>
-        <w:t>. W</w:t>
-      </w:r>
-      <w:r>
-        <w:t>ith climate change and precipitation</w:t>
+        <w:t>change and precipitation</w:t>
       </w:r>
       <w:r>
         <w:t xml:space="preserve"> </w:t>
@@ -7728,8 +9082,13 @@
         <w:t>SL</w:t>
       </w:r>
       <w:r>
-        <w:t xml:space="preserve"> is really shallow</w:t>
-      </w:r>
+        <w:t xml:space="preserve"> is </w:t>
+      </w:r>
+      <w:proofErr w:type="gramStart"/>
+      <w:r>
+        <w:t>really shallow</w:t>
+      </w:r>
+      <w:proofErr w:type="gramEnd"/>
       <w:r>
         <w:t>,</w:t>
       </w:r>
@@ -7761,7 +9120,15 @@
         <w:t>based on the previous</w:t>
       </w:r>
       <w:r>
-        <w:t xml:space="preserve"> years or divide flows over months</w:t>
+        <w:t xml:space="preserve"> years or </w:t>
+      </w:r>
+      <w:proofErr w:type="gramStart"/>
+      <w:r>
+        <w:t>divide</w:t>
+      </w:r>
+      <w:proofErr w:type="gramEnd"/>
+      <w:r>
+        <w:t xml:space="preserve"> flows over months</w:t>
       </w:r>
       <w:r>
         <w:t xml:space="preserve"> </w:t>
@@ -7806,7 +9173,15 @@
         <w:t xml:space="preserve"> but</w:t>
       </w:r>
       <w:r>
-        <w:t xml:space="preserve"> having that flexibility, to be adaptive based on different conditions is really important.</w:t>
+        <w:t xml:space="preserve"> having that flexibility, to be adaptive based on different conditions is </w:t>
+      </w:r>
+      <w:proofErr w:type="gramStart"/>
+      <w:r>
+        <w:t>really important</w:t>
+      </w:r>
+      <w:proofErr w:type="gramEnd"/>
+      <w:r>
+        <w:t>.</w:t>
       </w:r>
       <w:r>
         <w:t xml:space="preserve"> I</w:t>
@@ -7844,8 +9219,13 @@
       <w:r>
         <w:t>habitat conditions</w:t>
       </w:r>
-      <w:r>
-        <w:t>, precipitation.</w:t>
+      <w:proofErr w:type="gramStart"/>
+      <w:r>
+        <w:t>, precipitation</w:t>
+      </w:r>
+      <w:proofErr w:type="gramEnd"/>
+      <w:r>
+        <w:t>.</w:t>
       </w:r>
       <w:r>
         <w:t xml:space="preserve"> </w:t>
@@ -7863,14 +9243,38 @@
         <w:t>If we have too much stored in Bear Lake, then we can think about using some of that for nature like the areas that are drying up or groundwater. These things can come next if we have additional water. W</w:t>
       </w:r>
       <w:r>
-        <w:t>e have to set priorities</w:t>
-      </w:r>
-      <w:r>
-        <w:t>, fullfill first priority and then divide the rest for other uses.</w:t>
-      </w:r>
+        <w:t xml:space="preserve">e </w:t>
+      </w:r>
+      <w:proofErr w:type="gramStart"/>
+      <w:r>
+        <w:t>have to</w:t>
+      </w:r>
+      <w:proofErr w:type="gramEnd"/>
+      <w:r>
+        <w:t xml:space="preserve"> set priorities</w:t>
+      </w:r>
+      <w:r>
+        <w:t xml:space="preserve">, </w:t>
+      </w:r>
+      <w:proofErr w:type="spellStart"/>
+      <w:r>
+        <w:t>fullfill</w:t>
+      </w:r>
+      <w:proofErr w:type="spellEnd"/>
       <w:r>
         <w:t xml:space="preserve"> </w:t>
       </w:r>
+      <w:proofErr w:type="gramStart"/>
+      <w:r>
+        <w:t>first priority</w:t>
+      </w:r>
+      <w:proofErr w:type="gramEnd"/>
+      <w:r>
+        <w:t xml:space="preserve"> and then divide the rest for other uses.</w:t>
+      </w:r>
+      <w:r>
+        <w:t xml:space="preserve"> </w:t>
+      </w:r>
       <w:r>
         <w:t>S</w:t>
       </w:r>
@@ -7878,7 +9282,15 @@
         <w:t>ome of the small rivers have dried up</w:t>
       </w:r>
       <w:r>
-        <w:t xml:space="preserve"> near Logan because of increased efficiency [in water application]. They are trying to conserve water for that but</w:t>
+        <w:t xml:space="preserve"> near Logan because of increased efficiency [in water application]. They are trying to conserve water for </w:t>
+      </w:r>
+      <w:proofErr w:type="gramStart"/>
+      <w:r>
+        <w:t>that</w:t>
+      </w:r>
+      <w:proofErr w:type="gramEnd"/>
+      <w:r>
+        <w:t xml:space="preserve"> but</w:t>
       </w:r>
       <w:r>
         <w:t xml:space="preserve"> it is not possible </w:t>
@@ -7920,7 +9332,15 @@
         <w:t>U</w:t>
       </w:r>
       <w:r>
-        <w:t xml:space="preserve">sually these farmers, one person farms and other person has a full-time job. </w:t>
+        <w:t xml:space="preserve">sually these farmers, one person farms and </w:t>
+      </w:r>
+      <w:proofErr w:type="gramStart"/>
+      <w:r>
+        <w:t>other</w:t>
+      </w:r>
+      <w:proofErr w:type="gramEnd"/>
+      <w:r>
+        <w:t xml:space="preserve"> person has a full-time job. </w:t>
       </w:r>
       <w:r>
         <w:t>S</w:t>
@@ -7928,11 +9348,24 @@
       <w:r>
         <w:t xml:space="preserve">eeing </w:t>
       </w:r>
+      <w:proofErr w:type="gramStart"/>
       <w:r>
         <w:t>the</w:t>
       </w:r>
       <w:r>
-        <w:t xml:space="preserve"> agriculture and open space, be able to consume up here, it does really depend on a lot on water, and I hope that our ag users can be the people to benefit financially with </w:t>
+        <w:t xml:space="preserve"> agriculture</w:t>
+      </w:r>
+      <w:proofErr w:type="gramEnd"/>
+      <w:r>
+        <w:t xml:space="preserve"> and open space, </w:t>
+      </w:r>
+      <w:proofErr w:type="gramStart"/>
+      <w:r>
+        <w:t>be</w:t>
+      </w:r>
+      <w:proofErr w:type="gramEnd"/>
+      <w:r>
+        <w:t xml:space="preserve"> able to consume up here, it does really depend on a lot on water, and I hope that our ag users can be the people to benefit financially with </w:t>
       </w:r>
       <w:r>
         <w:t>benefits</w:t>
@@ -8058,7 +9491,15 @@
         <w:spacing w:after="0" w:line="276" w:lineRule="auto"/>
       </w:pPr>
       <w:r>
-        <w:t>First time someone didn't send all the water to gsl due to system wide thinking</w:t>
+        <w:t xml:space="preserve">First time someone didn't send all the water to </w:t>
+      </w:r>
+      <w:proofErr w:type="spellStart"/>
+      <w:r>
+        <w:t>gsl</w:t>
+      </w:r>
+      <w:proofErr w:type="spellEnd"/>
+      <w:r>
+        <w:t xml:space="preserve"> due to system wide thinking</w:t>
       </w:r>
     </w:p>
     <w:p>
@@ -8084,7 +9525,23 @@
         <w:spacing w:after="0" w:line="276" w:lineRule="auto"/>
       </w:pPr>
       <w:r>
-        <w:t>Incentives tied to great salt lake level would incentivize people to keep lake levels low so they can get a higher prices.</w:t>
+        <w:t xml:space="preserve">Incentives tied to </w:t>
+      </w:r>
+      <w:proofErr w:type="gramStart"/>
+      <w:r>
+        <w:t>great salt lake</w:t>
+      </w:r>
+      <w:proofErr w:type="gramEnd"/>
+      <w:r>
+        <w:t xml:space="preserve"> level would incentivize people to keep lake levels low so they can get a </w:t>
+      </w:r>
+      <w:proofErr w:type="gramStart"/>
+      <w:r>
+        <w:t>higher prices</w:t>
+      </w:r>
+      <w:proofErr w:type="gramEnd"/>
+      <w:r>
+        <w:t>.</w:t>
       </w:r>
     </w:p>
     <w:p>

--- a/Sessions Data/Session7-Notes.docx
+++ b/Sessions Data/Session7-Notes.docx
@@ -32,6 +32,9 @@
       </w:r>
       <w:r>
         <w:t>Brittany Fager</w:t>
+      </w:r>
+      <w:r>
+        <w:t>, Hadia Akbar</w:t>
       </w:r>
     </w:p>
     <w:p>
@@ -2928,25 +2931,23 @@
           <w:sz w:val="22"/>
           <w:szCs w:val="22"/>
         </w:rPr>
-        <w:t xml:space="preserve">y a little </w:t>
-      </w:r>
-      <w:proofErr w:type="gramStart"/>
+        <w:t>y a little bit, but also accounti</w:t>
+      </w:r>
       <w:r>
         <w:rPr>
           <w:rFonts w:asciiTheme="minorHAnsi" w:hAnsiTheme="minorHAnsi" w:cstheme="minorHAnsi"/>
           <w:sz w:val="22"/>
           <w:szCs w:val="22"/>
         </w:rPr>
-        <w:t>bit, but</w:t>
-      </w:r>
-      <w:proofErr w:type="gramEnd"/>
+        <w:t xml:space="preserve">ng for the fact that we live in </w:t>
+      </w:r>
       <w:r>
         <w:rPr>
           <w:rFonts w:asciiTheme="minorHAnsi" w:hAnsiTheme="minorHAnsi" w:cstheme="minorHAnsi"/>
           <w:sz w:val="22"/>
           <w:szCs w:val="22"/>
         </w:rPr>
-        <w:t xml:space="preserve"> also accounti</w:t>
+        <w:t>semi-arid</w:t>
       </w:r>
       <w:r>
         <w:rPr>
@@ -2954,41 +2955,41 @@
           <w:sz w:val="22"/>
           <w:szCs w:val="22"/>
         </w:rPr>
-        <w:t xml:space="preserve">ng for the fact that we live in </w:t>
-      </w:r>
+        <w:t xml:space="preserve"> </w:t>
+      </w:r>
+      <w:proofErr w:type="gramStart"/>
       <w:r>
         <w:rPr>
           <w:rFonts w:asciiTheme="minorHAnsi" w:hAnsiTheme="minorHAnsi" w:cstheme="minorHAnsi"/>
           <w:sz w:val="22"/>
           <w:szCs w:val="22"/>
         </w:rPr>
-        <w:t>semi-arid</w:t>
-      </w:r>
+        <w:t>climate</w:t>
+      </w:r>
+      <w:proofErr w:type="gramEnd"/>
       <w:r>
         <w:rPr>
           <w:rFonts w:asciiTheme="minorHAnsi" w:hAnsiTheme="minorHAnsi" w:cstheme="minorHAnsi"/>
           <w:sz w:val="22"/>
           <w:szCs w:val="22"/>
         </w:rPr>
-        <w:t xml:space="preserve"> </w:t>
-      </w:r>
-      <w:proofErr w:type="gramStart"/>
+        <w:t xml:space="preserve"> so I want to store a little bit as well</w:t>
+      </w:r>
       <w:r>
         <w:rPr>
           <w:rFonts w:asciiTheme="minorHAnsi" w:hAnsiTheme="minorHAnsi" w:cstheme="minorHAnsi"/>
           <w:sz w:val="22"/>
           <w:szCs w:val="22"/>
         </w:rPr>
-        <w:t>climate</w:t>
-      </w:r>
-      <w:proofErr w:type="gramEnd"/>
+        <w:t xml:space="preserve">. </w:t>
+      </w:r>
       <w:r>
         <w:rPr>
           <w:rFonts w:asciiTheme="minorHAnsi" w:hAnsiTheme="minorHAnsi" w:cstheme="minorHAnsi"/>
           <w:sz w:val="22"/>
           <w:szCs w:val="22"/>
         </w:rPr>
-        <w:t xml:space="preserve"> so I want to store a little bit as well</w:t>
+        <w:t xml:space="preserve">Let’s do </w:t>
       </w:r>
       <w:r>
         <w:rPr>
@@ -2996,105 +2997,105 @@
           <w:sz w:val="22"/>
           <w:szCs w:val="22"/>
         </w:rPr>
-        <w:t xml:space="preserve">. </w:t>
-      </w:r>
+        <w:t xml:space="preserve">350 k </w:t>
+      </w:r>
+      <w:proofErr w:type="spellStart"/>
       <w:r>
         <w:rPr>
           <w:rFonts w:asciiTheme="minorHAnsi" w:hAnsiTheme="minorHAnsi" w:cstheme="minorHAnsi"/>
           <w:sz w:val="22"/>
           <w:szCs w:val="22"/>
         </w:rPr>
-        <w:t xml:space="preserve">Let’s do </w:t>
-      </w:r>
+        <w:t>acft</w:t>
+      </w:r>
+      <w:proofErr w:type="spellEnd"/>
       <w:r>
         <w:rPr>
           <w:rFonts w:asciiTheme="minorHAnsi" w:hAnsiTheme="minorHAnsi" w:cstheme="minorHAnsi"/>
           <w:sz w:val="22"/>
           <w:szCs w:val="22"/>
         </w:rPr>
-        <w:t xml:space="preserve">350 k </w:t>
-      </w:r>
-      <w:proofErr w:type="spellStart"/>
+        <w:t xml:space="preserve"> </w:t>
+      </w:r>
       <w:r>
         <w:rPr>
           <w:rFonts w:asciiTheme="minorHAnsi" w:hAnsiTheme="minorHAnsi" w:cstheme="minorHAnsi"/>
           <w:sz w:val="22"/>
           <w:szCs w:val="22"/>
         </w:rPr>
-        <w:t>acft</w:t>
-      </w:r>
-      <w:proofErr w:type="spellEnd"/>
+        <w:t xml:space="preserve">for consumptive use </w:t>
+      </w:r>
       <w:r>
         <w:rPr>
           <w:rFonts w:asciiTheme="minorHAnsi" w:hAnsiTheme="minorHAnsi" w:cstheme="minorHAnsi"/>
           <w:sz w:val="22"/>
           <w:szCs w:val="22"/>
         </w:rPr>
-        <w:t xml:space="preserve"> </w:t>
-      </w:r>
-      <w:r>
+        <w:t xml:space="preserve">this year. </w:t>
+      </w:r>
+    </w:p>
+    <w:p>
+      <w:pPr>
+        <w:pStyle w:val="PlainText"/>
+        <w:numPr>
+          <w:ilvl w:val="0"/>
+          <w:numId w:val="20"/>
+        </w:numPr>
         <w:rPr>
           <w:rFonts w:asciiTheme="minorHAnsi" w:hAnsiTheme="minorHAnsi" w:cstheme="minorHAnsi"/>
           <w:sz w:val="22"/>
           <w:szCs w:val="22"/>
         </w:rPr>
-        <w:t xml:space="preserve">for consumptive use </w:t>
-      </w:r>
+      </w:pPr>
       <w:r>
         <w:rPr>
           <w:rFonts w:asciiTheme="minorHAnsi" w:hAnsiTheme="minorHAnsi" w:cstheme="minorHAnsi"/>
           <w:sz w:val="22"/>
           <w:szCs w:val="22"/>
         </w:rPr>
-        <w:t xml:space="preserve">this year. </w:t>
-      </w:r>
-    </w:p>
-    <w:p>
-      <w:pPr>
-        <w:pStyle w:val="PlainText"/>
-        <w:numPr>
-          <w:ilvl w:val="0"/>
-          <w:numId w:val="20"/>
-        </w:numPr>
+        <w:t>Left with 7</w:t>
+      </w:r>
+      <w:r>
         <w:rPr>
           <w:rFonts w:asciiTheme="minorHAnsi" w:hAnsiTheme="minorHAnsi" w:cstheme="minorHAnsi"/>
           <w:sz w:val="22"/>
           <w:szCs w:val="22"/>
         </w:rPr>
-      </w:pPr>
+        <w:t xml:space="preserve">5k </w:t>
+      </w:r>
+      <w:proofErr w:type="spellStart"/>
       <w:r>
         <w:rPr>
           <w:rFonts w:asciiTheme="minorHAnsi" w:hAnsiTheme="minorHAnsi" w:cstheme="minorHAnsi"/>
           <w:sz w:val="22"/>
           <w:szCs w:val="22"/>
         </w:rPr>
-        <w:t>Left with 7</w:t>
-      </w:r>
+        <w:t>acft</w:t>
+      </w:r>
+      <w:proofErr w:type="spellEnd"/>
       <w:r>
         <w:rPr>
           <w:rFonts w:asciiTheme="minorHAnsi" w:hAnsiTheme="minorHAnsi" w:cstheme="minorHAnsi"/>
           <w:sz w:val="22"/>
           <w:szCs w:val="22"/>
         </w:rPr>
-        <w:t xml:space="preserve">5k </w:t>
-      </w:r>
-      <w:proofErr w:type="spellStart"/>
+        <w:t xml:space="preserve"> water. </w:t>
+      </w:r>
       <w:r>
         <w:rPr>
           <w:rFonts w:asciiTheme="minorHAnsi" w:hAnsiTheme="minorHAnsi" w:cstheme="minorHAnsi"/>
           <w:sz w:val="22"/>
           <w:szCs w:val="22"/>
         </w:rPr>
-        <w:t>acft</w:t>
-      </w:r>
-      <w:proofErr w:type="spellEnd"/>
+        <w:t>It</w:t>
+      </w:r>
       <w:r>
         <w:rPr>
           <w:rFonts w:asciiTheme="minorHAnsi" w:hAnsiTheme="minorHAnsi" w:cstheme="minorHAnsi"/>
           <w:sz w:val="22"/>
           <w:szCs w:val="22"/>
         </w:rPr>
-        <w:t xml:space="preserve"> water. </w:t>
+        <w:t>’</w:t>
       </w:r>
       <w:r>
         <w:rPr>
@@ -3102,7 +3103,7 @@
           <w:sz w:val="22"/>
           <w:szCs w:val="22"/>
         </w:rPr>
-        <w:t>It</w:t>
+        <w:t>s hard to make this decision</w:t>
       </w:r>
       <w:r>
         <w:rPr>
@@ -3110,7 +3111,7 @@
           <w:sz w:val="22"/>
           <w:szCs w:val="22"/>
         </w:rPr>
-        <w:t>’</w:t>
+        <w:t xml:space="preserve"> [sell vs conserve]</w:t>
       </w:r>
       <w:r>
         <w:rPr>
@@ -3118,45 +3119,45 @@
           <w:sz w:val="22"/>
           <w:szCs w:val="22"/>
         </w:rPr>
-        <w:t>s hard to make this decision</w:t>
-      </w:r>
-      <w:r>
+        <w:t>, can the bank give me an offer?</w:t>
+      </w:r>
+    </w:p>
+    <w:p>
+      <w:pPr>
+        <w:pStyle w:val="PlainText"/>
+        <w:numPr>
+          <w:ilvl w:val="0"/>
+          <w:numId w:val="20"/>
+        </w:numPr>
         <w:rPr>
           <w:rFonts w:asciiTheme="minorHAnsi" w:hAnsiTheme="minorHAnsi" w:cstheme="minorHAnsi"/>
           <w:sz w:val="22"/>
           <w:szCs w:val="22"/>
         </w:rPr>
-        <w:t xml:space="preserve"> [sell vs conserve]</w:t>
-      </w:r>
+      </w:pPr>
       <w:r>
         <w:rPr>
           <w:rFonts w:asciiTheme="minorHAnsi" w:hAnsiTheme="minorHAnsi" w:cstheme="minorHAnsi"/>
           <w:sz w:val="22"/>
           <w:szCs w:val="22"/>
         </w:rPr>
-        <w:t>, can the bank give me an offer?</w:t>
-      </w:r>
-    </w:p>
-    <w:p>
-      <w:pPr>
-        <w:pStyle w:val="PlainText"/>
-        <w:numPr>
-          <w:ilvl w:val="0"/>
-          <w:numId w:val="20"/>
-        </w:numPr>
+        <w:t xml:space="preserve">Bank: </w:t>
+      </w:r>
+      <w:r>
         <w:rPr>
           <w:rFonts w:asciiTheme="minorHAnsi" w:hAnsiTheme="minorHAnsi" w:cstheme="minorHAnsi"/>
           <w:sz w:val="22"/>
           <w:szCs w:val="22"/>
         </w:rPr>
-      </w:pPr>
+        <w:t xml:space="preserve">I think for this round we are </w:t>
+      </w:r>
       <w:r>
         <w:rPr>
           <w:rFonts w:asciiTheme="minorHAnsi" w:hAnsiTheme="minorHAnsi" w:cstheme="minorHAnsi"/>
           <w:sz w:val="22"/>
           <w:szCs w:val="22"/>
         </w:rPr>
-        <w:t xml:space="preserve">Bank: </w:t>
+        <w:t>going to</w:t>
       </w:r>
       <w:r>
         <w:rPr>
@@ -3164,113 +3165,113 @@
           <w:sz w:val="22"/>
           <w:szCs w:val="22"/>
         </w:rPr>
-        <w:t xml:space="preserve">I think for this round we are </w:t>
-      </w:r>
-      <w:proofErr w:type="spellStart"/>
+        <w:t xml:space="preserve"> go 300 </w:t>
+      </w:r>
+      <w:proofErr w:type="gramStart"/>
       <w:r>
         <w:rPr>
           <w:rFonts w:asciiTheme="minorHAnsi" w:hAnsiTheme="minorHAnsi" w:cstheme="minorHAnsi"/>
           <w:sz w:val="22"/>
           <w:szCs w:val="22"/>
         </w:rPr>
-        <w:t>gonna</w:t>
-      </w:r>
-      <w:proofErr w:type="spellEnd"/>
+        <w:t>per acre foot of water</w:t>
+      </w:r>
+      <w:proofErr w:type="gramEnd"/>
       <w:r>
         <w:rPr>
           <w:rFonts w:asciiTheme="minorHAnsi" w:hAnsiTheme="minorHAnsi" w:cstheme="minorHAnsi"/>
           <w:sz w:val="22"/>
           <w:szCs w:val="22"/>
         </w:rPr>
-        <w:t xml:space="preserve"> go 300 per acre foot of water</w:t>
-      </w:r>
-      <w:r>
+        <w:t>, same as upper users.</w:t>
+      </w:r>
+    </w:p>
+    <w:p>
+      <w:pPr>
+        <w:pStyle w:val="PlainText"/>
+        <w:numPr>
+          <w:ilvl w:val="0"/>
+          <w:numId w:val="20"/>
+        </w:numPr>
         <w:rPr>
           <w:rFonts w:asciiTheme="minorHAnsi" w:hAnsiTheme="minorHAnsi" w:cstheme="minorHAnsi"/>
           <w:sz w:val="22"/>
           <w:szCs w:val="22"/>
         </w:rPr>
-        <w:t>, same as upper users.</w:t>
-      </w:r>
-    </w:p>
-    <w:p>
-      <w:pPr>
-        <w:pStyle w:val="PlainText"/>
-        <w:numPr>
-          <w:ilvl w:val="0"/>
-          <w:numId w:val="20"/>
-        </w:numPr>
+      </w:pPr>
+      <w:r>
         <w:rPr>
           <w:rFonts w:asciiTheme="minorHAnsi" w:hAnsiTheme="minorHAnsi" w:cstheme="minorHAnsi"/>
           <w:sz w:val="22"/>
           <w:szCs w:val="22"/>
         </w:rPr>
-      </w:pPr>
+        <w:t>P</w:t>
+      </w:r>
+      <w:proofErr w:type="gramStart"/>
       <w:r>
         <w:rPr>
           <w:rFonts w:asciiTheme="minorHAnsi" w:hAnsiTheme="minorHAnsi" w:cstheme="minorHAnsi"/>
           <w:sz w:val="22"/>
           <w:szCs w:val="22"/>
         </w:rPr>
-        <w:t>P</w:t>
-      </w:r>
-      <w:proofErr w:type="gramStart"/>
+        <w:t>15 :</w:t>
+      </w:r>
+      <w:proofErr w:type="gramEnd"/>
       <w:r>
         <w:rPr>
           <w:rFonts w:asciiTheme="minorHAnsi" w:hAnsiTheme="minorHAnsi" w:cstheme="minorHAnsi"/>
           <w:sz w:val="22"/>
           <w:szCs w:val="22"/>
         </w:rPr>
-        <w:t>15 :</w:t>
-      </w:r>
-      <w:proofErr w:type="gramEnd"/>
+        <w:t xml:space="preserve"> It’s not my world, I know its </w:t>
+      </w:r>
+      <w:proofErr w:type="gramStart"/>
       <w:r>
         <w:rPr>
           <w:rFonts w:asciiTheme="minorHAnsi" w:hAnsiTheme="minorHAnsi" w:cstheme="minorHAnsi"/>
           <w:sz w:val="22"/>
           <w:szCs w:val="22"/>
         </w:rPr>
-        <w:t xml:space="preserve"> It’s not my world, I know its </w:t>
-      </w:r>
-      <w:proofErr w:type="gramStart"/>
+        <w:t>money</w:t>
+      </w:r>
+      <w:proofErr w:type="gramEnd"/>
       <w:r>
         <w:rPr>
           <w:rFonts w:asciiTheme="minorHAnsi" w:hAnsiTheme="minorHAnsi" w:cstheme="minorHAnsi"/>
           <w:sz w:val="22"/>
           <w:szCs w:val="22"/>
         </w:rPr>
-        <w:t>money</w:t>
-      </w:r>
-      <w:proofErr w:type="gramEnd"/>
-      <w:r>
+        <w:t xml:space="preserve"> but what does that mean?</w:t>
+      </w:r>
+    </w:p>
+    <w:p>
+      <w:pPr>
+        <w:pStyle w:val="PlainText"/>
+        <w:numPr>
+          <w:ilvl w:val="0"/>
+          <w:numId w:val="20"/>
+        </w:numPr>
         <w:rPr>
           <w:rFonts w:asciiTheme="minorHAnsi" w:hAnsiTheme="minorHAnsi" w:cstheme="minorHAnsi"/>
           <w:sz w:val="22"/>
           <w:szCs w:val="22"/>
         </w:rPr>
-        <w:t xml:space="preserve"> but what does that mean?</w:t>
-      </w:r>
-    </w:p>
-    <w:p>
-      <w:pPr>
-        <w:pStyle w:val="PlainText"/>
-        <w:numPr>
-          <w:ilvl w:val="0"/>
-          <w:numId w:val="20"/>
-        </w:numPr>
+      </w:pPr>
+      <w:r>
         <w:rPr>
           <w:rFonts w:asciiTheme="minorHAnsi" w:hAnsiTheme="minorHAnsi" w:cstheme="minorHAnsi"/>
           <w:sz w:val="22"/>
           <w:szCs w:val="22"/>
         </w:rPr>
-      </w:pPr>
+        <w:t xml:space="preserve">P15: </w:t>
+      </w:r>
       <w:r>
         <w:rPr>
           <w:rFonts w:asciiTheme="minorHAnsi" w:hAnsiTheme="minorHAnsi" w:cstheme="minorHAnsi"/>
           <w:sz w:val="22"/>
           <w:szCs w:val="22"/>
         </w:rPr>
-        <w:t xml:space="preserve">P15: </w:t>
+        <w:t>Keeping with my stra</w:t>
       </w:r>
       <w:r>
         <w:rPr>
@@ -3278,7 +3279,7 @@
           <w:sz w:val="22"/>
           <w:szCs w:val="22"/>
         </w:rPr>
-        <w:t>Keeping with my stra</w:t>
+        <w:t>tegy - ma</w:t>
       </w:r>
       <w:r>
         <w:rPr>
@@ -3286,71 +3287,107 @@
           <w:sz w:val="22"/>
           <w:szCs w:val="22"/>
         </w:rPr>
-        <w:t>tegy - ma</w:t>
-      </w:r>
-      <w:r>
+        <w:t>ybe s</w:t>
+      </w:r>
+      <w:r>
+        <w:rPr>
+          <w:rFonts w:asciiTheme="minorHAnsi" w:hAnsiTheme="minorHAnsi" w:cstheme="minorHAnsi"/>
+        </w:rPr>
+        <w:t>ome of my users would go for that</w:t>
+      </w:r>
+      <w:r>
+        <w:rPr>
+          <w:rFonts w:asciiTheme="minorHAnsi" w:hAnsiTheme="minorHAnsi" w:cstheme="minorHAnsi"/>
+        </w:rPr>
+        <w:t>, put 10k to sell for $300.</w:t>
+      </w:r>
+    </w:p>
+    <w:p>
+      <w:pPr>
+        <w:pStyle w:val="PlainText"/>
+        <w:numPr>
+          <w:ilvl w:val="0"/>
+          <w:numId w:val="20"/>
+        </w:numPr>
         <w:rPr>
           <w:rFonts w:asciiTheme="minorHAnsi" w:hAnsiTheme="minorHAnsi" w:cstheme="minorHAnsi"/>
           <w:sz w:val="22"/>
           <w:szCs w:val="22"/>
         </w:rPr>
-        <w:t>ybe s</w:t>
-      </w:r>
-      <w:r>
-        <w:rPr>
-          <w:rFonts w:asciiTheme="minorHAnsi" w:hAnsiTheme="minorHAnsi" w:cstheme="minorHAnsi"/>
-        </w:rPr>
-        <w:t>ome of my users would go for that</w:t>
-      </w:r>
-      <w:r>
-        <w:rPr>
-          <w:rFonts w:asciiTheme="minorHAnsi" w:hAnsiTheme="minorHAnsi" w:cstheme="minorHAnsi"/>
-        </w:rPr>
-        <w:t>, put 10k to sell for $300.</w:t>
-      </w:r>
-    </w:p>
-    <w:p>
-      <w:pPr>
-        <w:pStyle w:val="PlainText"/>
-        <w:numPr>
-          <w:ilvl w:val="0"/>
-          <w:numId w:val="20"/>
-        </w:numPr>
+      </w:pPr>
+      <w:r>
         <w:rPr>
           <w:rFonts w:asciiTheme="minorHAnsi" w:hAnsiTheme="minorHAnsi" w:cstheme="minorHAnsi"/>
           <w:sz w:val="22"/>
           <w:szCs w:val="22"/>
         </w:rPr>
-      </w:pPr>
-      <w:r>
+        <w:t>R: Want to factor in social inertia and ask for more?</w:t>
+      </w:r>
+    </w:p>
+    <w:p>
+      <w:pPr>
+        <w:pStyle w:val="PlainText"/>
+        <w:numPr>
+          <w:ilvl w:val="0"/>
+          <w:numId w:val="20"/>
+        </w:numPr>
         <w:rPr>
           <w:rFonts w:asciiTheme="minorHAnsi" w:hAnsiTheme="minorHAnsi" w:cstheme="minorHAnsi"/>
           <w:sz w:val="22"/>
           <w:szCs w:val="22"/>
         </w:rPr>
-        <w:t>R: Want to factor in social inertia and ask for more?</w:t>
-      </w:r>
-    </w:p>
-    <w:p>
-      <w:pPr>
-        <w:pStyle w:val="PlainText"/>
-        <w:numPr>
-          <w:ilvl w:val="0"/>
-          <w:numId w:val="20"/>
-        </w:numPr>
+      </w:pPr>
+      <w:r>
         <w:rPr>
           <w:rFonts w:asciiTheme="minorHAnsi" w:hAnsiTheme="minorHAnsi" w:cstheme="minorHAnsi"/>
           <w:sz w:val="22"/>
           <w:szCs w:val="22"/>
         </w:rPr>
-      </w:pPr>
-      <w:r>
+        <w:t>Bank: We already agreed on $300.</w:t>
+      </w:r>
+    </w:p>
+    <w:p>
+      <w:pPr>
+        <w:pStyle w:val="PlainText"/>
+        <w:numPr>
+          <w:ilvl w:val="0"/>
+          <w:numId w:val="20"/>
+        </w:numPr>
         <w:rPr>
           <w:rFonts w:asciiTheme="minorHAnsi" w:hAnsiTheme="minorHAnsi" w:cstheme="minorHAnsi"/>
           <w:sz w:val="22"/>
           <w:szCs w:val="22"/>
         </w:rPr>
-        <w:t>Bank: We already agreed on $300.</w:t>
+      </w:pPr>
+      <w:r>
+        <w:rPr>
+          <w:rFonts w:asciiTheme="minorHAnsi" w:hAnsiTheme="minorHAnsi" w:cstheme="minorHAnsi"/>
+        </w:rPr>
+        <w:t>P15:</w:t>
+      </w:r>
+      <w:r>
+        <w:rPr>
+          <w:rFonts w:asciiTheme="minorHAnsi" w:hAnsiTheme="minorHAnsi" w:cstheme="minorHAnsi"/>
+        </w:rPr>
+        <w:t xml:space="preserve"> </w:t>
+      </w:r>
+      <w:r>
+        <w:rPr>
+          <w:rFonts w:asciiTheme="minorHAnsi" w:hAnsiTheme="minorHAnsi" w:cstheme="minorHAnsi"/>
+        </w:rPr>
+        <w:t>It’s not a top priority but =m</w:t>
+      </w:r>
+      <w:r>
+        <w:rPr>
+          <w:rFonts w:asciiTheme="minorHAnsi" w:hAnsiTheme="minorHAnsi" w:cstheme="minorHAnsi"/>
+        </w:rPr>
+        <w:t>aybe some enterprising people would want to try that out</w:t>
+      </w:r>
+      <w:r>
+        <w:rPr>
+          <w:rFonts w:asciiTheme="minorHAnsi" w:hAnsiTheme="minorHAnsi" w:cstheme="minorHAnsi"/>
+        </w:rPr>
+        <w:t>.</w:t>
       </w:r>
     </w:p>
     <w:p>
@@ -3370,50 +3407,6 @@
         <w:rPr>
           <w:rFonts w:asciiTheme="minorHAnsi" w:hAnsiTheme="minorHAnsi" w:cstheme="minorHAnsi"/>
         </w:rPr>
-        <w:t>P15:</w:t>
-      </w:r>
-      <w:r>
-        <w:rPr>
-          <w:rFonts w:asciiTheme="minorHAnsi" w:hAnsiTheme="minorHAnsi" w:cstheme="minorHAnsi"/>
-        </w:rPr>
-        <w:t xml:space="preserve"> </w:t>
-      </w:r>
-      <w:r>
-        <w:rPr>
-          <w:rFonts w:asciiTheme="minorHAnsi" w:hAnsiTheme="minorHAnsi" w:cstheme="minorHAnsi"/>
-        </w:rPr>
-        <w:t>It’s not a top priority but =m</w:t>
-      </w:r>
-      <w:r>
-        <w:rPr>
-          <w:rFonts w:asciiTheme="minorHAnsi" w:hAnsiTheme="minorHAnsi" w:cstheme="minorHAnsi"/>
-        </w:rPr>
-        <w:t>aybe some enterprising people would want to try that out</w:t>
-      </w:r>
-      <w:r>
-        <w:rPr>
-          <w:rFonts w:asciiTheme="minorHAnsi" w:hAnsiTheme="minorHAnsi" w:cstheme="minorHAnsi"/>
-        </w:rPr>
-        <w:t>.</w:t>
-      </w:r>
-    </w:p>
-    <w:p>
-      <w:pPr>
-        <w:pStyle w:val="PlainText"/>
-        <w:numPr>
-          <w:ilvl w:val="0"/>
-          <w:numId w:val="20"/>
-        </w:numPr>
-        <w:rPr>
-          <w:rFonts w:asciiTheme="minorHAnsi" w:hAnsiTheme="minorHAnsi" w:cstheme="minorHAnsi"/>
-          <w:sz w:val="22"/>
-          <w:szCs w:val="22"/>
-        </w:rPr>
-      </w:pPr>
-      <w:r>
-        <w:rPr>
-          <w:rFonts w:asciiTheme="minorHAnsi" w:hAnsiTheme="minorHAnsi" w:cstheme="minorHAnsi"/>
-        </w:rPr>
         <w:t>S</w:t>
       </w:r>
       <w:r>
@@ -4278,11 +4271,11 @@
       <w:r>
         <w:t xml:space="preserve">. </w:t>
       </w:r>
+      <w:proofErr w:type="gramStart"/>
       <w:r>
         <w:t xml:space="preserve">and </w:t>
       </w:r>
       <w:proofErr w:type="spellStart"/>
-      <w:proofErr w:type="gramStart"/>
       <w:r>
         <w:t>its</w:t>
       </w:r>
@@ -4528,15 +4521,7 @@
         </w:numPr>
       </w:pPr>
       <w:r>
-        <w:t xml:space="preserve">R: </w:t>
-      </w:r>
-      <w:proofErr w:type="gramStart"/>
-      <w:r>
-        <w:t>Yes, but</w:t>
-      </w:r>
-      <w:proofErr w:type="gramEnd"/>
-      <w:r>
-        <w:t xml:space="preserve"> </w:t>
+        <w:t xml:space="preserve">R: Yes, but </w:t>
       </w:r>
       <w:proofErr w:type="gramStart"/>
       <w:r>
@@ -5553,6 +5538,12 @@
         <w:t>acft</w:t>
       </w:r>
       <w:proofErr w:type="spellEnd"/>
+      <w:r>
+        <w:rPr>
+          <w:rFonts w:cstheme="minorHAnsi"/>
+        </w:rPr>
+        <w:t>.</w:t>
+      </w:r>
     </w:p>
     <w:p>
       <w:pPr>
@@ -6110,13 +6101,9 @@
       <w:r>
         <w:t xml:space="preserve"> of this, so they might be figuring out this is a good </w:t>
       </w:r>
-      <w:proofErr w:type="spellStart"/>
-      <w:proofErr w:type="gramStart"/>
-      <w:r>
-        <w:t>price.vBut</w:t>
-      </w:r>
-      <w:proofErr w:type="spellEnd"/>
-      <w:proofErr w:type="gramEnd"/>
+      <w:r>
+        <w:t>price. But</w:t>
+      </w:r>
       <w:r>
         <w:t xml:space="preserve"> generally, farmers want to farm. If there's water available, especially since we had storage, and we have rights available that we can </w:t>
       </w:r>
@@ -7917,21 +7904,7 @@
         <w:rPr>
           <w:rFonts w:cstheme="minorHAnsi"/>
         </w:rPr>
-        <w:t xml:space="preserve"> </w:t>
-      </w:r>
-      <w:proofErr w:type="gramStart"/>
-      <w:r>
-        <w:rPr>
-          <w:rFonts w:cstheme="minorHAnsi"/>
-        </w:rPr>
-        <w:t>not, and</w:t>
-      </w:r>
-      <w:proofErr w:type="gramEnd"/>
-      <w:r>
-        <w:rPr>
-          <w:rFonts w:cstheme="minorHAnsi"/>
-        </w:rPr>
-        <w:t xml:space="preserve"> so making sure that like</w:t>
+        <w:t xml:space="preserve"> not, and so making sure that like</w:t>
       </w:r>
       <w:r>
         <w:rPr>
@@ -8273,14 +8246,15 @@
         <w:rPr>
           <w:rFonts w:cstheme="minorHAnsi"/>
         </w:rPr>
-        <w:t xml:space="preserve"> -</w:t>
-      </w:r>
-      <w:r>
-        <w:rPr>
-          <w:rFonts w:cstheme="minorHAnsi"/>
-        </w:rPr>
         <w:t xml:space="preserve"> </w:t>
       </w:r>
+      <w:proofErr w:type="gramStart"/>
+      <w:r>
+        <w:rPr>
+          <w:rFonts w:cstheme="minorHAnsi"/>
+        </w:rPr>
+        <w:t>-</w:t>
+      </w:r>
       <w:r>
         <w:rPr>
           <w:rFonts w:cstheme="minorHAnsi"/>
@@ -8291,16 +8265,29 @@
         <w:rPr>
           <w:rFonts w:cstheme="minorHAnsi"/>
         </w:rPr>
-        <w:t xml:space="preserve">In Dallas </w:t>
-      </w:r>
-      <w:proofErr w:type="spellStart"/>
-      <w:r>
-        <w:rPr>
-          <w:rFonts w:cstheme="minorHAnsi"/>
-        </w:rPr>
-        <w:t>Fortworth</w:t>
-      </w:r>
-      <w:proofErr w:type="spellEnd"/>
+        <w:t xml:space="preserve"> </w:t>
+      </w:r>
+      <w:r>
+        <w:rPr>
+          <w:rFonts w:cstheme="minorHAnsi"/>
+        </w:rPr>
+        <w:t>In</w:t>
+      </w:r>
+      <w:proofErr w:type="gramEnd"/>
+      <w:r>
+        <w:rPr>
+          <w:rFonts w:cstheme="minorHAnsi"/>
+        </w:rPr>
+        <w:t xml:space="preserve"> Dallas </w:t>
+      </w:r>
+      <w:proofErr w:type="gramStart"/>
+      <w:r>
+        <w:rPr>
+          <w:rFonts w:cstheme="minorHAnsi"/>
+        </w:rPr>
+        <w:t>Fort worth</w:t>
+      </w:r>
+      <w:proofErr w:type="gramEnd"/>
       <w:r>
         <w:rPr>
           <w:rFonts w:cstheme="minorHAnsi"/>
@@ -9243,34 +9230,16 @@
         <w:t>If we have too much stored in Bear Lake, then we can think about using some of that for nature like the areas that are drying up or groundwater. These things can come next if we have additional water. W</w:t>
       </w:r>
       <w:r>
-        <w:t xml:space="preserve">e </w:t>
-      </w:r>
-      <w:proofErr w:type="gramStart"/>
-      <w:r>
-        <w:t>have to</w:t>
-      </w:r>
-      <w:proofErr w:type="gramEnd"/>
-      <w:r>
-        <w:t xml:space="preserve"> set priorities</w:t>
+        <w:t>e have to set priorities</w:t>
       </w:r>
       <w:r>
         <w:t xml:space="preserve">, </w:t>
       </w:r>
-      <w:proofErr w:type="spellStart"/>
-      <w:r>
-        <w:t>fullfill</w:t>
-      </w:r>
-      <w:proofErr w:type="spellEnd"/>
-      <w:r>
-        <w:t xml:space="preserve"> </w:t>
-      </w:r>
-      <w:proofErr w:type="gramStart"/>
-      <w:r>
-        <w:t>first priority</w:t>
-      </w:r>
-      <w:proofErr w:type="gramEnd"/>
-      <w:r>
-        <w:t xml:space="preserve"> and then divide the rest for other uses.</w:t>
+      <w:r>
+        <w:t>fulfill</w:t>
+      </w:r>
+      <w:r>
+        <w:t xml:space="preserve"> first priority and then divide the rest for other uses.</w:t>
       </w:r>
       <w:r>
         <w:t xml:space="preserve"> </w:t>
